--- a/Lab1_distr_data_stor_sys/Lab1_distr_data_stor_sys.docx
+++ b/Lab1_distr_data_stor_sys/Lab1_distr_data_stor_sys.docx
@@ -649,7 +649,7 @@
             </w:rPr>
             <w:fldChar w:fldCharType="separate"/>
           </w:r>
-          <w:hyperlink w:anchor="_Toc225089317" w:history="1">
+          <w:hyperlink w:anchor="_Toc227570556" w:history="1">
             <w:r>
               <w:rPr>
                 <w:rStyle w:val="affff4"/>
@@ -676,7 +676,7 @@
                 <w:noProof/>
                 <w:webHidden/>
               </w:rPr>
-              <w:instrText xml:space="preserve"> PAGEREF _Toc225089317 \h </w:instrText>
+              <w:instrText xml:space="preserve"> PAGEREF _Toc227570556 \h </w:instrText>
             </w:r>
             <w:r>
               <w:rPr>
@@ -721,7 +721,7 @@
               <w:lang w:eastAsia="ru-RU"/>
             </w:rPr>
           </w:pPr>
-          <w:hyperlink w:anchor="_Toc225089318" w:history="1">
+          <w:hyperlink w:anchor="_Toc227570557" w:history="1">
             <w:r>
               <w:rPr>
                 <w:rStyle w:val="affff4"/>
@@ -748,7 +748,7 @@
                 <w:noProof/>
                 <w:webHidden/>
               </w:rPr>
-              <w:instrText xml:space="preserve"> PAGEREF _Toc225089318 \h </w:instrText>
+              <w:instrText xml:space="preserve"> PAGEREF _Toc227570557 \h </w:instrText>
             </w:r>
             <w:r>
               <w:rPr>
@@ -793,7 +793,7 @@
               <w:lang w:eastAsia="ru-RU"/>
             </w:rPr>
           </w:pPr>
-          <w:hyperlink w:anchor="_Toc225089319" w:history="1">
+          <w:hyperlink w:anchor="_Toc227570558" w:history="1">
             <w:r>
               <w:rPr>
                 <w:rStyle w:val="affff4"/>
@@ -820,7 +820,7 @@
                 <w:noProof/>
                 <w:webHidden/>
               </w:rPr>
-              <w:instrText xml:space="preserve"> PAGEREF _Toc225089319 \h </w:instrText>
+              <w:instrText xml:space="preserve"> PAGEREF _Toc227570558 \h </w:instrText>
             </w:r>
             <w:r>
               <w:rPr>
@@ -865,7 +865,7 @@
               <w:lang w:eastAsia="ru-RU"/>
             </w:rPr>
           </w:pPr>
-          <w:hyperlink w:anchor="_Toc225089320" w:history="1">
+          <w:hyperlink w:anchor="_Toc227570559" w:history="1">
             <w:r>
               <w:rPr>
                 <w:rStyle w:val="affff4"/>
@@ -892,7 +892,7 @@
                 <w:noProof/>
                 <w:webHidden/>
               </w:rPr>
-              <w:instrText xml:space="preserve"> PAGEREF _Toc225089320 \h </w:instrText>
+              <w:instrText xml:space="preserve"> PAGEREF _Toc227570559 \h </w:instrText>
             </w:r>
             <w:r>
               <w:rPr>
@@ -937,7 +937,7 @@
               <w:lang w:eastAsia="ru-RU"/>
             </w:rPr>
           </w:pPr>
-          <w:hyperlink w:anchor="_Toc225089321" w:history="1">
+          <w:hyperlink w:anchor="_Toc227570560" w:history="1">
             <w:r>
               <w:rPr>
                 <w:rStyle w:val="affff4"/>
@@ -964,7 +964,7 @@
                 <w:noProof/>
                 <w:webHidden/>
               </w:rPr>
-              <w:instrText xml:space="preserve"> PAGEREF _Toc225089321 \h </w:instrText>
+              <w:instrText xml:space="preserve"> PAGEREF _Toc227570560 \h </w:instrText>
             </w:r>
             <w:r>
               <w:rPr>
@@ -984,7 +984,7 @@
                 <w:noProof/>
                 <w:webHidden/>
               </w:rPr>
-              <w:t>9</w:t>
+              <w:t>10</w:t>
             </w:r>
             <w:r>
               <w:rPr>
@@ -1255,7 +1255,7 @@
           <w:color w:val="000000" w:themeColor="text1"/>
         </w:rPr>
       </w:pPr>
-      <w:bookmarkStart w:id="0" w:name="_Toc225089317"/>
+      <w:bookmarkStart w:id="0" w:name="_Toc227570556"/>
       <w:r>
         <w:rPr>
           <w:color w:val="000000" w:themeColor="text1"/>
@@ -2192,7 +2192,7 @@
           <w:color w:val="000000" w:themeColor="text1"/>
         </w:rPr>
       </w:pPr>
-      <w:bookmarkStart w:id="1" w:name="_Toc225089318"/>
+      <w:bookmarkStart w:id="1" w:name="_Toc227570557"/>
       <w:r>
         <w:rPr>
           <w:color w:val="000000" w:themeColor="text1"/>
@@ -2255,7 +2255,25 @@
           <w:sz w:val="20"/>
           <w:szCs w:val="20"/>
         </w:rPr>
-        <w:t xml:space="preserve">111 ~]$ </w:t>
+        <w:t xml:space="preserve">111 </w:t>
+      </w:r>
+      <w:proofErr w:type="gramStart"/>
+      <w:r>
+        <w:rPr>
+          <w:rFonts w:ascii="Consolas" w:hAnsi="Consolas" w:cs="Times New Roman"/>
+          <w:sz w:val="20"/>
+          <w:szCs w:val="20"/>
+        </w:rPr>
+        <w:t>~]$</w:t>
+      </w:r>
+      <w:proofErr w:type="gramEnd"/>
+      <w:r>
+        <w:rPr>
+          <w:rFonts w:ascii="Consolas" w:hAnsi="Consolas" w:cs="Times New Roman"/>
+          <w:sz w:val="20"/>
+          <w:szCs w:val="20"/>
+        </w:rPr>
+        <w:t xml:space="preserve"> </w:t>
       </w:r>
       <w:r>
         <w:rPr>
@@ -2391,7 +2409,25 @@
           <w:sz w:val="20"/>
           <w:szCs w:val="20"/>
         </w:rPr>
-        <w:t xml:space="preserve">111 ~]$ </w:t>
+        <w:t xml:space="preserve">111 </w:t>
+      </w:r>
+      <w:proofErr w:type="gramStart"/>
+      <w:r>
+        <w:rPr>
+          <w:rFonts w:ascii="Consolas" w:hAnsi="Consolas" w:cs="Times New Roman"/>
+          <w:sz w:val="20"/>
+          <w:szCs w:val="20"/>
+        </w:rPr>
+        <w:t>~]$</w:t>
+      </w:r>
+      <w:proofErr w:type="gramEnd"/>
+      <w:r>
+        <w:rPr>
+          <w:rFonts w:ascii="Consolas" w:hAnsi="Consolas" w:cs="Times New Roman"/>
+          <w:sz w:val="20"/>
+          <w:szCs w:val="20"/>
+        </w:rPr>
+        <w:t xml:space="preserve"> </w:t>
       </w:r>
       <w:r>
         <w:rPr>
@@ -2505,7 +2541,27 @@
           <w:szCs w:val="20"/>
           <w:lang w:val="en-US"/>
         </w:rPr>
-        <w:t xml:space="preserve">[postgres3@pg111 ~]$ </w:t>
+        <w:t xml:space="preserve">[postgres3@pg111 </w:t>
+      </w:r>
+      <w:proofErr w:type="gramStart"/>
+      <w:r>
+        <w:rPr>
+          <w:rFonts w:ascii="Consolas" w:hAnsi="Consolas" w:cs="Times New Roman"/>
+          <w:sz w:val="20"/>
+          <w:szCs w:val="20"/>
+          <w:lang w:val="en-US"/>
+        </w:rPr>
+        <w:t>~]$</w:t>
+      </w:r>
+      <w:proofErr w:type="gramEnd"/>
+      <w:r>
+        <w:rPr>
+          <w:rFonts w:ascii="Consolas" w:hAnsi="Consolas" w:cs="Times New Roman"/>
+          <w:sz w:val="20"/>
+          <w:szCs w:val="20"/>
+          <w:lang w:val="en-US"/>
+        </w:rPr>
+        <w:t xml:space="preserve"> </w:t>
       </w:r>
       <w:proofErr w:type="spellStart"/>
       <w:r>
@@ -2594,7 +2650,27 @@
           <w:szCs w:val="20"/>
           <w:lang w:val="en-US"/>
         </w:rPr>
-        <w:t>[postgres3@pg111 ~]$ ls -</w:t>
+        <w:t xml:space="preserve">[postgres3@pg111 </w:t>
+      </w:r>
+      <w:proofErr w:type="gramStart"/>
+      <w:r>
+        <w:rPr>
+          <w:rFonts w:ascii="Consolas" w:hAnsi="Consolas" w:cs="Times New Roman"/>
+          <w:sz w:val="20"/>
+          <w:szCs w:val="20"/>
+          <w:lang w:val="en-US"/>
+        </w:rPr>
+        <w:t>~]$</w:t>
+      </w:r>
+      <w:proofErr w:type="gramEnd"/>
+      <w:r>
+        <w:rPr>
+          <w:rFonts w:ascii="Consolas" w:hAnsi="Consolas" w:cs="Times New Roman"/>
+          <w:sz w:val="20"/>
+          <w:szCs w:val="20"/>
+          <w:lang w:val="en-US"/>
+        </w:rPr>
+        <w:t xml:space="preserve"> ls -</w:t>
       </w:r>
       <w:proofErr w:type="spellStart"/>
       <w:r>
@@ -2729,7 +2805,7 @@
           <w:color w:val="000000" w:themeColor="text1"/>
         </w:rPr>
       </w:pPr>
-      <w:bookmarkStart w:id="2" w:name="_Toc225089319"/>
+      <w:bookmarkStart w:id="2" w:name="_Toc227570558"/>
       <w:r>
         <w:rPr>
           <w:color w:val="000000" w:themeColor="text1"/>
@@ -2810,7 +2886,25 @@
           <w:sz w:val="20"/>
           <w:szCs w:val="20"/>
         </w:rPr>
-        <w:t xml:space="preserve">111 ~]$ </w:t>
+        <w:t xml:space="preserve">111 </w:t>
+      </w:r>
+      <w:proofErr w:type="gramStart"/>
+      <w:r>
+        <w:rPr>
+          <w:rFonts w:ascii="Consolas" w:hAnsi="Consolas" w:cs="Times New Roman"/>
+          <w:sz w:val="20"/>
+          <w:szCs w:val="20"/>
+        </w:rPr>
+        <w:t>~]$</w:t>
+      </w:r>
+      <w:proofErr w:type="gramEnd"/>
+      <w:r>
+        <w:rPr>
+          <w:rFonts w:ascii="Consolas" w:hAnsi="Consolas" w:cs="Times New Roman"/>
+          <w:sz w:val="20"/>
+          <w:szCs w:val="20"/>
+        </w:rPr>
+        <w:t xml:space="preserve"> </w:t>
       </w:r>
       <w:r>
         <w:rPr>
@@ -2980,6 +3074,7 @@
         </w:rPr>
         <w:t>_</w:t>
       </w:r>
+      <w:proofErr w:type="gramStart"/>
       <w:r>
         <w:rPr>
           <w:rFonts w:ascii="Consolas" w:hAnsi="Consolas" w:cs="Times New Roman"/>
@@ -3006,6 +3101,7 @@
         </w:rPr>
         <w:t>CP</w:t>
       </w:r>
+      <w:proofErr w:type="gramEnd"/>
       <w:r>
         <w:rPr>
           <w:rFonts w:ascii="Consolas" w:hAnsi="Consolas" w:cs="Times New Roman"/>
@@ -3131,7 +3227,27 @@
           <w:szCs w:val="20"/>
           <w:lang w:val="en-US"/>
         </w:rPr>
-        <w:t>ru_RU.CP866</w:t>
+        <w:t>ru_</w:t>
+      </w:r>
+      <w:proofErr w:type="gramStart"/>
+      <w:r>
+        <w:rPr>
+          <w:rFonts w:ascii="Consolas" w:hAnsi="Consolas" w:cs="Times New Roman"/>
+          <w:sz w:val="20"/>
+          <w:szCs w:val="20"/>
+          <w:lang w:val="en-US"/>
+        </w:rPr>
+        <w:t>RU.CP</w:t>
+      </w:r>
+      <w:proofErr w:type="gramEnd"/>
+      <w:r>
+        <w:rPr>
+          <w:rFonts w:ascii="Consolas" w:hAnsi="Consolas" w:cs="Times New Roman"/>
+          <w:sz w:val="20"/>
+          <w:szCs w:val="20"/>
+          <w:lang w:val="en-US"/>
+        </w:rPr>
+        <w:t>866</w:t>
       </w:r>
     </w:p>
     <w:p>
@@ -3173,7 +3289,27 @@
           <w:szCs w:val="20"/>
           <w:lang w:val="en-US"/>
         </w:rPr>
-        <w:t>ru_RU.KOI8-R</w:t>
+        <w:t>ru_</w:t>
+      </w:r>
+      <w:proofErr w:type="gramStart"/>
+      <w:r>
+        <w:rPr>
+          <w:rFonts w:ascii="Consolas" w:hAnsi="Consolas" w:cs="Times New Roman"/>
+          <w:sz w:val="20"/>
+          <w:szCs w:val="20"/>
+          <w:lang w:val="en-US"/>
+        </w:rPr>
+        <w:t>RU.KOI</w:t>
+      </w:r>
+      <w:proofErr w:type="gramEnd"/>
+      <w:r>
+        <w:rPr>
+          <w:rFonts w:ascii="Consolas" w:hAnsi="Consolas" w:cs="Times New Roman"/>
+          <w:sz w:val="20"/>
+          <w:szCs w:val="20"/>
+          <w:lang w:val="en-US"/>
+        </w:rPr>
+        <w:t>8-R</w:t>
       </w:r>
     </w:p>
     <w:p>
@@ -3275,7 +3411,25 @@
           <w:sz w:val="20"/>
           <w:szCs w:val="20"/>
         </w:rPr>
-        <w:t xml:space="preserve">111 ~]$ </w:t>
+        <w:t xml:space="preserve">111 </w:t>
+      </w:r>
+      <w:proofErr w:type="gramStart"/>
+      <w:r>
+        <w:rPr>
+          <w:rFonts w:ascii="Consolas" w:hAnsi="Consolas" w:cs="Times New Roman"/>
+          <w:sz w:val="20"/>
+          <w:szCs w:val="20"/>
+        </w:rPr>
+        <w:t>~]$</w:t>
+      </w:r>
+      <w:proofErr w:type="gramEnd"/>
+      <w:r>
+        <w:rPr>
+          <w:rFonts w:ascii="Consolas" w:hAnsi="Consolas" w:cs="Times New Roman"/>
+          <w:sz w:val="20"/>
+          <w:szCs w:val="20"/>
+        </w:rPr>
+        <w:t xml:space="preserve"> </w:t>
       </w:r>
       <w:proofErr w:type="spellStart"/>
       <w:r>
@@ -4796,7 +4950,7 @@
           <w:color w:val="000000" w:themeColor="text1"/>
         </w:rPr>
       </w:pPr>
-      <w:bookmarkStart w:id="3" w:name="_Toc225089320"/>
+      <w:bookmarkStart w:id="3" w:name="_Toc227570559"/>
       <w:r>
         <w:rPr>
           <w:color w:val="000000" w:themeColor="text1"/>
@@ -4830,7 +4984,27 @@
           <w:szCs w:val="20"/>
           <w:lang w:val="en-US"/>
         </w:rPr>
-        <w:t>[postgres3@pg111 ~]$ cat &gt;&gt; "$PGDATA/</w:t>
+        <w:t xml:space="preserve">[postgres3@pg111 </w:t>
+      </w:r>
+      <w:proofErr w:type="gramStart"/>
+      <w:r>
+        <w:rPr>
+          <w:rFonts w:ascii="Consolas" w:hAnsi="Consolas" w:cs="Times New Roman"/>
+          <w:sz w:val="20"/>
+          <w:szCs w:val="20"/>
+          <w:lang w:val="en-US"/>
+        </w:rPr>
+        <w:t>~]$</w:t>
+      </w:r>
+      <w:proofErr w:type="gramEnd"/>
+      <w:r>
+        <w:rPr>
+          <w:rFonts w:ascii="Consolas" w:hAnsi="Consolas" w:cs="Times New Roman"/>
+          <w:sz w:val="20"/>
+          <w:szCs w:val="20"/>
+          <w:lang w:val="en-US"/>
+        </w:rPr>
+        <w:t xml:space="preserve"> cat &gt;&gt; "$PGDATA/</w:t>
       </w:r>
       <w:proofErr w:type="spellStart"/>
       <w:r>
@@ -6380,19 +6554,18 @@
           <w:rFonts w:ascii="Consolas" w:hAnsi="Consolas" w:cs="Times New Roman"/>
           <w:sz w:val="20"/>
           <w:szCs w:val="20"/>
-          <w:lang w:val="en-US"/>
-        </w:rPr>
-      </w:pPr>
-      <w:r>
-        <w:rPr>
-          <w:rFonts w:ascii="Consolas" w:hAnsi="Consolas" w:cs="Times New Roman"/>
-          <w:sz w:val="20"/>
-          <w:szCs w:val="20"/>
-          <w:lang w:val="en-US"/>
+        </w:rPr>
+      </w:pPr>
+      <w:r>
+        <w:rPr>
+          <w:rFonts w:ascii="Consolas" w:hAnsi="Consolas" w:cs="Times New Roman"/>
+          <w:sz w:val="20"/>
+          <w:szCs w:val="20"/>
         </w:rPr>
         <w:lastRenderedPageBreak/>
         <w:t>[</w:t>
       </w:r>
+      <w:proofErr w:type="spellStart"/>
       <w:r>
         <w:rPr>
           <w:rFonts w:ascii="Consolas" w:hAnsi="Consolas" w:cs="Times New Roman"/>
@@ -6402,15 +6575,16 @@
         </w:rPr>
         <w:t>postgres</w:t>
       </w:r>
-      <w:r>
-        <w:rPr>
-          <w:rFonts w:ascii="Consolas" w:hAnsi="Consolas" w:cs="Times New Roman"/>
-          <w:sz w:val="20"/>
-          <w:szCs w:val="20"/>
-          <w:lang w:val="en-US"/>
+      <w:proofErr w:type="spellEnd"/>
+      <w:r>
+        <w:rPr>
+          <w:rFonts w:ascii="Consolas" w:hAnsi="Consolas" w:cs="Times New Roman"/>
+          <w:sz w:val="20"/>
+          <w:szCs w:val="20"/>
         </w:rPr>
         <w:t>3@</w:t>
       </w:r>
+      <w:proofErr w:type="spellStart"/>
       <w:r>
         <w:rPr>
           <w:rFonts w:ascii="Consolas" w:hAnsi="Consolas" w:cs="Times New Roman"/>
@@ -6420,15 +6594,34 @@
         </w:rPr>
         <w:t>pg</w:t>
       </w:r>
-      <w:r>
-        <w:rPr>
-          <w:rFonts w:ascii="Consolas" w:hAnsi="Consolas" w:cs="Times New Roman"/>
-          <w:sz w:val="20"/>
-          <w:szCs w:val="20"/>
-          <w:lang w:val="en-US"/>
-        </w:rPr>
-        <w:t xml:space="preserve">111 ~]$ </w:t>
-      </w:r>
+      <w:proofErr w:type="spellEnd"/>
+      <w:r>
+        <w:rPr>
+          <w:rFonts w:ascii="Consolas" w:hAnsi="Consolas" w:cs="Times New Roman"/>
+          <w:sz w:val="20"/>
+          <w:szCs w:val="20"/>
+        </w:rPr>
+        <w:t xml:space="preserve">111 </w:t>
+      </w:r>
+      <w:proofErr w:type="gramStart"/>
+      <w:r>
+        <w:rPr>
+          <w:rFonts w:ascii="Consolas" w:hAnsi="Consolas" w:cs="Times New Roman"/>
+          <w:sz w:val="20"/>
+          <w:szCs w:val="20"/>
+        </w:rPr>
+        <w:t>~]$</w:t>
+      </w:r>
+      <w:proofErr w:type="gramEnd"/>
+      <w:r>
+        <w:rPr>
+          <w:rFonts w:ascii="Consolas" w:hAnsi="Consolas" w:cs="Times New Roman"/>
+          <w:sz w:val="20"/>
+          <w:szCs w:val="20"/>
+        </w:rPr>
+        <w:t xml:space="preserve"> </w:t>
+      </w:r>
+      <w:proofErr w:type="gramStart"/>
       <w:r>
         <w:rPr>
           <w:rFonts w:ascii="Consolas" w:hAnsi="Consolas" w:cs="Times New Roman"/>
@@ -6443,9 +6636,17 @@
           <w:rFonts w:ascii="Consolas" w:hAnsi="Consolas" w:cs="Times New Roman"/>
           <w:sz w:val="20"/>
           <w:szCs w:val="20"/>
-          <w:lang w:val="en-US"/>
-        </w:rPr>
-        <w:t xml:space="preserve"> &gt; "$</w:t>
+        </w:rPr>
+        <w:t xml:space="preserve"> &gt;</w:t>
+      </w:r>
+      <w:proofErr w:type="gramEnd"/>
+      <w:r>
+        <w:rPr>
+          <w:rFonts w:ascii="Consolas" w:hAnsi="Consolas" w:cs="Times New Roman"/>
+          <w:sz w:val="20"/>
+          <w:szCs w:val="20"/>
+        </w:rPr>
+        <w:t xml:space="preserve"> "$</w:t>
       </w:r>
       <w:r>
         <w:rPr>
@@ -6461,7 +6662,6 @@
           <w:rFonts w:ascii="Consolas" w:hAnsi="Consolas" w:cs="Times New Roman"/>
           <w:sz w:val="20"/>
           <w:szCs w:val="20"/>
-          <w:lang w:val="en-US"/>
         </w:rPr>
         <w:t>/</w:t>
       </w:r>
@@ -6475,15 +6675,16 @@
         </w:rPr>
         <w:t>pg</w:t>
       </w:r>
-      <w:r>
-        <w:rPr>
-          <w:rFonts w:ascii="Consolas" w:hAnsi="Consolas" w:cs="Times New Roman"/>
-          <w:sz w:val="20"/>
-          <w:szCs w:val="20"/>
-          <w:lang w:val="en-US"/>
+      <w:proofErr w:type="spellEnd"/>
+      <w:r>
+        <w:rPr>
+          <w:rFonts w:ascii="Consolas" w:hAnsi="Consolas" w:cs="Times New Roman"/>
+          <w:sz w:val="20"/>
+          <w:szCs w:val="20"/>
         </w:rPr>
         <w:t>_</w:t>
       </w:r>
+      <w:proofErr w:type="spellStart"/>
       <w:r>
         <w:rPr>
           <w:rFonts w:ascii="Consolas" w:hAnsi="Consolas" w:cs="Times New Roman"/>
@@ -6493,12 +6694,12 @@
         </w:rPr>
         <w:t>hba</w:t>
       </w:r>
-      <w:r>
-        <w:rPr>
-          <w:rFonts w:ascii="Consolas" w:hAnsi="Consolas" w:cs="Times New Roman"/>
-          <w:sz w:val="20"/>
-          <w:szCs w:val="20"/>
-          <w:lang w:val="en-US"/>
+      <w:proofErr w:type="spellEnd"/>
+      <w:r>
+        <w:rPr>
+          <w:rFonts w:ascii="Consolas" w:hAnsi="Consolas" w:cs="Times New Roman"/>
+          <w:sz w:val="20"/>
+          <w:szCs w:val="20"/>
         </w:rPr>
         <w:t>.</w:t>
       </w:r>
@@ -6511,13 +6712,11 @@
         </w:rPr>
         <w:t>conf</w:t>
       </w:r>
-      <w:proofErr w:type="spellEnd"/>
-      <w:r>
-        <w:rPr>
-          <w:rFonts w:ascii="Consolas" w:hAnsi="Consolas" w:cs="Times New Roman"/>
-          <w:sz w:val="20"/>
-          <w:szCs w:val="20"/>
-          <w:lang w:val="en-US"/>
+      <w:r>
+        <w:rPr>
+          <w:rFonts w:ascii="Consolas" w:hAnsi="Consolas" w:cs="Times New Roman"/>
+          <w:sz w:val="20"/>
+          <w:szCs w:val="20"/>
         </w:rPr>
         <w:t>" &lt;&lt;'</w:t>
       </w:r>
@@ -6535,7 +6734,6 @@
           <w:rFonts w:ascii="Consolas" w:hAnsi="Consolas" w:cs="Times New Roman"/>
           <w:sz w:val="20"/>
           <w:szCs w:val="20"/>
-          <w:lang w:val="en-US"/>
         </w:rPr>
         <w:t>'</w:t>
       </w:r>
@@ -6558,7 +6756,27 @@
           <w:szCs w:val="20"/>
           <w:lang w:val="en-US"/>
         </w:rPr>
-        <w:t># TYPE  DATABASE        USER            ADDRESS                 METHOD</w:t>
+        <w:t xml:space="preserve"># </w:t>
+      </w:r>
+      <w:proofErr w:type="gramStart"/>
+      <w:r>
+        <w:rPr>
+          <w:rFonts w:ascii="Consolas" w:hAnsi="Consolas" w:cs="Times New Roman"/>
+          <w:sz w:val="20"/>
+          <w:szCs w:val="20"/>
+          <w:lang w:val="en-US"/>
+        </w:rPr>
+        <w:t>TYPE  DATABASE</w:t>
+      </w:r>
+      <w:proofErr w:type="gramEnd"/>
+      <w:r>
+        <w:rPr>
+          <w:rFonts w:ascii="Consolas" w:hAnsi="Consolas" w:cs="Times New Roman"/>
+          <w:sz w:val="20"/>
+          <w:szCs w:val="20"/>
+          <w:lang w:val="en-US"/>
+        </w:rPr>
+        <w:t xml:space="preserve">        USER            ADDRESS                 METHOD</w:t>
       </w:r>
     </w:p>
     <w:p>
@@ -6605,14 +6823,25 @@
           <w:lang w:val="en-US"/>
         </w:rPr>
       </w:pPr>
-      <w:r>
-        <w:rPr>
-          <w:rFonts w:ascii="Consolas" w:hAnsi="Consolas" w:cs="Times New Roman"/>
-          <w:sz w:val="20"/>
-          <w:szCs w:val="20"/>
-          <w:lang w:val="en-US"/>
-        </w:rPr>
-        <w:t xml:space="preserve">local   all             </w:t>
+      <w:proofErr w:type="gramStart"/>
+      <w:r>
+        <w:rPr>
+          <w:rFonts w:ascii="Consolas" w:hAnsi="Consolas" w:cs="Times New Roman"/>
+          <w:sz w:val="20"/>
+          <w:szCs w:val="20"/>
+          <w:lang w:val="en-US"/>
+        </w:rPr>
+        <w:t xml:space="preserve">local  </w:t>
+      </w:r>
+      <w:proofErr w:type="gramEnd"/>
+      <w:r>
+        <w:rPr>
+          <w:rFonts w:ascii="Consolas" w:hAnsi="Consolas" w:cs="Times New Roman"/>
+          <w:sz w:val="20"/>
+          <w:szCs w:val="20"/>
+          <w:lang w:val="en-US"/>
+        </w:rPr>
+        <w:t xml:space="preserve"> all             </w:t>
       </w:r>
       <w:proofErr w:type="spellStart"/>
       <w:r>
@@ -6632,8 +6861,19 @@
           <w:szCs w:val="20"/>
           <w:lang w:val="en-US"/>
         </w:rPr>
-        <w:t xml:space="preserve">                                     peer</w:t>
-      </w:r>
+        <w:t xml:space="preserve"> </w:t>
+      </w:r>
+      <w:proofErr w:type="gramStart"/>
+      <w:r>
+        <w:rPr>
+          <w:rFonts w:ascii="Consolas" w:hAnsi="Consolas" w:cs="Times New Roman"/>
+          <w:sz w:val="20"/>
+          <w:szCs w:val="20"/>
+          <w:lang w:val="en-US"/>
+        </w:rPr>
+        <w:t xml:space="preserve">                                    peer</w:t>
+      </w:r>
+      <w:proofErr w:type="gramEnd"/>
     </w:p>
     <w:p>
       <w:pPr>
@@ -6747,7 +6987,27 @@
           <w:szCs w:val="20"/>
           <w:lang w:val="en-US"/>
         </w:rPr>
-        <w:t xml:space="preserve">             ::1/128                 ident</w:t>
+        <w:t xml:space="preserve">           </w:t>
+      </w:r>
+      <w:proofErr w:type="gramStart"/>
+      <w:r>
+        <w:rPr>
+          <w:rFonts w:ascii="Consolas" w:hAnsi="Consolas" w:cs="Times New Roman"/>
+          <w:sz w:val="20"/>
+          <w:szCs w:val="20"/>
+          <w:lang w:val="en-US"/>
+        </w:rPr>
+        <w:t xml:space="preserve">  :</w:t>
+      </w:r>
+      <w:proofErr w:type="gramEnd"/>
+      <w:r>
+        <w:rPr>
+          <w:rFonts w:ascii="Consolas" w:hAnsi="Consolas" w:cs="Times New Roman"/>
+          <w:sz w:val="20"/>
+          <w:szCs w:val="20"/>
+          <w:lang w:val="en-US"/>
+        </w:rPr>
+        <w:t>:1/128                 ident</w:t>
       </w:r>
     </w:p>
     <w:p>
@@ -6801,7 +7061,27 @@
           <w:szCs w:val="20"/>
           <w:lang w:val="en-US"/>
         </w:rPr>
-        <w:t xml:space="preserve">[postgres3@pg111 ~]$ </w:t>
+        <w:t xml:space="preserve">[postgres3@pg111 </w:t>
+      </w:r>
+      <w:proofErr w:type="gramStart"/>
+      <w:r>
+        <w:rPr>
+          <w:rFonts w:ascii="Consolas" w:hAnsi="Consolas" w:cs="Times New Roman"/>
+          <w:sz w:val="20"/>
+          <w:szCs w:val="20"/>
+          <w:lang w:val="en-US"/>
+        </w:rPr>
+        <w:t>~]$</w:t>
+      </w:r>
+      <w:proofErr w:type="gramEnd"/>
+      <w:r>
+        <w:rPr>
+          <w:rFonts w:ascii="Consolas" w:hAnsi="Consolas" w:cs="Times New Roman"/>
+          <w:sz w:val="20"/>
+          <w:szCs w:val="20"/>
+          <w:lang w:val="en-US"/>
+        </w:rPr>
+        <w:t xml:space="preserve"> </w:t>
       </w:r>
       <w:proofErr w:type="spellStart"/>
       <w:r>
@@ -6840,7 +7120,25 @@
           <w:sz w:val="20"/>
           <w:szCs w:val="20"/>
         </w:rPr>
-        <w:t xml:space="preserve">ожидание запуска сервера....2026-04-13 19:24:21.463 </w:t>
+        <w:t xml:space="preserve">ожидание запуска </w:t>
+      </w:r>
+      <w:proofErr w:type="gramStart"/>
+      <w:r>
+        <w:rPr>
+          <w:rFonts w:ascii="Consolas" w:hAnsi="Consolas" w:cs="Times New Roman"/>
+          <w:sz w:val="20"/>
+          <w:szCs w:val="20"/>
+        </w:rPr>
+        <w:t>сервера....</w:t>
+      </w:r>
+      <w:proofErr w:type="gramEnd"/>
+      <w:r>
+        <w:rPr>
+          <w:rFonts w:ascii="Consolas" w:hAnsi="Consolas" w:cs="Times New Roman"/>
+          <w:sz w:val="20"/>
+          <w:szCs w:val="20"/>
+        </w:rPr>
+        <w:t xml:space="preserve">2026-04-13 19:24:21.463 </w:t>
       </w:r>
       <w:r>
         <w:rPr>
@@ -6857,7 +7155,25 @@
           <w:sz w:val="20"/>
           <w:szCs w:val="20"/>
         </w:rPr>
-        <w:t xml:space="preserve"> [90991] СООБЩЕНИЕ:  передача вывода в протокол процессу сбора протоколов</w:t>
+        <w:t xml:space="preserve"> [90991] </w:t>
+      </w:r>
+      <w:proofErr w:type="gramStart"/>
+      <w:r>
+        <w:rPr>
+          <w:rFonts w:ascii="Consolas" w:hAnsi="Consolas" w:cs="Times New Roman"/>
+          <w:sz w:val="20"/>
+          <w:szCs w:val="20"/>
+        </w:rPr>
+        <w:t>СООБЩЕНИЕ:  передача</w:t>
+      </w:r>
+      <w:proofErr w:type="gramEnd"/>
+      <w:r>
+        <w:rPr>
+          <w:rFonts w:ascii="Consolas" w:hAnsi="Consolas" w:cs="Times New Roman"/>
+          <w:sz w:val="20"/>
+          <w:szCs w:val="20"/>
+        </w:rPr>
+        <w:t xml:space="preserve"> вывода в протокол процессу сбора протоколов</w:t>
       </w:r>
     </w:p>
     <w:p>
@@ -6893,7 +7209,25 @@
           <w:sz w:val="20"/>
           <w:szCs w:val="20"/>
         </w:rPr>
-        <w:t xml:space="preserve"> [90991] ПОДСКАЗКА:  В дальнейшем протоколы будут выводиться в каталог "</w:t>
+        <w:t xml:space="preserve"> [90991] </w:t>
+      </w:r>
+      <w:proofErr w:type="gramStart"/>
+      <w:r>
+        <w:rPr>
+          <w:rFonts w:ascii="Consolas" w:hAnsi="Consolas" w:cs="Times New Roman"/>
+          <w:sz w:val="20"/>
+          <w:szCs w:val="20"/>
+        </w:rPr>
+        <w:t>ПОДСКАЗКА:  В</w:t>
+      </w:r>
+      <w:proofErr w:type="gramEnd"/>
+      <w:r>
+        <w:rPr>
+          <w:rFonts w:ascii="Consolas" w:hAnsi="Consolas" w:cs="Times New Roman"/>
+          <w:sz w:val="20"/>
+          <w:szCs w:val="20"/>
+        </w:rPr>
+        <w:t xml:space="preserve"> дальнейшем протоколы будут выводиться в каталог "</w:t>
       </w:r>
       <w:r>
         <w:rPr>
@@ -6921,7 +7255,6 @@
           <w:rFonts w:ascii="Consolas" w:hAnsi="Consolas" w:cs="Times New Roman"/>
           <w:sz w:val="20"/>
           <w:szCs w:val="20"/>
-          <w:lang w:val="en-US"/>
         </w:rPr>
       </w:pPr>
       <w:r>
@@ -6932,46 +7265,116 @@
         </w:rPr>
         <w:t xml:space="preserve"> </w:t>
       </w:r>
-      <w:proofErr w:type="spellStart"/>
-      <w:r>
-        <w:rPr>
-          <w:rFonts w:ascii="Consolas" w:hAnsi="Consolas" w:cs="Times New Roman"/>
-          <w:sz w:val="20"/>
-          <w:szCs w:val="20"/>
-          <w:lang w:val="en-US"/>
+      <w:r>
+        <w:rPr>
+          <w:rFonts w:ascii="Consolas" w:hAnsi="Consolas" w:cs="Times New Roman"/>
+          <w:sz w:val="20"/>
+          <w:szCs w:val="20"/>
         </w:rPr>
         <w:t>готово</w:t>
       </w:r>
-      <w:proofErr w:type="spellEnd"/>
-    </w:p>
-    <w:p>
-      <w:pPr>
-        <w:shd w:val="clear" w:color="auto" w:fill="262626" w:themeFill="text1" w:themeFillTint="D9"/>
-        <w:spacing w:line="240" w:lineRule="auto"/>
-        <w:rPr>
-          <w:rFonts w:ascii="Consolas" w:hAnsi="Consolas" w:cs="Times New Roman"/>
-          <w:sz w:val="20"/>
-          <w:szCs w:val="20"/>
-          <w:lang w:val="en-US"/>
-        </w:rPr>
-      </w:pPr>
-      <w:proofErr w:type="spellStart"/>
-      <w:r>
-        <w:rPr>
-          <w:rFonts w:ascii="Consolas" w:hAnsi="Consolas" w:cs="Times New Roman"/>
-          <w:sz w:val="20"/>
-          <w:szCs w:val="20"/>
-          <w:lang w:val="en-US"/>
-        </w:rPr>
-        <w:t>сервер</w:t>
-      </w:r>
-      <w:proofErr w:type="spellEnd"/>
-      <w:r>
-        <w:rPr>
-          <w:rFonts w:ascii="Consolas" w:hAnsi="Consolas" w:cs="Times New Roman"/>
-          <w:sz w:val="20"/>
-          <w:szCs w:val="20"/>
-          <w:lang w:val="en-US"/>
+    </w:p>
+    <w:p>
+      <w:pPr>
+        <w:shd w:val="clear" w:color="auto" w:fill="262626" w:themeFill="text1" w:themeFillTint="D9"/>
+        <w:spacing w:line="240" w:lineRule="auto"/>
+        <w:rPr>
+          <w:rFonts w:ascii="Consolas" w:hAnsi="Consolas" w:cs="Times New Roman"/>
+          <w:sz w:val="20"/>
+          <w:szCs w:val="20"/>
+        </w:rPr>
+      </w:pPr>
+      <w:r>
+        <w:rPr>
+          <w:rFonts w:ascii="Consolas" w:hAnsi="Consolas" w:cs="Times New Roman"/>
+          <w:sz w:val="20"/>
+          <w:szCs w:val="20"/>
+        </w:rPr>
+        <w:t>сервер запущен</w:t>
+      </w:r>
+    </w:p>
+    <w:p>
+      <w:pPr>
+        <w:shd w:val="clear" w:color="auto" w:fill="262626" w:themeFill="text1" w:themeFillTint="D9"/>
+        <w:spacing w:line="240" w:lineRule="auto"/>
+        <w:rPr>
+          <w:rFonts w:ascii="Consolas" w:hAnsi="Consolas" w:cs="Times New Roman"/>
+          <w:sz w:val="20"/>
+          <w:szCs w:val="20"/>
+        </w:rPr>
+      </w:pPr>
+    </w:p>
+    <w:p>
+      <w:pPr>
+        <w:shd w:val="clear" w:color="auto" w:fill="262626" w:themeFill="text1" w:themeFillTint="D9"/>
+        <w:spacing w:line="240" w:lineRule="auto"/>
+        <w:rPr>
+          <w:rFonts w:ascii="Consolas" w:hAnsi="Consolas" w:cs="Times New Roman"/>
+          <w:sz w:val="20"/>
+          <w:szCs w:val="20"/>
+        </w:rPr>
+      </w:pPr>
+      <w:r>
+        <w:rPr>
+          <w:rFonts w:ascii="Consolas" w:hAnsi="Consolas" w:cs="Times New Roman"/>
+          <w:sz w:val="20"/>
+          <w:szCs w:val="20"/>
+        </w:rPr>
+        <w:t>[</w:t>
+      </w:r>
+      <w:proofErr w:type="spellStart"/>
+      <w:r>
+        <w:rPr>
+          <w:rFonts w:ascii="Consolas" w:hAnsi="Consolas" w:cs="Times New Roman"/>
+          <w:sz w:val="20"/>
+          <w:szCs w:val="20"/>
+          <w:lang w:val="en-US"/>
+        </w:rPr>
+        <w:t>postgres</w:t>
+      </w:r>
+      <w:proofErr w:type="spellEnd"/>
+      <w:r>
+        <w:rPr>
+          <w:rFonts w:ascii="Consolas" w:hAnsi="Consolas" w:cs="Times New Roman"/>
+          <w:sz w:val="20"/>
+          <w:szCs w:val="20"/>
+        </w:rPr>
+        <w:t>3@</w:t>
+      </w:r>
+      <w:proofErr w:type="spellStart"/>
+      <w:r>
+        <w:rPr>
+          <w:rFonts w:ascii="Consolas" w:hAnsi="Consolas" w:cs="Times New Roman"/>
+          <w:sz w:val="20"/>
+          <w:szCs w:val="20"/>
+          <w:lang w:val="en-US"/>
+        </w:rPr>
+        <w:t>pg</w:t>
+      </w:r>
+      <w:proofErr w:type="spellEnd"/>
+      <w:r>
+        <w:rPr>
+          <w:rFonts w:ascii="Consolas" w:hAnsi="Consolas" w:cs="Times New Roman"/>
+          <w:sz w:val="20"/>
+          <w:szCs w:val="20"/>
+        </w:rPr>
+        <w:t xml:space="preserve">111 </w:t>
+      </w:r>
+      <w:proofErr w:type="gramStart"/>
+      <w:r>
+        <w:rPr>
+          <w:rFonts w:ascii="Consolas" w:hAnsi="Consolas" w:cs="Times New Roman"/>
+          <w:sz w:val="20"/>
+          <w:szCs w:val="20"/>
+        </w:rPr>
+        <w:t>~]$</w:t>
+      </w:r>
+      <w:proofErr w:type="gramEnd"/>
+      <w:r>
+        <w:rPr>
+          <w:rFonts w:ascii="Consolas" w:hAnsi="Consolas" w:cs="Times New Roman"/>
+          <w:sz w:val="20"/>
+          <w:szCs w:val="20"/>
         </w:rPr>
         <w:t xml:space="preserve"> </w:t>
       </w:r>
@@ -6983,80 +7386,6 @@
           <w:szCs w:val="20"/>
           <w:lang w:val="en-US"/>
         </w:rPr>
-        <w:t>запущен</w:t>
-      </w:r>
-      <w:proofErr w:type="spellEnd"/>
-    </w:p>
-    <w:p>
-      <w:pPr>
-        <w:shd w:val="clear" w:color="auto" w:fill="262626" w:themeFill="text1" w:themeFillTint="D9"/>
-        <w:spacing w:line="240" w:lineRule="auto"/>
-        <w:rPr>
-          <w:rFonts w:ascii="Consolas" w:hAnsi="Consolas" w:cs="Times New Roman"/>
-          <w:sz w:val="20"/>
-          <w:szCs w:val="20"/>
-        </w:rPr>
-      </w:pPr>
-    </w:p>
-    <w:p>
-      <w:pPr>
-        <w:shd w:val="clear" w:color="auto" w:fill="262626" w:themeFill="text1" w:themeFillTint="D9"/>
-        <w:spacing w:line="240" w:lineRule="auto"/>
-        <w:rPr>
-          <w:rFonts w:ascii="Consolas" w:hAnsi="Consolas" w:cs="Times New Roman"/>
-          <w:sz w:val="20"/>
-          <w:szCs w:val="20"/>
-          <w:lang w:val="en-US"/>
-        </w:rPr>
-      </w:pPr>
-      <w:r>
-        <w:rPr>
-          <w:rFonts w:ascii="Consolas" w:hAnsi="Consolas" w:cs="Times New Roman"/>
-          <w:sz w:val="20"/>
-          <w:szCs w:val="20"/>
-          <w:lang w:val="en-US"/>
-        </w:rPr>
-        <w:t xml:space="preserve">[postgres3@pg111 ~]$ </w:t>
-      </w:r>
-      <w:proofErr w:type="spellStart"/>
-      <w:r>
-        <w:rPr>
-          <w:rFonts w:ascii="Consolas" w:hAnsi="Consolas" w:cs="Times New Roman"/>
-          <w:sz w:val="20"/>
-          <w:szCs w:val="20"/>
-          <w:lang w:val="en-US"/>
-        </w:rPr>
-        <w:t>pg_ctl</w:t>
-      </w:r>
-      <w:proofErr w:type="spellEnd"/>
-      <w:r>
-        <w:rPr>
-          <w:rFonts w:ascii="Consolas" w:hAnsi="Consolas" w:cs="Times New Roman"/>
-          <w:sz w:val="20"/>
-          <w:szCs w:val="20"/>
-          <w:lang w:val="en-US"/>
-        </w:rPr>
-        <w:t xml:space="preserve"> -D "$PGDATA" status</w:t>
-      </w:r>
-    </w:p>
-    <w:p>
-      <w:pPr>
-        <w:shd w:val="clear" w:color="auto" w:fill="262626" w:themeFill="text1" w:themeFillTint="D9"/>
-        <w:spacing w:line="240" w:lineRule="auto"/>
-        <w:rPr>
-          <w:rFonts w:ascii="Consolas" w:hAnsi="Consolas" w:cs="Times New Roman"/>
-          <w:sz w:val="20"/>
-          <w:szCs w:val="20"/>
-        </w:rPr>
-      </w:pPr>
-      <w:proofErr w:type="spellStart"/>
-      <w:r>
-        <w:rPr>
-          <w:rFonts w:ascii="Consolas" w:hAnsi="Consolas" w:cs="Times New Roman"/>
-          <w:sz w:val="20"/>
-          <w:szCs w:val="20"/>
-          <w:lang w:val="en-US"/>
-        </w:rPr>
         <w:t>pg</w:t>
       </w:r>
       <w:proofErr w:type="spellEnd"/>
@@ -7085,6 +7414,98 @@
           <w:sz w:val="20"/>
           <w:szCs w:val="20"/>
         </w:rPr>
+        <w:t xml:space="preserve"> -</w:t>
+      </w:r>
+      <w:r>
+        <w:rPr>
+          <w:rFonts w:ascii="Consolas" w:hAnsi="Consolas" w:cs="Times New Roman"/>
+          <w:sz w:val="20"/>
+          <w:szCs w:val="20"/>
+          <w:lang w:val="en-US"/>
+        </w:rPr>
+        <w:t>D</w:t>
+      </w:r>
+      <w:r>
+        <w:rPr>
+          <w:rFonts w:ascii="Consolas" w:hAnsi="Consolas" w:cs="Times New Roman"/>
+          <w:sz w:val="20"/>
+          <w:szCs w:val="20"/>
+        </w:rPr>
+        <w:t xml:space="preserve"> "$</w:t>
+      </w:r>
+      <w:r>
+        <w:rPr>
+          <w:rFonts w:ascii="Consolas" w:hAnsi="Consolas" w:cs="Times New Roman"/>
+          <w:sz w:val="20"/>
+          <w:szCs w:val="20"/>
+          <w:lang w:val="en-US"/>
+        </w:rPr>
+        <w:t>PGDATA</w:t>
+      </w:r>
+      <w:r>
+        <w:rPr>
+          <w:rFonts w:ascii="Consolas" w:hAnsi="Consolas" w:cs="Times New Roman"/>
+          <w:sz w:val="20"/>
+          <w:szCs w:val="20"/>
+        </w:rPr>
+        <w:t xml:space="preserve">" </w:t>
+      </w:r>
+      <w:r>
+        <w:rPr>
+          <w:rFonts w:ascii="Consolas" w:hAnsi="Consolas" w:cs="Times New Roman"/>
+          <w:sz w:val="20"/>
+          <w:szCs w:val="20"/>
+          <w:lang w:val="en-US"/>
+        </w:rPr>
+        <w:t>status</w:t>
+      </w:r>
+    </w:p>
+    <w:p>
+      <w:pPr>
+        <w:shd w:val="clear" w:color="auto" w:fill="262626" w:themeFill="text1" w:themeFillTint="D9"/>
+        <w:spacing w:line="240" w:lineRule="auto"/>
+        <w:rPr>
+          <w:rFonts w:ascii="Consolas" w:hAnsi="Consolas" w:cs="Times New Roman"/>
+          <w:sz w:val="20"/>
+          <w:szCs w:val="20"/>
+        </w:rPr>
+      </w:pPr>
+      <w:proofErr w:type="spellStart"/>
+      <w:r>
+        <w:rPr>
+          <w:rFonts w:ascii="Consolas" w:hAnsi="Consolas" w:cs="Times New Roman"/>
+          <w:sz w:val="20"/>
+          <w:szCs w:val="20"/>
+          <w:lang w:val="en-US"/>
+        </w:rPr>
+        <w:t>pg</w:t>
+      </w:r>
+      <w:proofErr w:type="spellEnd"/>
+      <w:r>
+        <w:rPr>
+          <w:rFonts w:ascii="Consolas" w:hAnsi="Consolas" w:cs="Times New Roman"/>
+          <w:sz w:val="20"/>
+          <w:szCs w:val="20"/>
+        </w:rPr>
+        <w:t>_</w:t>
+      </w:r>
+      <w:proofErr w:type="spellStart"/>
+      <w:r>
+        <w:rPr>
+          <w:rFonts w:ascii="Consolas" w:hAnsi="Consolas" w:cs="Times New Roman"/>
+          <w:sz w:val="20"/>
+          <w:szCs w:val="20"/>
+          <w:lang w:val="en-US"/>
+        </w:rPr>
+        <w:t>ctl</w:t>
+      </w:r>
+      <w:proofErr w:type="spellEnd"/>
+      <w:r>
+        <w:rPr>
+          <w:rFonts w:ascii="Consolas" w:hAnsi="Consolas" w:cs="Times New Roman"/>
+          <w:sz w:val="20"/>
+          <w:szCs w:val="20"/>
+        </w:rPr>
         <w:t>: сервер работает (</w:t>
       </w:r>
       <w:r>
@@ -7216,7 +7637,27 @@
           <w:szCs w:val="20"/>
           <w:lang w:val="en-US"/>
         </w:rPr>
-        <w:t xml:space="preserve">[postgres3@pg111 ~]$ </w:t>
+        <w:t xml:space="preserve">[postgres3@pg111 </w:t>
+      </w:r>
+      <w:proofErr w:type="gramStart"/>
+      <w:r>
+        <w:rPr>
+          <w:rFonts w:ascii="Consolas" w:hAnsi="Consolas" w:cs="Times New Roman"/>
+          <w:sz w:val="20"/>
+          <w:szCs w:val="20"/>
+          <w:lang w:val="en-US"/>
+        </w:rPr>
+        <w:t>~]$</w:t>
+      </w:r>
+      <w:proofErr w:type="gramEnd"/>
+      <w:r>
+        <w:rPr>
+          <w:rFonts w:ascii="Consolas" w:hAnsi="Consolas" w:cs="Times New Roman"/>
+          <w:sz w:val="20"/>
+          <w:szCs w:val="20"/>
+          <w:lang w:val="en-US"/>
+        </w:rPr>
+        <w:t xml:space="preserve"> </w:t>
       </w:r>
       <w:proofErr w:type="spellStart"/>
       <w:r>
@@ -7389,7 +7830,27 @@
           <w:szCs w:val="20"/>
           <w:lang w:val="en-US"/>
         </w:rPr>
-        <w:t xml:space="preserve">[postgres3@pg111 ~]$ </w:t>
+        <w:t xml:space="preserve">[postgres3@pg111 </w:t>
+      </w:r>
+      <w:proofErr w:type="gramStart"/>
+      <w:r>
+        <w:rPr>
+          <w:rFonts w:ascii="Consolas" w:hAnsi="Consolas" w:cs="Times New Roman"/>
+          <w:sz w:val="20"/>
+          <w:szCs w:val="20"/>
+          <w:lang w:val="en-US"/>
+        </w:rPr>
+        <w:t>~]$</w:t>
+      </w:r>
+      <w:proofErr w:type="gramEnd"/>
+      <w:r>
+        <w:rPr>
+          <w:rFonts w:ascii="Consolas" w:hAnsi="Consolas" w:cs="Times New Roman"/>
+          <w:sz w:val="20"/>
+          <w:szCs w:val="20"/>
+          <w:lang w:val="en-US"/>
+        </w:rPr>
+        <w:t xml:space="preserve"> </w:t>
       </w:r>
       <w:proofErr w:type="spellStart"/>
       <w:r>
@@ -7467,7 +7928,25 @@
           <w:sz w:val="20"/>
           <w:szCs w:val="20"/>
         </w:rPr>
-        <w:t>" (::1), порту 9530 не удалось: ВАЖНО:  пользователь "</w:t>
+        <w:t xml:space="preserve">" </w:t>
+      </w:r>
+      <w:proofErr w:type="gramStart"/>
+      <w:r>
+        <w:rPr>
+          <w:rFonts w:ascii="Consolas" w:hAnsi="Consolas" w:cs="Times New Roman"/>
+          <w:sz w:val="20"/>
+          <w:szCs w:val="20"/>
+        </w:rPr>
+        <w:t>(::</w:t>
+      </w:r>
+      <w:proofErr w:type="gramEnd"/>
+      <w:r>
+        <w:rPr>
+          <w:rFonts w:ascii="Consolas" w:hAnsi="Consolas" w:cs="Times New Roman"/>
+          <w:sz w:val="20"/>
+          <w:szCs w:val="20"/>
+        </w:rPr>
+        <w:t>1), порту 9530 не удалось: ВАЖНО:  пользователь "</w:t>
       </w:r>
       <w:proofErr w:type="spellStart"/>
       <w:r>
@@ -7535,7 +8014,27 @@
           <w:szCs w:val="20"/>
           <w:lang w:val="en-US"/>
         </w:rPr>
-        <w:t>[postgres3@pg111 ~]$ tail -n 50 "$PGDATA"/log/*.log</w:t>
+        <w:t xml:space="preserve">[postgres3@pg111 </w:t>
+      </w:r>
+      <w:proofErr w:type="gramStart"/>
+      <w:r>
+        <w:rPr>
+          <w:rFonts w:ascii="Consolas" w:hAnsi="Consolas" w:cs="Times New Roman"/>
+          <w:sz w:val="20"/>
+          <w:szCs w:val="20"/>
+          <w:lang w:val="en-US"/>
+        </w:rPr>
+        <w:t>~]$</w:t>
+      </w:r>
+      <w:proofErr w:type="gramEnd"/>
+      <w:r>
+        <w:rPr>
+          <w:rFonts w:ascii="Consolas" w:hAnsi="Consolas" w:cs="Times New Roman"/>
+          <w:sz w:val="20"/>
+          <w:szCs w:val="20"/>
+          <w:lang w:val="en-US"/>
+        </w:rPr>
+        <w:t xml:space="preserve"> tail -n 50 "$PGDATA"/log/*.log</w:t>
       </w:r>
     </w:p>
     <w:p>
@@ -7612,7 +8111,25 @@
           <w:sz w:val="20"/>
           <w:szCs w:val="20"/>
         </w:rPr>
-        <w:t xml:space="preserve"> [90991] СООБЩЕНИЕ:  для приёма подключений по адресу </w:t>
+        <w:t xml:space="preserve"> [90991] </w:t>
+      </w:r>
+      <w:proofErr w:type="gramStart"/>
+      <w:r>
+        <w:rPr>
+          <w:rFonts w:ascii="Consolas" w:hAnsi="Consolas" w:cs="Times New Roman"/>
+          <w:sz w:val="20"/>
+          <w:szCs w:val="20"/>
+        </w:rPr>
+        <w:t>СООБЩЕНИЕ:  для</w:t>
+      </w:r>
+      <w:proofErr w:type="gramEnd"/>
+      <w:r>
+        <w:rPr>
+          <w:rFonts w:ascii="Consolas" w:hAnsi="Consolas" w:cs="Times New Roman"/>
+          <w:sz w:val="20"/>
+          <w:szCs w:val="20"/>
+        </w:rPr>
+        <w:t xml:space="preserve"> приёма подключений по адресу </w:t>
       </w:r>
       <w:proofErr w:type="spellStart"/>
       <w:r>
@@ -7631,7 +8148,25 @@
           <w:sz w:val="20"/>
           <w:szCs w:val="20"/>
         </w:rPr>
-        <w:t>6 "::1" открыт порт 9530</w:t>
+        <w:t xml:space="preserve">6 </w:t>
+      </w:r>
+      <w:proofErr w:type="gramStart"/>
+      <w:r>
+        <w:rPr>
+          <w:rFonts w:ascii="Consolas" w:hAnsi="Consolas" w:cs="Times New Roman"/>
+          <w:sz w:val="20"/>
+          <w:szCs w:val="20"/>
+        </w:rPr>
+        <w:t>"::</w:t>
+      </w:r>
+      <w:proofErr w:type="gramEnd"/>
+      <w:r>
+        <w:rPr>
+          <w:rFonts w:ascii="Consolas" w:hAnsi="Consolas" w:cs="Times New Roman"/>
+          <w:sz w:val="20"/>
+          <w:szCs w:val="20"/>
+        </w:rPr>
+        <w:t>1" открыт порт 9530</w:t>
       </w:r>
     </w:p>
     <w:p>
@@ -7668,7 +8203,25 @@
           <w:sz w:val="20"/>
           <w:szCs w:val="20"/>
         </w:rPr>
-        <w:t xml:space="preserve"> [90991] СООБЩЕНИЕ:  для приёма подключений по адресу </w:t>
+        <w:t xml:space="preserve"> [90991] </w:t>
+      </w:r>
+      <w:proofErr w:type="gramStart"/>
+      <w:r>
+        <w:rPr>
+          <w:rFonts w:ascii="Consolas" w:hAnsi="Consolas" w:cs="Times New Roman"/>
+          <w:sz w:val="20"/>
+          <w:szCs w:val="20"/>
+        </w:rPr>
+        <w:t>СООБЩЕНИЕ:  для</w:t>
+      </w:r>
+      <w:proofErr w:type="gramEnd"/>
+      <w:r>
+        <w:rPr>
+          <w:rFonts w:ascii="Consolas" w:hAnsi="Consolas" w:cs="Times New Roman"/>
+          <w:sz w:val="20"/>
+          <w:szCs w:val="20"/>
+        </w:rPr>
+        <w:t xml:space="preserve"> приёма подключений по адресу </w:t>
       </w:r>
       <w:proofErr w:type="spellStart"/>
       <w:r>
@@ -7723,7 +8276,25 @@
           <w:sz w:val="20"/>
           <w:szCs w:val="20"/>
         </w:rPr>
-        <w:t xml:space="preserve"> [90991] СООБЩЕНИЕ:  для приёма подключений открыт </w:t>
+        <w:t xml:space="preserve"> [90991] </w:t>
+      </w:r>
+      <w:proofErr w:type="gramStart"/>
+      <w:r>
+        <w:rPr>
+          <w:rFonts w:ascii="Consolas" w:hAnsi="Consolas" w:cs="Times New Roman"/>
+          <w:sz w:val="20"/>
+          <w:szCs w:val="20"/>
+        </w:rPr>
+        <w:t>СООБЩЕНИЕ:  для</w:t>
+      </w:r>
+      <w:proofErr w:type="gramEnd"/>
+      <w:r>
+        <w:rPr>
+          <w:rFonts w:ascii="Consolas" w:hAnsi="Consolas" w:cs="Times New Roman"/>
+          <w:sz w:val="20"/>
+          <w:szCs w:val="20"/>
+        </w:rPr>
+        <w:t xml:space="preserve"> приёма подключений открыт </w:t>
       </w:r>
       <w:r>
         <w:rPr>
@@ -7753,6 +8324,7 @@
         <w:t>tmp</w:t>
       </w:r>
       <w:proofErr w:type="spellEnd"/>
+      <w:proofErr w:type="gramStart"/>
       <w:r>
         <w:rPr>
           <w:rFonts w:ascii="Consolas" w:hAnsi="Consolas" w:cs="Times New Roman"/>
@@ -7787,6 +8359,7 @@
         </w:rPr>
         <w:t>PGSQL</w:t>
       </w:r>
+      <w:proofErr w:type="gramEnd"/>
       <w:r>
         <w:rPr>
           <w:rFonts w:ascii="Consolas" w:hAnsi="Consolas" w:cs="Times New Roman"/>
@@ -7829,7 +8402,25 @@
           <w:sz w:val="20"/>
           <w:szCs w:val="20"/>
         </w:rPr>
-        <w:t xml:space="preserve"> [90995] СООБЩЕНИЕ:  система БД была выключена: 2026-04-13 19:21:23 </w:t>
+        <w:t xml:space="preserve"> [90995] </w:t>
+      </w:r>
+      <w:proofErr w:type="gramStart"/>
+      <w:r>
+        <w:rPr>
+          <w:rFonts w:ascii="Consolas" w:hAnsi="Consolas" w:cs="Times New Roman"/>
+          <w:sz w:val="20"/>
+          <w:szCs w:val="20"/>
+        </w:rPr>
+        <w:t>СООБЩЕНИЕ:  система</w:t>
+      </w:r>
+      <w:proofErr w:type="gramEnd"/>
+      <w:r>
+        <w:rPr>
+          <w:rFonts w:ascii="Consolas" w:hAnsi="Consolas" w:cs="Times New Roman"/>
+          <w:sz w:val="20"/>
+          <w:szCs w:val="20"/>
+        </w:rPr>
+        <w:t xml:space="preserve"> БД была выключена: 2026-04-13 19:21:23 </w:t>
       </w:r>
       <w:r>
         <w:rPr>
@@ -7874,7 +8465,25 @@
           <w:sz w:val="20"/>
           <w:szCs w:val="20"/>
         </w:rPr>
-        <w:t xml:space="preserve"> [90991] СООБЩЕНИЕ:  система БД готова принимать подключения</w:t>
+        <w:t xml:space="preserve"> [90991] </w:t>
+      </w:r>
+      <w:proofErr w:type="gramStart"/>
+      <w:r>
+        <w:rPr>
+          <w:rFonts w:ascii="Consolas" w:hAnsi="Consolas" w:cs="Times New Roman"/>
+          <w:sz w:val="20"/>
+          <w:szCs w:val="20"/>
+        </w:rPr>
+        <w:t>СООБЩЕНИЕ:  система</w:t>
+      </w:r>
+      <w:proofErr w:type="gramEnd"/>
+      <w:r>
+        <w:rPr>
+          <w:rFonts w:ascii="Consolas" w:hAnsi="Consolas" w:cs="Times New Roman"/>
+          <w:sz w:val="20"/>
+          <w:szCs w:val="20"/>
+        </w:rPr>
+        <w:t xml:space="preserve"> БД готова принимать подключения</w:t>
       </w:r>
     </w:p>
     <w:p>
@@ -7910,7 +8519,25 @@
           <w:sz w:val="20"/>
           <w:szCs w:val="20"/>
         </w:rPr>
-        <w:t xml:space="preserve"> [91291] СООБЩЕНИЕ:  принято подключение: узел=[</w:t>
+        <w:t xml:space="preserve"> [91291] </w:t>
+      </w:r>
+      <w:proofErr w:type="gramStart"/>
+      <w:r>
+        <w:rPr>
+          <w:rFonts w:ascii="Consolas" w:hAnsi="Consolas" w:cs="Times New Roman"/>
+          <w:sz w:val="20"/>
+          <w:szCs w:val="20"/>
+        </w:rPr>
+        <w:t>СООБЩЕНИЕ:  принято</w:t>
+      </w:r>
+      <w:proofErr w:type="gramEnd"/>
+      <w:r>
+        <w:rPr>
+          <w:rFonts w:ascii="Consolas" w:hAnsi="Consolas" w:cs="Times New Roman"/>
+          <w:sz w:val="20"/>
+          <w:szCs w:val="20"/>
+        </w:rPr>
+        <w:t xml:space="preserve"> подключение: узел=[</w:t>
       </w:r>
       <w:r>
         <w:rPr>
@@ -7963,7 +8590,25 @@
           <w:sz w:val="20"/>
           <w:szCs w:val="20"/>
         </w:rPr>
-        <w:t xml:space="preserve"> [91291] СООБЩЕНИЕ:  соединение аутентифицировано: идентификатор="</w:t>
+        <w:t xml:space="preserve"> [91291] </w:t>
+      </w:r>
+      <w:proofErr w:type="gramStart"/>
+      <w:r>
+        <w:rPr>
+          <w:rFonts w:ascii="Consolas" w:hAnsi="Consolas" w:cs="Times New Roman"/>
+          <w:sz w:val="20"/>
+          <w:szCs w:val="20"/>
+        </w:rPr>
+        <w:t>СООБЩЕНИЕ:  соединение</w:t>
+      </w:r>
+      <w:proofErr w:type="gramEnd"/>
+      <w:r>
+        <w:rPr>
+          <w:rFonts w:ascii="Consolas" w:hAnsi="Consolas" w:cs="Times New Roman"/>
+          <w:sz w:val="20"/>
+          <w:szCs w:val="20"/>
+        </w:rPr>
+        <w:t xml:space="preserve"> аутентифицировано: идентификатор="</w:t>
       </w:r>
       <w:proofErr w:type="spellStart"/>
       <w:r>
@@ -8164,7 +8809,25 @@
           <w:sz w:val="20"/>
           <w:szCs w:val="20"/>
         </w:rPr>
-        <w:t xml:space="preserve"> [91291] СООБЩЕНИЕ:  подключение авторизовано: пользователь=</w:t>
+        <w:t xml:space="preserve"> [91291] </w:t>
+      </w:r>
+      <w:proofErr w:type="gramStart"/>
+      <w:r>
+        <w:rPr>
+          <w:rFonts w:ascii="Consolas" w:hAnsi="Consolas" w:cs="Times New Roman"/>
+          <w:sz w:val="20"/>
+          <w:szCs w:val="20"/>
+        </w:rPr>
+        <w:t>СООБЩЕНИЕ:  подключение</w:t>
+      </w:r>
+      <w:proofErr w:type="gramEnd"/>
+      <w:r>
+        <w:rPr>
+          <w:rFonts w:ascii="Consolas" w:hAnsi="Consolas" w:cs="Times New Roman"/>
+          <w:sz w:val="20"/>
+          <w:szCs w:val="20"/>
+        </w:rPr>
+        <w:t xml:space="preserve"> авторизовано: пользователь=</w:t>
       </w:r>
       <w:proofErr w:type="spellStart"/>
       <w:r>
@@ -8249,7 +8912,43 @@
           <w:sz w:val="20"/>
           <w:szCs w:val="20"/>
         </w:rPr>
-        <w:t xml:space="preserve"> [91306] СООБЩЕНИЕ:  принято подключение: узел=::1 порт=14360</w:t>
+        <w:t xml:space="preserve"> [91306] </w:t>
+      </w:r>
+      <w:proofErr w:type="gramStart"/>
+      <w:r>
+        <w:rPr>
+          <w:rFonts w:ascii="Consolas" w:hAnsi="Consolas" w:cs="Times New Roman"/>
+          <w:sz w:val="20"/>
+          <w:szCs w:val="20"/>
+        </w:rPr>
+        <w:t>СООБЩЕНИЕ:  принято</w:t>
+      </w:r>
+      <w:proofErr w:type="gramEnd"/>
+      <w:r>
+        <w:rPr>
+          <w:rFonts w:ascii="Consolas" w:hAnsi="Consolas" w:cs="Times New Roman"/>
+          <w:sz w:val="20"/>
+          <w:szCs w:val="20"/>
+        </w:rPr>
+        <w:t xml:space="preserve"> подключение: узел</w:t>
+      </w:r>
+      <w:proofErr w:type="gramStart"/>
+      <w:r>
+        <w:rPr>
+          <w:rFonts w:ascii="Consolas" w:hAnsi="Consolas" w:cs="Times New Roman"/>
+          <w:sz w:val="20"/>
+          <w:szCs w:val="20"/>
+        </w:rPr>
+        <w:t>=::</w:t>
+      </w:r>
+      <w:proofErr w:type="gramEnd"/>
+      <w:r>
+        <w:rPr>
+          <w:rFonts w:ascii="Consolas" w:hAnsi="Consolas" w:cs="Times New Roman"/>
+          <w:sz w:val="20"/>
+          <w:szCs w:val="20"/>
+        </w:rPr>
+        <w:t>1 порт=14360</w:t>
       </w:r>
     </w:p>
     <w:p>
@@ -8285,7 +8984,25 @@
           <w:sz w:val="20"/>
           <w:szCs w:val="20"/>
         </w:rPr>
-        <w:t xml:space="preserve"> [91306] СООБЩЕНИЕ:  не удалось подключиться к серверу </w:t>
+        <w:t xml:space="preserve"> [91306] </w:t>
+      </w:r>
+      <w:proofErr w:type="gramStart"/>
+      <w:r>
+        <w:rPr>
+          <w:rFonts w:ascii="Consolas" w:hAnsi="Consolas" w:cs="Times New Roman"/>
+          <w:sz w:val="20"/>
+          <w:szCs w:val="20"/>
+        </w:rPr>
+        <w:t>СООБЩЕНИЕ:  не</w:t>
+      </w:r>
+      <w:proofErr w:type="gramEnd"/>
+      <w:r>
+        <w:rPr>
+          <w:rFonts w:ascii="Consolas" w:hAnsi="Consolas" w:cs="Times New Roman"/>
+          <w:sz w:val="20"/>
+          <w:szCs w:val="20"/>
+        </w:rPr>
+        <w:t xml:space="preserve"> удалось подключиться к серверу </w:t>
       </w:r>
       <w:r>
         <w:rPr>
@@ -8302,7 +9019,25 @@
           <w:sz w:val="20"/>
           <w:szCs w:val="20"/>
         </w:rPr>
-        <w:t xml:space="preserve"> по адресу "::1", порт 113: </w:t>
+        <w:t xml:space="preserve"> по адресу </w:t>
+      </w:r>
+      <w:proofErr w:type="gramStart"/>
+      <w:r>
+        <w:rPr>
+          <w:rFonts w:ascii="Consolas" w:hAnsi="Consolas" w:cs="Times New Roman"/>
+          <w:sz w:val="20"/>
+          <w:szCs w:val="20"/>
+        </w:rPr>
+        <w:t>"::</w:t>
+      </w:r>
+      <w:proofErr w:type="gramEnd"/>
+      <w:r>
+        <w:rPr>
+          <w:rFonts w:ascii="Consolas" w:hAnsi="Consolas" w:cs="Times New Roman"/>
+          <w:sz w:val="20"/>
+          <w:szCs w:val="20"/>
+        </w:rPr>
+        <w:t xml:space="preserve">1", порт 113: </w:t>
       </w:r>
       <w:r>
         <w:rPr>
@@ -8364,7 +9099,25 @@
           <w:sz w:val="20"/>
           <w:szCs w:val="20"/>
         </w:rPr>
-        <w:t xml:space="preserve"> [91306] ВАЖНО:  пользователь "</w:t>
+        <w:t xml:space="preserve"> [91306] </w:t>
+      </w:r>
+      <w:proofErr w:type="gramStart"/>
+      <w:r>
+        <w:rPr>
+          <w:rFonts w:ascii="Consolas" w:hAnsi="Consolas" w:cs="Times New Roman"/>
+          <w:sz w:val="20"/>
+          <w:szCs w:val="20"/>
+        </w:rPr>
+        <w:t>ВАЖНО:  пользователь</w:t>
+      </w:r>
+      <w:proofErr w:type="gramEnd"/>
+      <w:r>
+        <w:rPr>
+          <w:rFonts w:ascii="Consolas" w:hAnsi="Consolas" w:cs="Times New Roman"/>
+          <w:sz w:val="20"/>
+          <w:szCs w:val="20"/>
+        </w:rPr>
+        <w:t xml:space="preserve"> "</w:t>
       </w:r>
       <w:proofErr w:type="spellStart"/>
       <w:r>
@@ -8436,7 +9189,25 @@
           <w:sz w:val="20"/>
           <w:szCs w:val="20"/>
         </w:rPr>
-        <w:t xml:space="preserve"> [91306] ПОДРОБНОСТИ:  Подключение соответствует строке 8 в "/</w:t>
+        <w:t xml:space="preserve"> [91306] </w:t>
+      </w:r>
+      <w:proofErr w:type="gramStart"/>
+      <w:r>
+        <w:rPr>
+          <w:rFonts w:ascii="Consolas" w:hAnsi="Consolas" w:cs="Times New Roman"/>
+          <w:sz w:val="20"/>
+          <w:szCs w:val="20"/>
+        </w:rPr>
+        <w:t>ПОДРОБНОСТИ:  Подключение</w:t>
+      </w:r>
+      <w:proofErr w:type="gramEnd"/>
+      <w:r>
+        <w:rPr>
+          <w:rFonts w:ascii="Consolas" w:hAnsi="Consolas" w:cs="Times New Roman"/>
+          <w:sz w:val="20"/>
+          <w:szCs w:val="20"/>
+        </w:rPr>
+        <w:t xml:space="preserve"> соответствует строке 8 в "/</w:t>
       </w:r>
       <w:r>
         <w:rPr>
@@ -8618,7 +9389,25 @@
           <w:sz w:val="20"/>
           <w:szCs w:val="20"/>
         </w:rPr>
-        <w:t xml:space="preserve">             ::1/128                 </w:t>
+        <w:t xml:space="preserve">           </w:t>
+      </w:r>
+      <w:proofErr w:type="gramStart"/>
+      <w:r>
+        <w:rPr>
+          <w:rFonts w:ascii="Consolas" w:hAnsi="Consolas" w:cs="Times New Roman"/>
+          <w:sz w:val="20"/>
+          <w:szCs w:val="20"/>
+        </w:rPr>
+        <w:t xml:space="preserve">  :</w:t>
+      </w:r>
+      <w:proofErr w:type="gramEnd"/>
+      <w:r>
+        <w:rPr>
+          <w:rFonts w:ascii="Consolas" w:hAnsi="Consolas" w:cs="Times New Roman"/>
+          <w:sz w:val="20"/>
+          <w:szCs w:val="20"/>
+        </w:rPr>
+        <w:t xml:space="preserve">:1/128                 </w:t>
       </w:r>
       <w:r>
         <w:rPr>
@@ -8667,7 +9456,27 @@
           <w:szCs w:val="20"/>
           <w:lang w:val="en-US"/>
         </w:rPr>
-        <w:t>[postgres3@pg111 ~]$ cat &gt; "$PGDATA/</w:t>
+        <w:t xml:space="preserve">[postgres3@pg111 </w:t>
+      </w:r>
+      <w:proofErr w:type="gramStart"/>
+      <w:r>
+        <w:rPr>
+          <w:rFonts w:ascii="Consolas" w:hAnsi="Consolas" w:cs="Times New Roman"/>
+          <w:sz w:val="20"/>
+          <w:szCs w:val="20"/>
+          <w:lang w:val="en-US"/>
+        </w:rPr>
+        <w:t>~]$</w:t>
+      </w:r>
+      <w:proofErr w:type="gramEnd"/>
+      <w:r>
+        <w:rPr>
+          <w:rFonts w:ascii="Consolas" w:hAnsi="Consolas" w:cs="Times New Roman"/>
+          <w:sz w:val="20"/>
+          <w:szCs w:val="20"/>
+          <w:lang w:val="en-US"/>
+        </w:rPr>
+        <w:t xml:space="preserve"> cat &gt; "$PGDATA/</w:t>
       </w:r>
       <w:proofErr w:type="spellStart"/>
       <w:r>
@@ -8708,7 +9517,27 @@
           <w:szCs w:val="20"/>
           <w:lang w:val="en-US"/>
         </w:rPr>
-        <w:t># TYPE  DATABASE        USER            ADDRESS                 METHOD</w:t>
+        <w:t xml:space="preserve"># </w:t>
+      </w:r>
+      <w:proofErr w:type="gramStart"/>
+      <w:r>
+        <w:rPr>
+          <w:rFonts w:ascii="Consolas" w:hAnsi="Consolas" w:cs="Times New Roman"/>
+          <w:sz w:val="20"/>
+          <w:szCs w:val="20"/>
+          <w:lang w:val="en-US"/>
+        </w:rPr>
+        <w:t>TYPE  DATABASE</w:t>
+      </w:r>
+      <w:proofErr w:type="gramEnd"/>
+      <w:r>
+        <w:rPr>
+          <w:rFonts w:ascii="Consolas" w:hAnsi="Consolas" w:cs="Times New Roman"/>
+          <w:sz w:val="20"/>
+          <w:szCs w:val="20"/>
+          <w:lang w:val="en-US"/>
+        </w:rPr>
+        <w:t xml:space="preserve">        USER            ADDRESS                 METHOD</w:t>
       </w:r>
     </w:p>
     <w:p>
@@ -8755,14 +9584,25 @@
           <w:lang w:val="en-US"/>
         </w:rPr>
       </w:pPr>
-      <w:r>
-        <w:rPr>
-          <w:rFonts w:ascii="Consolas" w:hAnsi="Consolas" w:cs="Times New Roman"/>
-          <w:sz w:val="20"/>
-          <w:szCs w:val="20"/>
-          <w:lang w:val="en-US"/>
-        </w:rPr>
-        <w:t xml:space="preserve">local   all             </w:t>
+      <w:proofErr w:type="gramStart"/>
+      <w:r>
+        <w:rPr>
+          <w:rFonts w:ascii="Consolas" w:hAnsi="Consolas" w:cs="Times New Roman"/>
+          <w:sz w:val="20"/>
+          <w:szCs w:val="20"/>
+          <w:lang w:val="en-US"/>
+        </w:rPr>
+        <w:t xml:space="preserve">local  </w:t>
+      </w:r>
+      <w:proofErr w:type="gramEnd"/>
+      <w:r>
+        <w:rPr>
+          <w:rFonts w:ascii="Consolas" w:hAnsi="Consolas" w:cs="Times New Roman"/>
+          <w:sz w:val="20"/>
+          <w:szCs w:val="20"/>
+          <w:lang w:val="en-US"/>
+        </w:rPr>
+        <w:t xml:space="preserve"> all             </w:t>
       </w:r>
       <w:proofErr w:type="spellStart"/>
       <w:r>
@@ -8782,8 +9622,19 @@
           <w:szCs w:val="20"/>
           <w:lang w:val="en-US"/>
         </w:rPr>
-        <w:t xml:space="preserve">                                     peer</w:t>
-      </w:r>
+        <w:t xml:space="preserve"> </w:t>
+      </w:r>
+      <w:proofErr w:type="gramStart"/>
+      <w:r>
+        <w:rPr>
+          <w:rFonts w:ascii="Consolas" w:hAnsi="Consolas" w:cs="Times New Roman"/>
+          <w:sz w:val="20"/>
+          <w:szCs w:val="20"/>
+          <w:lang w:val="en-US"/>
+        </w:rPr>
+        <w:t xml:space="preserve">                                    peer</w:t>
+      </w:r>
+      <w:proofErr w:type="gramEnd"/>
     </w:p>
     <w:p>
       <w:pPr>
@@ -8856,7 +9707,27 @@
           <w:szCs w:val="20"/>
           <w:lang w:val="en-US"/>
         </w:rPr>
-        <w:t xml:space="preserve">             127.0.0.1/32            trust</w:t>
+        <w:t xml:space="preserve">             127.0.</w:t>
+      </w:r>
+      <w:proofErr w:type="gramStart"/>
+      <w:r>
+        <w:rPr>
+          <w:rFonts w:ascii="Consolas" w:hAnsi="Consolas" w:cs="Times New Roman"/>
+          <w:sz w:val="20"/>
+          <w:szCs w:val="20"/>
+          <w:lang w:val="en-US"/>
+        </w:rPr>
+        <w:t>0.1</w:t>
+      </w:r>
+      <w:proofErr w:type="gramEnd"/>
+      <w:r>
+        <w:rPr>
+          <w:rFonts w:ascii="Consolas" w:hAnsi="Consolas" w:cs="Times New Roman"/>
+          <w:sz w:val="20"/>
+          <w:szCs w:val="20"/>
+          <w:lang w:val="en-US"/>
+        </w:rPr>
+        <w:t>/32            trust</w:t>
       </w:r>
     </w:p>
     <w:p>
@@ -8897,7 +9768,27 @@
           <w:szCs w:val="20"/>
           <w:lang w:val="en-US"/>
         </w:rPr>
-        <w:t xml:space="preserve">             ::1/128                 trust</w:t>
+        <w:t xml:space="preserve">           </w:t>
+      </w:r>
+      <w:proofErr w:type="gramStart"/>
+      <w:r>
+        <w:rPr>
+          <w:rFonts w:ascii="Consolas" w:hAnsi="Consolas" w:cs="Times New Roman"/>
+          <w:sz w:val="20"/>
+          <w:szCs w:val="20"/>
+          <w:lang w:val="en-US"/>
+        </w:rPr>
+        <w:t xml:space="preserve">  :</w:t>
+      </w:r>
+      <w:proofErr w:type="gramEnd"/>
+      <w:r>
+        <w:rPr>
+          <w:rFonts w:ascii="Consolas" w:hAnsi="Consolas" w:cs="Times New Roman"/>
+          <w:sz w:val="20"/>
+          <w:szCs w:val="20"/>
+          <w:lang w:val="en-US"/>
+        </w:rPr>
+        <w:t>:1/128                 trust</w:t>
       </w:r>
     </w:p>
     <w:p>
@@ -8951,7 +9842,27 @@
           <w:szCs w:val="20"/>
           <w:lang w:val="en-US"/>
         </w:rPr>
-        <w:t xml:space="preserve">[postgres3@pg111 ~]$ </w:t>
+        <w:t xml:space="preserve">[postgres3@pg111 </w:t>
+      </w:r>
+      <w:proofErr w:type="gramStart"/>
+      <w:r>
+        <w:rPr>
+          <w:rFonts w:ascii="Consolas" w:hAnsi="Consolas" w:cs="Times New Roman"/>
+          <w:sz w:val="20"/>
+          <w:szCs w:val="20"/>
+          <w:lang w:val="en-US"/>
+        </w:rPr>
+        <w:t>~]$</w:t>
+      </w:r>
+      <w:proofErr w:type="gramEnd"/>
+      <w:r>
+        <w:rPr>
+          <w:rFonts w:ascii="Consolas" w:hAnsi="Consolas" w:cs="Times New Roman"/>
+          <w:sz w:val="20"/>
+          <w:szCs w:val="20"/>
+          <w:lang w:val="en-US"/>
+        </w:rPr>
+        <w:t xml:space="preserve"> </w:t>
       </w:r>
       <w:proofErr w:type="spellStart"/>
       <w:r>
@@ -9067,7 +9978,27 @@
           <w:szCs w:val="20"/>
           <w:lang w:val="en-US"/>
         </w:rPr>
-        <w:t xml:space="preserve">[postgres3@pg111 ~]$ </w:t>
+        <w:t xml:space="preserve">[postgres3@pg111 </w:t>
+      </w:r>
+      <w:proofErr w:type="gramStart"/>
+      <w:r>
+        <w:rPr>
+          <w:rFonts w:ascii="Consolas" w:hAnsi="Consolas" w:cs="Times New Roman"/>
+          <w:sz w:val="20"/>
+          <w:szCs w:val="20"/>
+          <w:lang w:val="en-US"/>
+        </w:rPr>
+        <w:t>~]$</w:t>
+      </w:r>
+      <w:proofErr w:type="gramEnd"/>
+      <w:r>
+        <w:rPr>
+          <w:rFonts w:ascii="Consolas" w:hAnsi="Consolas" w:cs="Times New Roman"/>
+          <w:sz w:val="20"/>
+          <w:szCs w:val="20"/>
+          <w:lang w:val="en-US"/>
+        </w:rPr>
+        <w:t xml:space="preserve"> </w:t>
       </w:r>
       <w:proofErr w:type="spellStart"/>
       <w:r>
@@ -9250,7 +10181,27 @@
           <w:szCs w:val="20"/>
           <w:lang w:val="en-US"/>
         </w:rPr>
-        <w:t xml:space="preserve">[postgres3@pg111 ~]$ </w:t>
+        <w:t xml:space="preserve">[postgres3@pg111 </w:t>
+      </w:r>
+      <w:proofErr w:type="gramStart"/>
+      <w:r>
+        <w:rPr>
+          <w:rFonts w:ascii="Consolas" w:hAnsi="Consolas" w:cs="Times New Roman"/>
+          <w:sz w:val="20"/>
+          <w:szCs w:val="20"/>
+          <w:lang w:val="en-US"/>
+        </w:rPr>
+        <w:t>~]$</w:t>
+      </w:r>
+      <w:proofErr w:type="gramEnd"/>
+      <w:r>
+        <w:rPr>
+          <w:rFonts w:ascii="Consolas" w:hAnsi="Consolas" w:cs="Times New Roman"/>
+          <w:sz w:val="20"/>
+          <w:szCs w:val="20"/>
+          <w:lang w:val="en-US"/>
+        </w:rPr>
+        <w:t xml:space="preserve"> </w:t>
       </w:r>
       <w:proofErr w:type="spellStart"/>
       <w:r>
@@ -9851,7 +10802,25 @@
           <w:sz w:val="24"/>
           <w:szCs w:val="24"/>
         </w:rPr>
-        <w:t xml:space="preserve">, ограниченный только адресами 127.0.0.1/32 и ::1/128. Это позволило успешно выполнить подключение по TCP/IP и тем самым подтвердить работоспособность сетевого доступа к серверу в условиях данного стенда. Таким образом, на втором этапе сервер </w:t>
+        <w:t xml:space="preserve">, ограниченный только адресами 127.0.0.1/32 </w:t>
+      </w:r>
+      <w:proofErr w:type="gramStart"/>
+      <w:r>
+        <w:rPr>
+          <w:rFonts w:ascii="Times New Roman" w:hAnsi="Times New Roman" w:cs="Times New Roman"/>
+          <w:sz w:val="24"/>
+          <w:szCs w:val="24"/>
+        </w:rPr>
+        <w:t>и :</w:t>
+      </w:r>
+      <w:proofErr w:type="gramEnd"/>
+      <w:r>
+        <w:rPr>
+          <w:rFonts w:ascii="Times New Roman" w:hAnsi="Times New Roman" w:cs="Times New Roman"/>
+          <w:sz w:val="24"/>
+          <w:szCs w:val="24"/>
+        </w:rPr>
+        <w:t xml:space="preserve">:1/128. Это позволило успешно выполнить подключение по TCP/IP и тем самым подтвердить работоспособность сетевого доступа к серверу в условиях данного стенда. Таким образом, на втором этапе сервер </w:t>
       </w:r>
       <w:proofErr w:type="spellStart"/>
       <w:r>
@@ -10031,7 +11000,7 @@
           <w:color w:val="000000" w:themeColor="text1"/>
         </w:rPr>
       </w:pPr>
-      <w:bookmarkStart w:id="4" w:name="_Toc225089321"/>
+      <w:bookmarkStart w:id="4" w:name="_Toc227570560"/>
       <w:r>
         <w:rPr>
           <w:color w:val="000000" w:themeColor="text1"/>
@@ -10114,7 +11083,27 @@
           <w:szCs w:val="20"/>
           <w:lang w:val="en-US"/>
         </w:rPr>
-        <w:t xml:space="preserve">[postgres3@pg111 ~]$ </w:t>
+        <w:t xml:space="preserve">[postgres3@pg111 </w:t>
+      </w:r>
+      <w:proofErr w:type="gramStart"/>
+      <w:r>
+        <w:rPr>
+          <w:rFonts w:ascii="Consolas" w:hAnsi="Consolas" w:cs="Times New Roman"/>
+          <w:sz w:val="20"/>
+          <w:szCs w:val="20"/>
+          <w:lang w:val="en-US"/>
+        </w:rPr>
+        <w:t>~]$</w:t>
+      </w:r>
+      <w:proofErr w:type="gramEnd"/>
+      <w:r>
+        <w:rPr>
+          <w:rFonts w:ascii="Consolas" w:hAnsi="Consolas" w:cs="Times New Roman"/>
+          <w:sz w:val="20"/>
+          <w:szCs w:val="20"/>
+          <w:lang w:val="en-US"/>
+        </w:rPr>
+        <w:t xml:space="preserve"> </w:t>
       </w:r>
       <w:proofErr w:type="spellStart"/>
       <w:r>
@@ -10313,8 +11302,19 @@
           <w:szCs w:val="20"/>
           <w:lang w:val="en-US"/>
         </w:rPr>
-        <w:t>/postgres3/mgg73';</w:t>
-      </w:r>
+        <w:t>/postgres3/mgg73</w:t>
+      </w:r>
+      <w:proofErr w:type="gramStart"/>
+      <w:r>
+        <w:rPr>
+          <w:rFonts w:ascii="Consolas" w:hAnsi="Consolas" w:cs="Times New Roman"/>
+          <w:sz w:val="20"/>
+          <w:szCs w:val="20"/>
+          <w:lang w:val="en-US"/>
+        </w:rPr>
+        <w:t>';</w:t>
+      </w:r>
+      <w:proofErr w:type="gramEnd"/>
     </w:p>
     <w:p>
       <w:pPr>
@@ -10465,8 +11465,19 @@
           <w:szCs w:val="20"/>
           <w:lang w:val="en-US"/>
         </w:rPr>
-        <w:t>PASSWORD 'default_user_9530';</w:t>
-      </w:r>
+        <w:t>PASSWORD 'default_user_9530</w:t>
+      </w:r>
+      <w:proofErr w:type="gramStart"/>
+      <w:r>
+        <w:rPr>
+          <w:rFonts w:ascii="Consolas" w:hAnsi="Consolas" w:cs="Times New Roman"/>
+          <w:sz w:val="20"/>
+          <w:szCs w:val="20"/>
+          <w:lang w:val="en-US"/>
+        </w:rPr>
+        <w:t>';</w:t>
+      </w:r>
+      <w:proofErr w:type="gramEnd"/>
     </w:p>
     <w:p>
       <w:pPr>
@@ -10762,18 +11773,28 @@
           <w:szCs w:val="20"/>
           <w:lang w:val="en-US"/>
         </w:rPr>
-        <w:t xml:space="preserve">    ENCODING 'WIN1251';</w:t>
-      </w:r>
-    </w:p>
-    <w:p>
-      <w:pPr>
-        <w:shd w:val="clear" w:color="auto" w:fill="262626" w:themeFill="text1" w:themeFillTint="D9"/>
-        <w:spacing w:line="240" w:lineRule="auto"/>
-        <w:rPr>
-          <w:rFonts w:ascii="Consolas" w:hAnsi="Consolas" w:cs="Times New Roman"/>
-          <w:sz w:val="20"/>
-          <w:szCs w:val="20"/>
-          <w:lang w:val="en-US"/>
+        <w:t xml:space="preserve">    ENCODING 'WIN1251</w:t>
+      </w:r>
+      <w:proofErr w:type="gramStart"/>
+      <w:r>
+        <w:rPr>
+          <w:rFonts w:ascii="Consolas" w:hAnsi="Consolas" w:cs="Times New Roman"/>
+          <w:sz w:val="20"/>
+          <w:szCs w:val="20"/>
+          <w:lang w:val="en-US"/>
+        </w:rPr>
+        <w:t>';</w:t>
+      </w:r>
+      <w:proofErr w:type="gramEnd"/>
+    </w:p>
+    <w:p>
+      <w:pPr>
+        <w:shd w:val="clear" w:color="auto" w:fill="262626" w:themeFill="text1" w:themeFillTint="D9"/>
+        <w:spacing w:line="240" w:lineRule="auto"/>
+        <w:rPr>
+          <w:rFonts w:ascii="Consolas" w:hAnsi="Consolas" w:cs="Times New Roman"/>
+          <w:sz w:val="20"/>
+          <w:szCs w:val="20"/>
         </w:rPr>
       </w:pPr>
       <w:r>
@@ -10790,7 +11811,6 @@
           <w:rFonts w:ascii="Consolas" w:hAnsi="Consolas" w:cs="Times New Roman"/>
           <w:sz w:val="20"/>
           <w:szCs w:val="20"/>
-          <w:lang w:val="en-US"/>
         </w:rPr>
         <w:t xml:space="preserve"> </w:t>
       </w:r>
@@ -10812,7 +11832,6 @@
           <w:rFonts w:ascii="Consolas" w:hAnsi="Consolas" w:cs="Times New Roman"/>
           <w:sz w:val="20"/>
           <w:szCs w:val="20"/>
-          <w:lang w:val="en-US"/>
         </w:rPr>
       </w:pPr>
     </w:p>
@@ -10894,7 +11913,17 @@
           <w:szCs w:val="20"/>
           <w:lang w:val="en-US"/>
         </w:rPr>
-        <w:t>default_user</w:t>
+        <w:t>default_</w:t>
+      </w:r>
+      <w:proofErr w:type="gramStart"/>
+      <w:r>
+        <w:rPr>
+          <w:rFonts w:ascii="Consolas" w:hAnsi="Consolas" w:cs="Times New Roman"/>
+          <w:sz w:val="20"/>
+          <w:szCs w:val="20"/>
+          <w:lang w:val="en-US"/>
+        </w:rPr>
+        <w:t>user</w:t>
       </w:r>
       <w:proofErr w:type="spellEnd"/>
       <w:r>
@@ -10906,6 +11935,7 @@
         </w:rPr>
         <w:t>;</w:t>
       </w:r>
+      <w:proofErr w:type="gramEnd"/>
     </w:p>
     <w:p>
       <w:pPr>
@@ -11043,7 +12073,27 @@
           <w:szCs w:val="20"/>
           <w:lang w:val="en-US"/>
         </w:rPr>
-        <w:t xml:space="preserve">[postgres3@pg111 ~]$ </w:t>
+        <w:t xml:space="preserve">[postgres3@pg111 </w:t>
+      </w:r>
+      <w:proofErr w:type="gramStart"/>
+      <w:r>
+        <w:rPr>
+          <w:rFonts w:ascii="Consolas" w:hAnsi="Consolas" w:cs="Times New Roman"/>
+          <w:sz w:val="20"/>
+          <w:szCs w:val="20"/>
+          <w:lang w:val="en-US"/>
+        </w:rPr>
+        <w:t>~]$</w:t>
+      </w:r>
+      <w:proofErr w:type="gramEnd"/>
+      <w:r>
+        <w:rPr>
+          <w:rFonts w:ascii="Consolas" w:hAnsi="Consolas" w:cs="Times New Roman"/>
+          <w:sz w:val="20"/>
+          <w:szCs w:val="20"/>
+          <w:lang w:val="en-US"/>
+        </w:rPr>
+        <w:t xml:space="preserve"> </w:t>
       </w:r>
       <w:proofErr w:type="spellStart"/>
       <w:r>
@@ -11294,49 +12344,109 @@
           <w:szCs w:val="20"/>
           <w:lang w:val="en-US"/>
         </w:rPr>
-        <w:t xml:space="preserve">    surname VARCHAR(100) NOT NULL,</w:t>
-      </w:r>
-    </w:p>
-    <w:p>
-      <w:pPr>
-        <w:shd w:val="clear" w:color="auto" w:fill="262626" w:themeFill="text1" w:themeFillTint="D9"/>
-        <w:spacing w:line="240" w:lineRule="auto"/>
-        <w:rPr>
-          <w:rFonts w:ascii="Consolas" w:hAnsi="Consolas" w:cs="Times New Roman"/>
-          <w:sz w:val="20"/>
-          <w:szCs w:val="20"/>
-          <w:lang w:val="en-US"/>
-        </w:rPr>
-      </w:pPr>
-      <w:r>
-        <w:rPr>
-          <w:rFonts w:ascii="Consolas" w:hAnsi="Consolas" w:cs="Times New Roman"/>
-          <w:sz w:val="20"/>
-          <w:szCs w:val="20"/>
-          <w:lang w:val="en-US"/>
-        </w:rPr>
-        <w:t xml:space="preserve">    name VARCHAR(100) NOT NULL,</w:t>
-      </w:r>
-    </w:p>
-    <w:p>
-      <w:pPr>
-        <w:shd w:val="clear" w:color="auto" w:fill="262626" w:themeFill="text1" w:themeFillTint="D9"/>
-        <w:spacing w:line="240" w:lineRule="auto"/>
-        <w:rPr>
-          <w:rFonts w:ascii="Consolas" w:hAnsi="Consolas" w:cs="Times New Roman"/>
-          <w:sz w:val="20"/>
-          <w:szCs w:val="20"/>
-          <w:lang w:val="en-US"/>
-        </w:rPr>
-      </w:pPr>
-      <w:r>
-        <w:rPr>
-          <w:rFonts w:ascii="Consolas" w:hAnsi="Consolas" w:cs="Times New Roman"/>
-          <w:sz w:val="20"/>
-          <w:szCs w:val="20"/>
-          <w:lang w:val="en-US"/>
-        </w:rPr>
-        <w:t xml:space="preserve">    gender VARCHAR(20) NOT NULL CHECK (gender IN ('MALE', 'FEMALE', 'NOT STATED')),</w:t>
+        <w:t xml:space="preserve">    surname </w:t>
+      </w:r>
+      <w:proofErr w:type="gramStart"/>
+      <w:r>
+        <w:rPr>
+          <w:rFonts w:ascii="Consolas" w:hAnsi="Consolas" w:cs="Times New Roman"/>
+          <w:sz w:val="20"/>
+          <w:szCs w:val="20"/>
+          <w:lang w:val="en-US"/>
+        </w:rPr>
+        <w:t>VARCHAR(</w:t>
+      </w:r>
+      <w:proofErr w:type="gramEnd"/>
+      <w:r>
+        <w:rPr>
+          <w:rFonts w:ascii="Consolas" w:hAnsi="Consolas" w:cs="Times New Roman"/>
+          <w:sz w:val="20"/>
+          <w:szCs w:val="20"/>
+          <w:lang w:val="en-US"/>
+        </w:rPr>
+        <w:t>100) NOT NULL,</w:t>
+      </w:r>
+    </w:p>
+    <w:p>
+      <w:pPr>
+        <w:shd w:val="clear" w:color="auto" w:fill="262626" w:themeFill="text1" w:themeFillTint="D9"/>
+        <w:spacing w:line="240" w:lineRule="auto"/>
+        <w:rPr>
+          <w:rFonts w:ascii="Consolas" w:hAnsi="Consolas" w:cs="Times New Roman"/>
+          <w:sz w:val="20"/>
+          <w:szCs w:val="20"/>
+          <w:lang w:val="en-US"/>
+        </w:rPr>
+      </w:pPr>
+      <w:r>
+        <w:rPr>
+          <w:rFonts w:ascii="Consolas" w:hAnsi="Consolas" w:cs="Times New Roman"/>
+          <w:sz w:val="20"/>
+          <w:szCs w:val="20"/>
+          <w:lang w:val="en-US"/>
+        </w:rPr>
+        <w:t xml:space="preserve">    name </w:t>
+      </w:r>
+      <w:proofErr w:type="gramStart"/>
+      <w:r>
+        <w:rPr>
+          <w:rFonts w:ascii="Consolas" w:hAnsi="Consolas" w:cs="Times New Roman"/>
+          <w:sz w:val="20"/>
+          <w:szCs w:val="20"/>
+          <w:lang w:val="en-US"/>
+        </w:rPr>
+        <w:t>VARCHAR(</w:t>
+      </w:r>
+      <w:proofErr w:type="gramEnd"/>
+      <w:r>
+        <w:rPr>
+          <w:rFonts w:ascii="Consolas" w:hAnsi="Consolas" w:cs="Times New Roman"/>
+          <w:sz w:val="20"/>
+          <w:szCs w:val="20"/>
+          <w:lang w:val="en-US"/>
+        </w:rPr>
+        <w:t>100) NOT NULL,</w:t>
+      </w:r>
+    </w:p>
+    <w:p>
+      <w:pPr>
+        <w:shd w:val="clear" w:color="auto" w:fill="262626" w:themeFill="text1" w:themeFillTint="D9"/>
+        <w:spacing w:line="240" w:lineRule="auto"/>
+        <w:rPr>
+          <w:rFonts w:ascii="Consolas" w:hAnsi="Consolas" w:cs="Times New Roman"/>
+          <w:sz w:val="20"/>
+          <w:szCs w:val="20"/>
+          <w:lang w:val="en-US"/>
+        </w:rPr>
+      </w:pPr>
+      <w:r>
+        <w:rPr>
+          <w:rFonts w:ascii="Consolas" w:hAnsi="Consolas" w:cs="Times New Roman"/>
+          <w:sz w:val="20"/>
+          <w:szCs w:val="20"/>
+          <w:lang w:val="en-US"/>
+        </w:rPr>
+        <w:t xml:space="preserve">    gender </w:t>
+      </w:r>
+      <w:proofErr w:type="gramStart"/>
+      <w:r>
+        <w:rPr>
+          <w:rFonts w:ascii="Consolas" w:hAnsi="Consolas" w:cs="Times New Roman"/>
+          <w:sz w:val="20"/>
+          <w:szCs w:val="20"/>
+          <w:lang w:val="en-US"/>
+        </w:rPr>
+        <w:t>VARCHAR(</w:t>
+      </w:r>
+      <w:proofErr w:type="gramEnd"/>
+      <w:r>
+        <w:rPr>
+          <w:rFonts w:ascii="Consolas" w:hAnsi="Consolas" w:cs="Times New Roman"/>
+          <w:sz w:val="20"/>
+          <w:szCs w:val="20"/>
+          <w:lang w:val="en-US"/>
+        </w:rPr>
+        <w:t>20) NOT NULL CHECK (gender IN ('MALE', 'FEMALE', 'NOT STATED')),</w:t>
       </w:r>
     </w:p>
     <w:p>
@@ -11463,6 +12573,7 @@
           <w:lang w:val="en-US"/>
         </w:rPr>
       </w:pPr>
+      <w:proofErr w:type="gramStart"/>
       <w:r>
         <w:rPr>
           <w:rFonts w:ascii="Consolas" w:hAnsi="Consolas" w:cs="Times New Roman"/>
@@ -11472,6 +12583,7 @@
         </w:rPr>
         <w:t>);</w:t>
       </w:r>
+      <w:proofErr w:type="gramEnd"/>
     </w:p>
     <w:p>
       <w:pPr>
@@ -11648,7 +12760,27 @@
           <w:szCs w:val="20"/>
           <w:lang w:val="en-US"/>
         </w:rPr>
-        <w:t xml:space="preserve"> VARCHAR(150) NOT NULL UNIQUE,</w:t>
+        <w:t xml:space="preserve"> </w:t>
+      </w:r>
+      <w:proofErr w:type="gramStart"/>
+      <w:r>
+        <w:rPr>
+          <w:rFonts w:ascii="Consolas" w:hAnsi="Consolas" w:cs="Times New Roman"/>
+          <w:sz w:val="20"/>
+          <w:szCs w:val="20"/>
+          <w:lang w:val="en-US"/>
+        </w:rPr>
+        <w:t>VARCHAR(</w:t>
+      </w:r>
+      <w:proofErr w:type="gramEnd"/>
+      <w:r>
+        <w:rPr>
+          <w:rFonts w:ascii="Consolas" w:hAnsi="Consolas" w:cs="Times New Roman"/>
+          <w:sz w:val="20"/>
+          <w:szCs w:val="20"/>
+          <w:lang w:val="en-US"/>
+        </w:rPr>
+        <w:t>150) NOT NULL UNIQUE,</w:t>
       </w:r>
     </w:p>
     <w:p>
@@ -11680,6 +12812,7 @@
         </w:rPr>
         <w:t xml:space="preserve"> </w:t>
       </w:r>
+      <w:proofErr w:type="gramStart"/>
       <w:r>
         <w:rPr>
           <w:rFonts w:ascii="Consolas" w:hAnsi="Consolas" w:cs="Times New Roman"/>
@@ -11696,7 +12829,17 @@
           <w:szCs w:val="20"/>
           <w:lang w:val="en-US"/>
         </w:rPr>
-        <w:t xml:space="preserve">(100) </w:t>
+        <w:t>(</w:t>
+      </w:r>
+      <w:proofErr w:type="gramEnd"/>
+      <w:r>
+        <w:rPr>
+          <w:rFonts w:ascii="Consolas" w:hAnsi="Consolas" w:cs="Times New Roman"/>
+          <w:sz w:val="20"/>
+          <w:szCs w:val="20"/>
+          <w:lang w:val="en-US"/>
+        </w:rPr>
+        <w:t xml:space="preserve">100) </w:t>
       </w:r>
       <w:r>
         <w:rPr>
@@ -11787,6 +12930,7 @@
           <w:lang w:val="en-US"/>
         </w:rPr>
       </w:pPr>
+      <w:proofErr w:type="gramStart"/>
       <w:r>
         <w:rPr>
           <w:rFonts w:ascii="Consolas" w:hAnsi="Consolas" w:cs="Times New Roman"/>
@@ -11796,6 +12940,7 @@
         </w:rPr>
         <w:t>);</w:t>
       </w:r>
+      <w:proofErr w:type="gramEnd"/>
     </w:p>
     <w:p>
       <w:pPr>
@@ -12083,7 +13228,27 @@
           <w:szCs w:val="20"/>
           <w:lang w:val="en-US"/>
         </w:rPr>
-        <w:t xml:space="preserve">    balance NUMERIC(12,2) NOT NULL CHECK (balance &gt;= 0),</w:t>
+        <w:t xml:space="preserve">    balance </w:t>
+      </w:r>
+      <w:proofErr w:type="gramStart"/>
+      <w:r>
+        <w:rPr>
+          <w:rFonts w:ascii="Consolas" w:hAnsi="Consolas" w:cs="Times New Roman"/>
+          <w:sz w:val="20"/>
+          <w:szCs w:val="20"/>
+          <w:lang w:val="en-US"/>
+        </w:rPr>
+        <w:t>NUMERIC(</w:t>
+      </w:r>
+      <w:proofErr w:type="gramEnd"/>
+      <w:r>
+        <w:rPr>
+          <w:rFonts w:ascii="Consolas" w:hAnsi="Consolas" w:cs="Times New Roman"/>
+          <w:sz w:val="20"/>
+          <w:szCs w:val="20"/>
+          <w:lang w:val="en-US"/>
+        </w:rPr>
+        <w:t>12,2) NOT NULL CHECK (balance &gt;= 0),</w:t>
       </w:r>
     </w:p>
     <w:p>
@@ -12138,6 +13303,7 @@
           <w:lang w:val="en-US"/>
         </w:rPr>
       </w:pPr>
+      <w:proofErr w:type="gramStart"/>
       <w:r>
         <w:rPr>
           <w:rFonts w:ascii="Consolas" w:hAnsi="Consolas" w:cs="Times New Roman"/>
@@ -12147,6 +13313,7 @@
         </w:rPr>
         <w:t>);</w:t>
       </w:r>
+      <w:proofErr w:type="gramEnd"/>
     </w:p>
     <w:p>
       <w:pPr>
@@ -12413,7 +13580,27 @@
           <w:szCs w:val="20"/>
           <w:lang w:val="en-US"/>
         </w:rPr>
-        <w:t xml:space="preserve"> VARCHAR(30) NOT NULL CHECK (</w:t>
+        <w:t xml:space="preserve"> </w:t>
+      </w:r>
+      <w:proofErr w:type="gramStart"/>
+      <w:r>
+        <w:rPr>
+          <w:rFonts w:ascii="Consolas" w:hAnsi="Consolas" w:cs="Times New Roman"/>
+          <w:sz w:val="20"/>
+          <w:szCs w:val="20"/>
+          <w:lang w:val="en-US"/>
+        </w:rPr>
+        <w:t>VARCHAR(</w:t>
+      </w:r>
+      <w:proofErr w:type="gramEnd"/>
+      <w:r>
+        <w:rPr>
+          <w:rFonts w:ascii="Consolas" w:hAnsi="Consolas" w:cs="Times New Roman"/>
+          <w:sz w:val="20"/>
+          <w:szCs w:val="20"/>
+          <w:lang w:val="en-US"/>
+        </w:rPr>
+        <w:t>30) NOT NULL CHECK (</w:t>
       </w:r>
     </w:p>
     <w:p>
@@ -12496,7 +13683,27 @@
           <w:szCs w:val="20"/>
           <w:lang w:val="en-US"/>
         </w:rPr>
-        <w:t xml:space="preserve">    amount NUMERIC(12,2) NOT NULL CHECK (amount &gt;= 0),</w:t>
+        <w:t xml:space="preserve">    amount </w:t>
+      </w:r>
+      <w:proofErr w:type="gramStart"/>
+      <w:r>
+        <w:rPr>
+          <w:rFonts w:ascii="Consolas" w:hAnsi="Consolas" w:cs="Times New Roman"/>
+          <w:sz w:val="20"/>
+          <w:szCs w:val="20"/>
+          <w:lang w:val="en-US"/>
+        </w:rPr>
+        <w:t>NUMERIC(</w:t>
+      </w:r>
+      <w:proofErr w:type="gramEnd"/>
+      <w:r>
+        <w:rPr>
+          <w:rFonts w:ascii="Consolas" w:hAnsi="Consolas" w:cs="Times New Roman"/>
+          <w:sz w:val="20"/>
+          <w:szCs w:val="20"/>
+          <w:lang w:val="en-US"/>
+        </w:rPr>
+        <w:t>12,2) NOT NULL CHECK (amount &gt;= 0),</w:t>
       </w:r>
     </w:p>
     <w:p>
@@ -12551,14 +13758,25 @@
           <w:lang w:val="en-US"/>
         </w:rPr>
       </w:pPr>
-      <w:r>
-        <w:rPr>
-          <w:rFonts w:ascii="Consolas" w:hAnsi="Consolas" w:cs="Times New Roman"/>
-          <w:sz w:val="20"/>
-          <w:szCs w:val="20"/>
-          <w:lang w:val="en-US"/>
-        </w:rPr>
-        <w:t xml:space="preserve">); </w:t>
+      <w:proofErr w:type="gramStart"/>
+      <w:r>
+        <w:rPr>
+          <w:rFonts w:ascii="Consolas" w:hAnsi="Consolas" w:cs="Times New Roman"/>
+          <w:sz w:val="20"/>
+          <w:szCs w:val="20"/>
+          <w:lang w:val="en-US"/>
+        </w:rPr>
+        <w:t>);</w:t>
+      </w:r>
+      <w:proofErr w:type="gramEnd"/>
+      <w:r>
+        <w:rPr>
+          <w:rFonts w:ascii="Consolas" w:hAnsi="Consolas" w:cs="Times New Roman"/>
+          <w:sz w:val="20"/>
+          <w:szCs w:val="20"/>
+          <w:lang w:val="en-US"/>
+        </w:rPr>
+        <w:t xml:space="preserve"> </w:t>
       </w:r>
     </w:p>
     <w:p>
@@ -12903,8 +14121,19 @@
           <w:szCs w:val="20"/>
           <w:lang w:val="en-US"/>
         </w:rPr>
-        <w:t>', 'NOT STATED', '2026-03-03 09:15:00');</w:t>
-      </w:r>
+        <w:t>', 'NOT STATED', '2026-03-03 09:15:00'</w:t>
+      </w:r>
+      <w:proofErr w:type="gramStart"/>
+      <w:r>
+        <w:rPr>
+          <w:rFonts w:ascii="Consolas" w:hAnsi="Consolas" w:cs="Times New Roman"/>
+          <w:sz w:val="20"/>
+          <w:szCs w:val="20"/>
+          <w:lang w:val="en-US"/>
+        </w:rPr>
+        <w:t>);</w:t>
+      </w:r>
+      <w:proofErr w:type="gramEnd"/>
     </w:p>
     <w:p>
       <w:pPr>
@@ -13515,18 +14744,28 @@
           <w:szCs w:val="20"/>
           <w:lang w:val="en-US"/>
         </w:rPr>
-        <w:t>(3, 'Contribution', 2500.00, '2026-03-11 09:40:00');</w:t>
-      </w:r>
-    </w:p>
-    <w:p>
-      <w:pPr>
-        <w:shd w:val="clear" w:color="auto" w:fill="262626" w:themeFill="text1" w:themeFillTint="D9"/>
-        <w:spacing w:line="240" w:lineRule="auto"/>
-        <w:rPr>
-          <w:rFonts w:ascii="Consolas" w:hAnsi="Consolas" w:cs="Times New Roman"/>
-          <w:sz w:val="20"/>
-          <w:szCs w:val="20"/>
-          <w:lang w:val="en-US"/>
+        <w:t>(3, 'Contribution', 2500.00, '2026-03-11 09:40:00'</w:t>
+      </w:r>
+      <w:proofErr w:type="gramStart"/>
+      <w:r>
+        <w:rPr>
+          <w:rFonts w:ascii="Consolas" w:hAnsi="Consolas" w:cs="Times New Roman"/>
+          <w:sz w:val="20"/>
+          <w:szCs w:val="20"/>
+          <w:lang w:val="en-US"/>
+        </w:rPr>
+        <w:t>);</w:t>
+      </w:r>
+      <w:proofErr w:type="gramEnd"/>
+    </w:p>
+    <w:p>
+      <w:pPr>
+        <w:shd w:val="clear" w:color="auto" w:fill="262626" w:themeFill="text1" w:themeFillTint="D9"/>
+        <w:spacing w:line="240" w:lineRule="auto"/>
+        <w:rPr>
+          <w:rFonts w:ascii="Consolas" w:hAnsi="Consolas" w:cs="Times New Roman"/>
+          <w:sz w:val="20"/>
+          <w:szCs w:val="20"/>
         </w:rPr>
       </w:pPr>
       <w:r>
@@ -13543,7 +14782,6 @@
           <w:rFonts w:ascii="Consolas" w:hAnsi="Consolas" w:cs="Times New Roman"/>
           <w:sz w:val="20"/>
           <w:szCs w:val="20"/>
-          <w:lang w:val="en-US"/>
         </w:rPr>
         <w:t xml:space="preserve"> 0 3</w:t>
       </w:r>
@@ -13822,6 +15060,7 @@
         <w:t xml:space="preserve">    TABLESPACE </w:t>
       </w:r>
       <w:proofErr w:type="spellStart"/>
+      <w:proofErr w:type="gramStart"/>
       <w:r>
         <w:rPr>
           <w:rFonts w:ascii="Consolas" w:hAnsi="Consolas" w:cs="Times New Roman"/>
@@ -13841,36 +15080,35 @@
         </w:rPr>
         <w:t>;</w:t>
       </w:r>
-    </w:p>
-    <w:p>
-      <w:pPr>
-        <w:shd w:val="clear" w:color="auto" w:fill="262626" w:themeFill="text1" w:themeFillTint="D9"/>
-        <w:spacing w:line="240" w:lineRule="auto"/>
-        <w:rPr>
-          <w:rFonts w:ascii="Consolas" w:hAnsi="Consolas" w:cs="Times New Roman"/>
-          <w:sz w:val="20"/>
-          <w:szCs w:val="20"/>
-          <w:lang w:val="en-US"/>
-        </w:rPr>
-      </w:pPr>
-    </w:p>
-    <w:p>
-      <w:pPr>
-        <w:shd w:val="clear" w:color="auto" w:fill="262626" w:themeFill="text1" w:themeFillTint="D9"/>
-        <w:spacing w:line="240" w:lineRule="auto"/>
-        <w:rPr>
-          <w:rFonts w:ascii="Consolas" w:hAnsi="Consolas" w:cs="Times New Roman"/>
-          <w:sz w:val="20"/>
-          <w:szCs w:val="20"/>
-          <w:lang w:val="en-US"/>
-        </w:rPr>
-      </w:pPr>
-      <w:r>
-        <w:rPr>
-          <w:rFonts w:ascii="Consolas" w:hAnsi="Consolas" w:cs="Times New Roman"/>
-          <w:sz w:val="20"/>
-          <w:szCs w:val="20"/>
-          <w:lang w:val="en-US"/>
+      <w:proofErr w:type="gramEnd"/>
+    </w:p>
+    <w:p>
+      <w:pPr>
+        <w:shd w:val="clear" w:color="auto" w:fill="262626" w:themeFill="text1" w:themeFillTint="D9"/>
+        <w:spacing w:line="240" w:lineRule="auto"/>
+        <w:rPr>
+          <w:rFonts w:ascii="Consolas" w:hAnsi="Consolas" w:cs="Times New Roman"/>
+          <w:sz w:val="20"/>
+          <w:szCs w:val="20"/>
+          <w:lang w:val="en-US"/>
+        </w:rPr>
+      </w:pPr>
+    </w:p>
+    <w:p>
+      <w:pPr>
+        <w:shd w:val="clear" w:color="auto" w:fill="262626" w:themeFill="text1" w:themeFillTint="D9"/>
+        <w:spacing w:line="240" w:lineRule="auto"/>
+        <w:rPr>
+          <w:rFonts w:ascii="Consolas" w:hAnsi="Consolas" w:cs="Times New Roman"/>
+          <w:sz w:val="20"/>
+          <w:szCs w:val="20"/>
+        </w:rPr>
+      </w:pPr>
+      <w:r>
+        <w:rPr>
+          <w:rFonts w:ascii="Consolas" w:hAnsi="Consolas" w:cs="Times New Roman"/>
+          <w:sz w:val="20"/>
+          <w:szCs w:val="20"/>
         </w:rPr>
         <w:t xml:space="preserve"># </w:t>
       </w:r>
@@ -13887,7 +15125,6 @@
           <w:rFonts w:ascii="Consolas" w:hAnsi="Consolas" w:cs="Times New Roman"/>
           <w:sz w:val="20"/>
           <w:szCs w:val="20"/>
-          <w:lang w:val="en-US"/>
         </w:rPr>
         <w:t xml:space="preserve"> </w:t>
       </w:r>
@@ -13904,7 +15141,6 @@
           <w:rFonts w:ascii="Consolas" w:hAnsi="Consolas" w:cs="Times New Roman"/>
           <w:sz w:val="20"/>
           <w:szCs w:val="20"/>
-          <w:lang w:val="en-US"/>
         </w:rPr>
         <w:t xml:space="preserve"> </w:t>
       </w:r>
@@ -13921,7 +15157,6 @@
           <w:rFonts w:ascii="Consolas" w:hAnsi="Consolas" w:cs="Times New Roman"/>
           <w:sz w:val="20"/>
           <w:szCs w:val="20"/>
-          <w:lang w:val="en-US"/>
         </w:rPr>
         <w:t xml:space="preserve"> </w:t>
       </w:r>
@@ -13938,7 +15173,6 @@
           <w:rFonts w:ascii="Consolas" w:hAnsi="Consolas" w:cs="Times New Roman"/>
           <w:sz w:val="20"/>
           <w:szCs w:val="20"/>
-          <w:lang w:val="en-US"/>
         </w:rPr>
         <w:t xml:space="preserve"> </w:t>
       </w:r>
@@ -13955,7 +15189,6 @@
           <w:rFonts w:ascii="Consolas" w:hAnsi="Consolas" w:cs="Times New Roman"/>
           <w:sz w:val="20"/>
           <w:szCs w:val="20"/>
-          <w:lang w:val="en-US"/>
         </w:rPr>
         <w:t xml:space="preserve"> </w:t>
       </w:r>
@@ -13972,7 +15205,6 @@
           <w:rFonts w:ascii="Consolas" w:hAnsi="Consolas" w:cs="Times New Roman"/>
           <w:sz w:val="20"/>
           <w:szCs w:val="20"/>
-          <w:lang w:val="en-US"/>
         </w:rPr>
         <w:t xml:space="preserve"> </w:t>
       </w:r>
@@ -13989,7 +15221,6 @@
           <w:rFonts w:ascii="Consolas" w:hAnsi="Consolas" w:cs="Times New Roman"/>
           <w:sz w:val="20"/>
           <w:szCs w:val="20"/>
-          <w:lang w:val="en-US"/>
         </w:rPr>
         <w:t xml:space="preserve"> </w:t>
       </w:r>
@@ -14006,7 +15237,6 @@
           <w:rFonts w:ascii="Consolas" w:hAnsi="Consolas" w:cs="Times New Roman"/>
           <w:sz w:val="20"/>
           <w:szCs w:val="20"/>
-          <w:lang w:val="en-US"/>
         </w:rPr>
         <w:t xml:space="preserve"> </w:t>
       </w:r>
@@ -14023,7 +15253,6 @@
           <w:rFonts w:ascii="Consolas" w:hAnsi="Consolas" w:cs="Times New Roman"/>
           <w:sz w:val="20"/>
           <w:szCs w:val="20"/>
-          <w:lang w:val="en-US"/>
         </w:rPr>
         <w:t xml:space="preserve"> </w:t>
       </w:r>
@@ -14133,6 +15362,7 @@
         <w:t xml:space="preserve">    TABLESPACE </w:t>
       </w:r>
       <w:proofErr w:type="spellStart"/>
+      <w:proofErr w:type="gramStart"/>
       <w:r>
         <w:rPr>
           <w:rFonts w:ascii="Consolas" w:hAnsi="Consolas" w:cs="Times New Roman"/>
@@ -14152,36 +15382,35 @@
         </w:rPr>
         <w:t>;</w:t>
       </w:r>
-    </w:p>
-    <w:p>
-      <w:pPr>
-        <w:shd w:val="clear" w:color="auto" w:fill="262626" w:themeFill="text1" w:themeFillTint="D9"/>
-        <w:spacing w:line="240" w:lineRule="auto"/>
-        <w:rPr>
-          <w:rFonts w:ascii="Consolas" w:hAnsi="Consolas" w:cs="Times New Roman"/>
-          <w:sz w:val="20"/>
-          <w:szCs w:val="20"/>
-          <w:lang w:val="en-US"/>
-        </w:rPr>
-      </w:pPr>
-    </w:p>
-    <w:p>
-      <w:pPr>
-        <w:shd w:val="clear" w:color="auto" w:fill="262626" w:themeFill="text1" w:themeFillTint="D9"/>
-        <w:spacing w:line="240" w:lineRule="auto"/>
-        <w:rPr>
-          <w:rFonts w:ascii="Consolas" w:hAnsi="Consolas" w:cs="Times New Roman"/>
-          <w:sz w:val="20"/>
-          <w:szCs w:val="20"/>
-          <w:lang w:val="en-US"/>
-        </w:rPr>
-      </w:pPr>
-      <w:r>
-        <w:rPr>
-          <w:rFonts w:ascii="Consolas" w:hAnsi="Consolas" w:cs="Times New Roman"/>
-          <w:sz w:val="20"/>
-          <w:szCs w:val="20"/>
-          <w:lang w:val="en-US"/>
+      <w:proofErr w:type="gramEnd"/>
+    </w:p>
+    <w:p>
+      <w:pPr>
+        <w:shd w:val="clear" w:color="auto" w:fill="262626" w:themeFill="text1" w:themeFillTint="D9"/>
+        <w:spacing w:line="240" w:lineRule="auto"/>
+        <w:rPr>
+          <w:rFonts w:ascii="Consolas" w:hAnsi="Consolas" w:cs="Times New Roman"/>
+          <w:sz w:val="20"/>
+          <w:szCs w:val="20"/>
+          <w:lang w:val="en-US"/>
+        </w:rPr>
+      </w:pPr>
+    </w:p>
+    <w:p>
+      <w:pPr>
+        <w:shd w:val="clear" w:color="auto" w:fill="262626" w:themeFill="text1" w:themeFillTint="D9"/>
+        <w:spacing w:line="240" w:lineRule="auto"/>
+        <w:rPr>
+          <w:rFonts w:ascii="Consolas" w:hAnsi="Consolas" w:cs="Times New Roman"/>
+          <w:sz w:val="20"/>
+          <w:szCs w:val="20"/>
+        </w:rPr>
+      </w:pPr>
+      <w:r>
+        <w:rPr>
+          <w:rFonts w:ascii="Consolas" w:hAnsi="Consolas" w:cs="Times New Roman"/>
+          <w:sz w:val="20"/>
+          <w:szCs w:val="20"/>
         </w:rPr>
         <w:t xml:space="preserve"># </w:t>
       </w:r>
@@ -14198,7 +15427,6 @@
           <w:rFonts w:ascii="Consolas" w:hAnsi="Consolas" w:cs="Times New Roman"/>
           <w:sz w:val="20"/>
           <w:szCs w:val="20"/>
-          <w:lang w:val="en-US"/>
         </w:rPr>
         <w:t xml:space="preserve"> </w:t>
       </w:r>
@@ -14215,7 +15443,6 @@
           <w:rFonts w:ascii="Consolas" w:hAnsi="Consolas" w:cs="Times New Roman"/>
           <w:sz w:val="20"/>
           <w:szCs w:val="20"/>
-          <w:lang w:val="en-US"/>
         </w:rPr>
         <w:t xml:space="preserve"> </w:t>
       </w:r>
@@ -14232,7 +15459,6 @@
           <w:rFonts w:ascii="Consolas" w:hAnsi="Consolas" w:cs="Times New Roman"/>
           <w:sz w:val="20"/>
           <w:szCs w:val="20"/>
-          <w:lang w:val="en-US"/>
         </w:rPr>
         <w:t xml:space="preserve"> </w:t>
       </w:r>
@@ -14249,7 +15475,6 @@
           <w:rFonts w:ascii="Consolas" w:hAnsi="Consolas" w:cs="Times New Roman"/>
           <w:sz w:val="20"/>
           <w:szCs w:val="20"/>
-          <w:lang w:val="en-US"/>
         </w:rPr>
         <w:t xml:space="preserve"> </w:t>
       </w:r>
@@ -14266,7 +15491,6 @@
           <w:rFonts w:ascii="Consolas" w:hAnsi="Consolas" w:cs="Times New Roman"/>
           <w:sz w:val="20"/>
           <w:szCs w:val="20"/>
-          <w:lang w:val="en-US"/>
         </w:rPr>
         <w:t xml:space="preserve"> </w:t>
       </w:r>
@@ -14283,7 +15507,6 @@
           <w:rFonts w:ascii="Consolas" w:hAnsi="Consolas" w:cs="Times New Roman"/>
           <w:sz w:val="20"/>
           <w:szCs w:val="20"/>
-          <w:lang w:val="en-US"/>
         </w:rPr>
         <w:t xml:space="preserve"> </w:t>
       </w:r>
@@ -14300,7 +15523,6 @@
           <w:rFonts w:ascii="Consolas" w:hAnsi="Consolas" w:cs="Times New Roman"/>
           <w:sz w:val="20"/>
           <w:szCs w:val="20"/>
-          <w:lang w:val="en-US"/>
         </w:rPr>
         <w:t xml:space="preserve"> </w:t>
       </w:r>
@@ -14317,7 +15539,6 @@
           <w:rFonts w:ascii="Consolas" w:hAnsi="Consolas" w:cs="Times New Roman"/>
           <w:sz w:val="20"/>
           <w:szCs w:val="20"/>
-          <w:lang w:val="en-US"/>
         </w:rPr>
         <w:t xml:space="preserve"> </w:t>
       </w:r>
@@ -14334,7 +15555,6 @@
           <w:rFonts w:ascii="Consolas" w:hAnsi="Consolas" w:cs="Times New Roman"/>
           <w:sz w:val="20"/>
           <w:szCs w:val="20"/>
-          <w:lang w:val="en-US"/>
         </w:rPr>
         <w:t xml:space="preserve"> </w:t>
       </w:r>
@@ -14444,6 +15664,7 @@
         <w:t xml:space="preserve">    TABLESPACE </w:t>
       </w:r>
       <w:proofErr w:type="spellStart"/>
+      <w:proofErr w:type="gramStart"/>
       <w:r>
         <w:rPr>
           <w:rFonts w:ascii="Consolas" w:hAnsi="Consolas" w:cs="Times New Roman"/>
@@ -14463,36 +15684,35 @@
         </w:rPr>
         <w:t>;</w:t>
       </w:r>
-    </w:p>
-    <w:p>
-      <w:pPr>
-        <w:shd w:val="clear" w:color="auto" w:fill="262626" w:themeFill="text1" w:themeFillTint="D9"/>
-        <w:spacing w:line="240" w:lineRule="auto"/>
-        <w:rPr>
-          <w:rFonts w:ascii="Consolas" w:hAnsi="Consolas" w:cs="Times New Roman"/>
-          <w:sz w:val="20"/>
-          <w:szCs w:val="20"/>
-          <w:lang w:val="en-US"/>
-        </w:rPr>
-      </w:pPr>
-    </w:p>
-    <w:p>
-      <w:pPr>
-        <w:shd w:val="clear" w:color="auto" w:fill="262626" w:themeFill="text1" w:themeFillTint="D9"/>
-        <w:spacing w:line="240" w:lineRule="auto"/>
-        <w:rPr>
-          <w:rFonts w:ascii="Consolas" w:hAnsi="Consolas" w:cs="Times New Roman"/>
-          <w:sz w:val="20"/>
-          <w:szCs w:val="20"/>
-          <w:lang w:val="en-US"/>
-        </w:rPr>
-      </w:pPr>
-      <w:r>
-        <w:rPr>
-          <w:rFonts w:ascii="Consolas" w:hAnsi="Consolas" w:cs="Times New Roman"/>
-          <w:sz w:val="20"/>
-          <w:szCs w:val="20"/>
-          <w:lang w:val="en-US"/>
+      <w:proofErr w:type="gramEnd"/>
+    </w:p>
+    <w:p>
+      <w:pPr>
+        <w:shd w:val="clear" w:color="auto" w:fill="262626" w:themeFill="text1" w:themeFillTint="D9"/>
+        <w:spacing w:line="240" w:lineRule="auto"/>
+        <w:rPr>
+          <w:rFonts w:ascii="Consolas" w:hAnsi="Consolas" w:cs="Times New Roman"/>
+          <w:sz w:val="20"/>
+          <w:szCs w:val="20"/>
+          <w:lang w:val="en-US"/>
+        </w:rPr>
+      </w:pPr>
+    </w:p>
+    <w:p>
+      <w:pPr>
+        <w:shd w:val="clear" w:color="auto" w:fill="262626" w:themeFill="text1" w:themeFillTint="D9"/>
+        <w:spacing w:line="240" w:lineRule="auto"/>
+        <w:rPr>
+          <w:rFonts w:ascii="Consolas" w:hAnsi="Consolas" w:cs="Times New Roman"/>
+          <w:sz w:val="20"/>
+          <w:szCs w:val="20"/>
+        </w:rPr>
+      </w:pPr>
+      <w:r>
+        <w:rPr>
+          <w:rFonts w:ascii="Consolas" w:hAnsi="Consolas" w:cs="Times New Roman"/>
+          <w:sz w:val="20"/>
+          <w:szCs w:val="20"/>
         </w:rPr>
         <w:t xml:space="preserve"># </w:t>
       </w:r>
@@ -14509,7 +15729,6 @@
           <w:rFonts w:ascii="Consolas" w:hAnsi="Consolas" w:cs="Times New Roman"/>
           <w:sz w:val="20"/>
           <w:szCs w:val="20"/>
-          <w:lang w:val="en-US"/>
         </w:rPr>
         <w:t xml:space="preserve"> </w:t>
       </w:r>
@@ -14526,7 +15745,6 @@
           <w:rFonts w:ascii="Consolas" w:hAnsi="Consolas" w:cs="Times New Roman"/>
           <w:sz w:val="20"/>
           <w:szCs w:val="20"/>
-          <w:lang w:val="en-US"/>
         </w:rPr>
         <w:t xml:space="preserve"> </w:t>
       </w:r>
@@ -14543,7 +15761,6 @@
           <w:rFonts w:ascii="Consolas" w:hAnsi="Consolas" w:cs="Times New Roman"/>
           <w:sz w:val="20"/>
           <w:szCs w:val="20"/>
-          <w:lang w:val="en-US"/>
         </w:rPr>
         <w:t xml:space="preserve"> </w:t>
       </w:r>
@@ -14560,7 +15777,6 @@
           <w:rFonts w:ascii="Consolas" w:hAnsi="Consolas" w:cs="Times New Roman"/>
           <w:sz w:val="20"/>
           <w:szCs w:val="20"/>
-          <w:lang w:val="en-US"/>
         </w:rPr>
         <w:t xml:space="preserve"> </w:t>
       </w:r>
@@ -14577,7 +15793,6 @@
           <w:rFonts w:ascii="Consolas" w:hAnsi="Consolas" w:cs="Times New Roman"/>
           <w:sz w:val="20"/>
           <w:szCs w:val="20"/>
-          <w:lang w:val="en-US"/>
         </w:rPr>
         <w:t xml:space="preserve"> </w:t>
       </w:r>
@@ -14594,7 +15809,6 @@
           <w:rFonts w:ascii="Consolas" w:hAnsi="Consolas" w:cs="Times New Roman"/>
           <w:sz w:val="20"/>
           <w:szCs w:val="20"/>
-          <w:lang w:val="en-US"/>
         </w:rPr>
         <w:t xml:space="preserve"> </w:t>
       </w:r>
@@ -14611,7 +15825,6 @@
           <w:rFonts w:ascii="Consolas" w:hAnsi="Consolas" w:cs="Times New Roman"/>
           <w:sz w:val="20"/>
           <w:szCs w:val="20"/>
-          <w:lang w:val="en-US"/>
         </w:rPr>
         <w:t xml:space="preserve"> </w:t>
       </w:r>
@@ -14628,7 +15841,6 @@
           <w:rFonts w:ascii="Consolas" w:hAnsi="Consolas" w:cs="Times New Roman"/>
           <w:sz w:val="20"/>
           <w:szCs w:val="20"/>
-          <w:lang w:val="en-US"/>
         </w:rPr>
         <w:t xml:space="preserve"> </w:t>
       </w:r>
@@ -14645,7 +15857,6 @@
           <w:rFonts w:ascii="Consolas" w:hAnsi="Consolas" w:cs="Times New Roman"/>
           <w:sz w:val="20"/>
           <w:szCs w:val="20"/>
-          <w:lang w:val="en-US"/>
         </w:rPr>
         <w:t xml:space="preserve"> </w:t>
       </w:r>
@@ -14755,6 +15966,7 @@
         <w:t xml:space="preserve">    TABLESPACE </w:t>
       </w:r>
       <w:proofErr w:type="spellStart"/>
+      <w:proofErr w:type="gramStart"/>
       <w:r>
         <w:rPr>
           <w:rFonts w:ascii="Consolas" w:hAnsi="Consolas" w:cs="Times New Roman"/>
@@ -14774,6 +15986,7 @@
         </w:rPr>
         <w:t>;</w:t>
       </w:r>
+      <w:proofErr w:type="gramEnd"/>
     </w:p>
     <w:p>
       <w:pPr>
@@ -14846,7 +16059,6 @@
           <w:rFonts w:ascii="Consolas" w:hAnsi="Consolas" w:cs="Times New Roman"/>
           <w:sz w:val="20"/>
           <w:szCs w:val="20"/>
-          <w:lang w:val="en-US"/>
         </w:rPr>
       </w:pPr>
       <w:r>
@@ -14863,7 +16075,6 @@
           <w:rFonts w:ascii="Consolas" w:hAnsi="Consolas" w:cs="Times New Roman"/>
           <w:sz w:val="20"/>
           <w:szCs w:val="20"/>
-          <w:lang w:val="en-US"/>
         </w:rPr>
         <w:t xml:space="preserve"> </w:t>
       </w:r>
@@ -14885,7 +16096,6 @@
           <w:rFonts w:ascii="Consolas" w:hAnsi="Consolas" w:cs="Times New Roman"/>
           <w:sz w:val="20"/>
           <w:szCs w:val="20"/>
-          <w:lang w:val="en-US"/>
         </w:rPr>
       </w:pPr>
     </w:p>
@@ -14982,24 +16192,44 @@
           <w:sz w:val="20"/>
           <w:szCs w:val="20"/>
         </w:rPr>
-        <w:t xml:space="preserve"> Схема  |    Имя     |   Тип   |   Владелец</w:t>
-      </w:r>
-    </w:p>
-    <w:p>
-      <w:pPr>
-        <w:shd w:val="clear" w:color="auto" w:fill="262626" w:themeFill="text1" w:themeFillTint="D9"/>
-        <w:spacing w:line="240" w:lineRule="auto"/>
-        <w:rPr>
-          <w:rFonts w:ascii="Consolas" w:hAnsi="Consolas" w:cs="Times New Roman"/>
-          <w:sz w:val="20"/>
-          <w:szCs w:val="20"/>
-        </w:rPr>
-      </w:pPr>
-      <w:r>
-        <w:rPr>
-          <w:rFonts w:ascii="Consolas" w:hAnsi="Consolas" w:cs="Times New Roman"/>
-          <w:sz w:val="20"/>
-          <w:szCs w:val="20"/>
+        <w:t xml:space="preserve"> </w:t>
+      </w:r>
+      <w:proofErr w:type="gramStart"/>
+      <w:r>
+        <w:rPr>
+          <w:rFonts w:ascii="Consolas" w:hAnsi="Consolas" w:cs="Times New Roman"/>
+          <w:sz w:val="20"/>
+          <w:szCs w:val="20"/>
+        </w:rPr>
+        <w:t>Схема  |</w:t>
+      </w:r>
+      <w:proofErr w:type="gramEnd"/>
+      <w:r>
+        <w:rPr>
+          <w:rFonts w:ascii="Consolas" w:hAnsi="Consolas" w:cs="Times New Roman"/>
+          <w:sz w:val="20"/>
+          <w:szCs w:val="20"/>
+        </w:rPr>
+        <w:t xml:space="preserve">    Имя     |   Тип   |   Владелец</w:t>
+      </w:r>
+    </w:p>
+    <w:p>
+      <w:pPr>
+        <w:shd w:val="clear" w:color="auto" w:fill="262626" w:themeFill="text1" w:themeFillTint="D9"/>
+        <w:spacing w:line="240" w:lineRule="auto"/>
+        <w:rPr>
+          <w:rFonts w:ascii="Consolas" w:hAnsi="Consolas" w:cs="Times New Roman"/>
+          <w:sz w:val="20"/>
+          <w:szCs w:val="20"/>
+          <w:lang w:val="en-US"/>
+        </w:rPr>
+      </w:pPr>
+      <w:r>
+        <w:rPr>
+          <w:rFonts w:ascii="Consolas" w:hAnsi="Consolas" w:cs="Times New Roman"/>
+          <w:sz w:val="20"/>
+          <w:szCs w:val="20"/>
+          <w:lang w:val="en-US"/>
         </w:rPr>
         <w:t>--------+------------+---------+--------------</w:t>
       </w:r>
@@ -15012,13 +16242,15 @@
           <w:rFonts w:ascii="Consolas" w:hAnsi="Consolas" w:cs="Times New Roman"/>
           <w:sz w:val="20"/>
           <w:szCs w:val="20"/>
-        </w:rPr>
-      </w:pPr>
-      <w:r>
-        <w:rPr>
-          <w:rFonts w:ascii="Consolas" w:hAnsi="Consolas" w:cs="Times New Roman"/>
-          <w:sz w:val="20"/>
-          <w:szCs w:val="20"/>
+          <w:lang w:val="en-US"/>
+        </w:rPr>
+      </w:pPr>
+      <w:r>
+        <w:rPr>
+          <w:rFonts w:ascii="Consolas" w:hAnsi="Consolas" w:cs="Times New Roman"/>
+          <w:sz w:val="20"/>
+          <w:szCs w:val="20"/>
+          <w:lang w:val="en-US"/>
         </w:rPr>
         <w:t xml:space="preserve"> </w:t>
       </w:r>
@@ -15036,6 +16268,7 @@
           <w:rFonts w:ascii="Consolas" w:hAnsi="Consolas" w:cs="Times New Roman"/>
           <w:sz w:val="20"/>
           <w:szCs w:val="20"/>
+          <w:lang w:val="en-US"/>
         </w:rPr>
         <w:t xml:space="preserve"> | </w:t>
       </w:r>
@@ -15053,6 +16286,7 @@
           <w:rFonts w:ascii="Consolas" w:hAnsi="Consolas" w:cs="Times New Roman"/>
           <w:sz w:val="20"/>
           <w:szCs w:val="20"/>
+          <w:lang w:val="en-US"/>
         </w:rPr>
         <w:t xml:space="preserve">   | </w:t>
       </w:r>
@@ -15069,9 +16303,11 @@
           <w:rFonts w:ascii="Consolas" w:hAnsi="Consolas" w:cs="Times New Roman"/>
           <w:sz w:val="20"/>
           <w:szCs w:val="20"/>
+          <w:lang w:val="en-US"/>
         </w:rPr>
         <w:t xml:space="preserve"> | </w:t>
       </w:r>
+      <w:proofErr w:type="spellStart"/>
       <w:r>
         <w:rPr>
           <w:rFonts w:ascii="Consolas" w:hAnsi="Consolas" w:cs="Times New Roman"/>
@@ -15086,6 +16322,7 @@
           <w:rFonts w:ascii="Consolas" w:hAnsi="Consolas" w:cs="Times New Roman"/>
           <w:sz w:val="20"/>
           <w:szCs w:val="20"/>
+          <w:lang w:val="en-US"/>
         </w:rPr>
         <w:t>_</w:t>
       </w:r>
@@ -15098,23 +16335,25 @@
         </w:rPr>
         <w:t>user</w:t>
       </w:r>
-    </w:p>
-    <w:p>
-      <w:pPr>
-        <w:shd w:val="clear" w:color="auto" w:fill="262626" w:themeFill="text1" w:themeFillTint="D9"/>
-        <w:spacing w:line="240" w:lineRule="auto"/>
-        <w:rPr>
-          <w:rFonts w:ascii="Consolas" w:hAnsi="Consolas" w:cs="Times New Roman"/>
-          <w:sz w:val="20"/>
-          <w:szCs w:val="20"/>
-          <w:lang w:val="en-US"/>
-        </w:rPr>
-      </w:pPr>
-      <w:r>
-        <w:rPr>
-          <w:rFonts w:ascii="Consolas" w:hAnsi="Consolas" w:cs="Times New Roman"/>
-          <w:sz w:val="20"/>
-          <w:szCs w:val="20"/>
+      <w:proofErr w:type="spellEnd"/>
+    </w:p>
+    <w:p>
+      <w:pPr>
+        <w:shd w:val="clear" w:color="auto" w:fill="262626" w:themeFill="text1" w:themeFillTint="D9"/>
+        <w:spacing w:line="240" w:lineRule="auto"/>
+        <w:rPr>
+          <w:rFonts w:ascii="Consolas" w:hAnsi="Consolas" w:cs="Times New Roman"/>
+          <w:sz w:val="20"/>
+          <w:szCs w:val="20"/>
+          <w:lang w:val="en-US"/>
+        </w:rPr>
+      </w:pPr>
+      <w:r>
+        <w:rPr>
+          <w:rFonts w:ascii="Consolas" w:hAnsi="Consolas" w:cs="Times New Roman"/>
+          <w:sz w:val="20"/>
+          <w:szCs w:val="20"/>
+          <w:lang w:val="en-US"/>
         </w:rPr>
         <w:t xml:space="preserve"> </w:t>
       </w:r>
@@ -15424,28 +16663,66 @@
           <w:sz w:val="20"/>
           <w:szCs w:val="20"/>
         </w:rPr>
-        <w:t xml:space="preserve">    Имя     | Владелец  |      Расположение</w:t>
-      </w:r>
-    </w:p>
-    <w:p>
-      <w:pPr>
-        <w:shd w:val="clear" w:color="auto" w:fill="262626" w:themeFill="text1" w:themeFillTint="D9"/>
-        <w:spacing w:line="240" w:lineRule="auto"/>
-        <w:rPr>
-          <w:rFonts w:ascii="Consolas" w:hAnsi="Consolas" w:cs="Times New Roman"/>
-          <w:sz w:val="20"/>
-          <w:szCs w:val="20"/>
-          <w:lang w:val="en-US"/>
-        </w:rPr>
-      </w:pPr>
-      <w:r>
-        <w:rPr>
-          <w:rFonts w:ascii="Consolas" w:hAnsi="Consolas" w:cs="Times New Roman"/>
-          <w:sz w:val="20"/>
-          <w:szCs w:val="20"/>
-          <w:lang w:val="en-US"/>
-        </w:rPr>
-        <w:t>------------+-----------+-------------------------</w:t>
+        <w:t xml:space="preserve">    Имя     | </w:t>
+      </w:r>
+      <w:proofErr w:type="gramStart"/>
+      <w:r>
+        <w:rPr>
+          <w:rFonts w:ascii="Consolas" w:hAnsi="Consolas" w:cs="Times New Roman"/>
+          <w:sz w:val="20"/>
+          <w:szCs w:val="20"/>
+        </w:rPr>
+        <w:t>Владелец  |</w:t>
+      </w:r>
+      <w:proofErr w:type="gramEnd"/>
+      <w:r>
+        <w:rPr>
+          <w:rFonts w:ascii="Consolas" w:hAnsi="Consolas" w:cs="Times New Roman"/>
+          <w:sz w:val="20"/>
+          <w:szCs w:val="20"/>
+        </w:rPr>
+        <w:t xml:space="preserve">      Расположение</w:t>
+      </w:r>
+    </w:p>
+    <w:p>
+      <w:pPr>
+        <w:shd w:val="clear" w:color="auto" w:fill="262626" w:themeFill="text1" w:themeFillTint="D9"/>
+        <w:spacing w:line="240" w:lineRule="auto"/>
+        <w:rPr>
+          <w:rFonts w:ascii="Consolas" w:hAnsi="Consolas" w:cs="Times New Roman"/>
+          <w:sz w:val="20"/>
+          <w:szCs w:val="20"/>
+          <w:lang w:val="en-US"/>
+        </w:rPr>
+      </w:pPr>
+      <w:r>
+        <w:rPr>
+          <w:rFonts w:ascii="Consolas" w:hAnsi="Consolas" w:cs="Times New Roman"/>
+          <w:sz w:val="20"/>
+          <w:szCs w:val="20"/>
+          <w:lang w:val="en-US"/>
+        </w:rPr>
+        <w:t>------------</w:t>
+      </w:r>
+      <w:proofErr w:type="gramStart"/>
+      <w:r>
+        <w:rPr>
+          <w:rFonts w:ascii="Consolas" w:hAnsi="Consolas" w:cs="Times New Roman"/>
+          <w:sz w:val="20"/>
+          <w:szCs w:val="20"/>
+          <w:lang w:val="en-US"/>
+        </w:rPr>
+        <w:t>+-----------+---</w:t>
+      </w:r>
+      <w:proofErr w:type="gramEnd"/>
+      <w:r>
+        <w:rPr>
+          <w:rFonts w:ascii="Consolas" w:hAnsi="Consolas" w:cs="Times New Roman"/>
+          <w:sz w:val="20"/>
+          <w:szCs w:val="20"/>
+          <w:lang w:val="en-US"/>
+        </w:rPr>
+        <w:t>----------------------</w:t>
       </w:r>
     </w:p>
     <w:p>
@@ -15650,17 +16927,37 @@
           <w:szCs w:val="20"/>
           <w:lang w:val="en-US"/>
         </w:rPr>
-        <w:t>pg_global</w:t>
-      </w:r>
-      <w:proofErr w:type="spellEnd"/>
-      <w:r>
-        <w:rPr>
-          <w:rFonts w:ascii="Consolas" w:hAnsi="Consolas" w:cs="Times New Roman"/>
-          <w:sz w:val="20"/>
-          <w:szCs w:val="20"/>
-          <w:lang w:val="en-US"/>
-        </w:rPr>
-        <w:t xml:space="preserve">  | postgres3 |</w:t>
+        <w:t>pg_</w:t>
+      </w:r>
+      <w:proofErr w:type="gramStart"/>
+      <w:r>
+        <w:rPr>
+          <w:rFonts w:ascii="Consolas" w:hAnsi="Consolas" w:cs="Times New Roman"/>
+          <w:sz w:val="20"/>
+          <w:szCs w:val="20"/>
+          <w:lang w:val="en-US"/>
+        </w:rPr>
+        <w:t>global</w:t>
+      </w:r>
+      <w:proofErr w:type="spellEnd"/>
+      <w:r>
+        <w:rPr>
+          <w:rFonts w:ascii="Consolas" w:hAnsi="Consolas" w:cs="Times New Roman"/>
+          <w:sz w:val="20"/>
+          <w:szCs w:val="20"/>
+          <w:lang w:val="en-US"/>
+        </w:rPr>
+        <w:t xml:space="preserve">  |</w:t>
+      </w:r>
+      <w:proofErr w:type="gramEnd"/>
+      <w:r>
+        <w:rPr>
+          <w:rFonts w:ascii="Consolas" w:hAnsi="Consolas" w:cs="Times New Roman"/>
+          <w:sz w:val="20"/>
+          <w:szCs w:val="20"/>
+          <w:lang w:val="en-US"/>
+        </w:rPr>
+        <w:t xml:space="preserve"> postgres3 |</w:t>
       </w:r>
     </w:p>
     <w:p>
@@ -15945,6 +17242,7 @@
         <w:t xml:space="preserve">ORDER BY </w:t>
       </w:r>
       <w:proofErr w:type="spellStart"/>
+      <w:proofErr w:type="gramStart"/>
       <w:r>
         <w:rPr>
           <w:rFonts w:ascii="Consolas" w:hAnsi="Consolas" w:cs="Times New Roman"/>
@@ -15964,6 +17262,7 @@
         </w:rPr>
         <w:t>;</w:t>
       </w:r>
+      <w:proofErr w:type="gramEnd"/>
     </w:p>
     <w:p>
       <w:pPr>
@@ -16179,6 +17478,7 @@
         </w:rPr>
         <w:t>_</w:t>
       </w:r>
+      <w:proofErr w:type="gramStart"/>
       <w:r>
         <w:rPr>
           <w:rFonts w:ascii="Consolas" w:hAnsi="Consolas" w:cs="Times New Roman"/>
@@ -16198,6 +17498,7 @@
         </w:rPr>
         <w:t xml:space="preserve">  |</w:t>
       </w:r>
+      <w:proofErr w:type="gramEnd"/>
     </w:p>
     <w:p>
       <w:pPr>
@@ -16248,1543 +17549,6 @@
           <w:lang w:val="en-US"/>
         </w:rPr>
       </w:pPr>
-    </w:p>
-    <w:p>
-      <w:pPr>
-        <w:shd w:val="clear" w:color="auto" w:fill="262626" w:themeFill="text1" w:themeFillTint="D9"/>
-        <w:spacing w:line="240" w:lineRule="auto"/>
-        <w:rPr>
-          <w:rFonts w:ascii="Consolas" w:hAnsi="Consolas" w:cs="Times New Roman"/>
-          <w:sz w:val="20"/>
-          <w:szCs w:val="20"/>
-        </w:rPr>
-      </w:pPr>
-      <w:r>
-        <w:rPr>
-          <w:rFonts w:ascii="Consolas" w:hAnsi="Consolas" w:cs="Times New Roman"/>
-          <w:sz w:val="20"/>
-          <w:szCs w:val="20"/>
-        </w:rPr>
-        <w:t># Показываем таблицы и индексы, а также табличные пространства, в которых они находятся</w:t>
-      </w:r>
-    </w:p>
-    <w:p>
-      <w:pPr>
-        <w:shd w:val="clear" w:color="auto" w:fill="262626" w:themeFill="text1" w:themeFillTint="D9"/>
-        <w:spacing w:line="240" w:lineRule="auto"/>
-        <w:rPr>
-          <w:rFonts w:ascii="Consolas" w:hAnsi="Consolas" w:cs="Times New Roman"/>
-          <w:sz w:val="20"/>
-          <w:szCs w:val="20"/>
-          <w:lang w:val="en-US"/>
-        </w:rPr>
-      </w:pPr>
-      <w:proofErr w:type="spellStart"/>
-      <w:r>
-        <w:rPr>
-          <w:rFonts w:ascii="Consolas" w:hAnsi="Consolas" w:cs="Times New Roman"/>
-          <w:sz w:val="20"/>
-          <w:szCs w:val="20"/>
-          <w:lang w:val="en-US"/>
-        </w:rPr>
-        <w:t>fastorangecity</w:t>
-      </w:r>
-      <w:proofErr w:type="spellEnd"/>
-      <w:r>
-        <w:rPr>
-          <w:rFonts w:ascii="Consolas" w:hAnsi="Consolas" w:cs="Times New Roman"/>
-          <w:sz w:val="20"/>
-          <w:szCs w:val="20"/>
-          <w:lang w:val="en-US"/>
-        </w:rPr>
-        <w:t>=&gt; SELECT</w:t>
-      </w:r>
-    </w:p>
-    <w:p>
-      <w:pPr>
-        <w:shd w:val="clear" w:color="auto" w:fill="262626" w:themeFill="text1" w:themeFillTint="D9"/>
-        <w:spacing w:line="240" w:lineRule="auto"/>
-        <w:rPr>
-          <w:rFonts w:ascii="Consolas" w:hAnsi="Consolas" w:cs="Times New Roman"/>
-          <w:sz w:val="20"/>
-          <w:szCs w:val="20"/>
-          <w:lang w:val="en-US"/>
-        </w:rPr>
-      </w:pPr>
-      <w:r>
-        <w:rPr>
-          <w:rFonts w:ascii="Consolas" w:hAnsi="Consolas" w:cs="Times New Roman"/>
-          <w:sz w:val="20"/>
-          <w:szCs w:val="20"/>
-          <w:lang w:val="en-US"/>
-        </w:rPr>
-        <w:t xml:space="preserve">    </w:t>
-      </w:r>
-      <w:proofErr w:type="spellStart"/>
-      <w:r>
-        <w:rPr>
-          <w:rFonts w:ascii="Consolas" w:hAnsi="Consolas" w:cs="Times New Roman"/>
-          <w:sz w:val="20"/>
-          <w:szCs w:val="20"/>
-          <w:lang w:val="en-US"/>
-        </w:rPr>
-        <w:t>c.relkind</w:t>
-      </w:r>
-      <w:proofErr w:type="spellEnd"/>
-      <w:r>
-        <w:rPr>
-          <w:rFonts w:ascii="Consolas" w:hAnsi="Consolas" w:cs="Times New Roman"/>
-          <w:sz w:val="20"/>
-          <w:szCs w:val="20"/>
-          <w:lang w:val="en-US"/>
-        </w:rPr>
-        <w:t>,</w:t>
-      </w:r>
-    </w:p>
-    <w:p>
-      <w:pPr>
-        <w:shd w:val="clear" w:color="auto" w:fill="262626" w:themeFill="text1" w:themeFillTint="D9"/>
-        <w:spacing w:line="240" w:lineRule="auto"/>
-        <w:rPr>
-          <w:rFonts w:ascii="Consolas" w:hAnsi="Consolas" w:cs="Times New Roman"/>
-          <w:sz w:val="20"/>
-          <w:szCs w:val="20"/>
-          <w:lang w:val="en-US"/>
-        </w:rPr>
-      </w:pPr>
-      <w:r>
-        <w:rPr>
-          <w:rFonts w:ascii="Consolas" w:hAnsi="Consolas" w:cs="Times New Roman"/>
-          <w:sz w:val="20"/>
-          <w:szCs w:val="20"/>
-          <w:lang w:val="en-US"/>
-        </w:rPr>
-        <w:t xml:space="preserve">    </w:t>
-      </w:r>
-      <w:proofErr w:type="spellStart"/>
-      <w:r>
-        <w:rPr>
-          <w:rFonts w:ascii="Consolas" w:hAnsi="Consolas" w:cs="Times New Roman"/>
-          <w:sz w:val="20"/>
-          <w:szCs w:val="20"/>
-          <w:lang w:val="en-US"/>
-        </w:rPr>
-        <w:t>c.relname</w:t>
-      </w:r>
-      <w:proofErr w:type="spellEnd"/>
-      <w:r>
-        <w:rPr>
-          <w:rFonts w:ascii="Consolas" w:hAnsi="Consolas" w:cs="Times New Roman"/>
-          <w:sz w:val="20"/>
-          <w:szCs w:val="20"/>
-          <w:lang w:val="en-US"/>
-        </w:rPr>
-        <w:t xml:space="preserve"> AS </w:t>
-      </w:r>
-      <w:proofErr w:type="spellStart"/>
-      <w:r>
-        <w:rPr>
-          <w:rFonts w:ascii="Consolas" w:hAnsi="Consolas" w:cs="Times New Roman"/>
-          <w:sz w:val="20"/>
-          <w:szCs w:val="20"/>
-          <w:lang w:val="en-US"/>
-        </w:rPr>
-        <w:t>object_name</w:t>
-      </w:r>
-      <w:proofErr w:type="spellEnd"/>
-      <w:r>
-        <w:rPr>
-          <w:rFonts w:ascii="Consolas" w:hAnsi="Consolas" w:cs="Times New Roman"/>
-          <w:sz w:val="20"/>
-          <w:szCs w:val="20"/>
-          <w:lang w:val="en-US"/>
-        </w:rPr>
-        <w:t>,</w:t>
-      </w:r>
-    </w:p>
-    <w:p>
-      <w:pPr>
-        <w:shd w:val="clear" w:color="auto" w:fill="262626" w:themeFill="text1" w:themeFillTint="D9"/>
-        <w:spacing w:line="240" w:lineRule="auto"/>
-        <w:rPr>
-          <w:rFonts w:ascii="Consolas" w:hAnsi="Consolas" w:cs="Times New Roman"/>
-          <w:sz w:val="20"/>
-          <w:szCs w:val="20"/>
-          <w:lang w:val="en-US"/>
-        </w:rPr>
-      </w:pPr>
-      <w:r>
-        <w:rPr>
-          <w:rFonts w:ascii="Consolas" w:hAnsi="Consolas" w:cs="Times New Roman"/>
-          <w:sz w:val="20"/>
-          <w:szCs w:val="20"/>
-          <w:lang w:val="en-US"/>
-        </w:rPr>
-        <w:t xml:space="preserve">    COALESCE(</w:t>
-      </w:r>
-      <w:proofErr w:type="spellStart"/>
-      <w:r>
-        <w:rPr>
-          <w:rFonts w:ascii="Consolas" w:hAnsi="Consolas" w:cs="Times New Roman"/>
-          <w:sz w:val="20"/>
-          <w:szCs w:val="20"/>
-          <w:lang w:val="en-US"/>
-        </w:rPr>
-        <w:t>t.spcname</w:t>
-      </w:r>
-      <w:proofErr w:type="spellEnd"/>
-      <w:r>
-        <w:rPr>
-          <w:rFonts w:ascii="Consolas" w:hAnsi="Consolas" w:cs="Times New Roman"/>
-          <w:sz w:val="20"/>
-          <w:szCs w:val="20"/>
-          <w:lang w:val="en-US"/>
-        </w:rPr>
-        <w:t>, '</w:t>
-      </w:r>
-      <w:proofErr w:type="spellStart"/>
-      <w:r>
-        <w:rPr>
-          <w:rFonts w:ascii="Consolas" w:hAnsi="Consolas" w:cs="Times New Roman"/>
-          <w:sz w:val="20"/>
-          <w:szCs w:val="20"/>
-          <w:lang w:val="en-US"/>
-        </w:rPr>
-        <w:t>pg_default</w:t>
-      </w:r>
-      <w:proofErr w:type="spellEnd"/>
-      <w:r>
-        <w:rPr>
-          <w:rFonts w:ascii="Consolas" w:hAnsi="Consolas" w:cs="Times New Roman"/>
-          <w:sz w:val="20"/>
-          <w:szCs w:val="20"/>
-          <w:lang w:val="en-US"/>
-        </w:rPr>
-        <w:t xml:space="preserve">') AS </w:t>
-      </w:r>
-      <w:proofErr w:type="spellStart"/>
-      <w:r>
-        <w:rPr>
-          <w:rFonts w:ascii="Consolas" w:hAnsi="Consolas" w:cs="Times New Roman"/>
-          <w:sz w:val="20"/>
-          <w:szCs w:val="20"/>
-          <w:lang w:val="en-US"/>
-        </w:rPr>
-        <w:t>tablespace_name</w:t>
-      </w:r>
-      <w:proofErr w:type="spellEnd"/>
-      <w:r>
-        <w:rPr>
-          <w:rFonts w:ascii="Consolas" w:hAnsi="Consolas" w:cs="Times New Roman"/>
-          <w:sz w:val="20"/>
-          <w:szCs w:val="20"/>
-          <w:lang w:val="en-US"/>
-        </w:rPr>
-        <w:t>,</w:t>
-      </w:r>
-    </w:p>
-    <w:p>
-      <w:pPr>
-        <w:shd w:val="clear" w:color="auto" w:fill="262626" w:themeFill="text1" w:themeFillTint="D9"/>
-        <w:spacing w:line="240" w:lineRule="auto"/>
-        <w:rPr>
-          <w:rFonts w:ascii="Consolas" w:hAnsi="Consolas" w:cs="Times New Roman"/>
-          <w:sz w:val="20"/>
-          <w:szCs w:val="20"/>
-          <w:lang w:val="en-US"/>
-        </w:rPr>
-      </w:pPr>
-      <w:r>
-        <w:rPr>
-          <w:rFonts w:ascii="Consolas" w:hAnsi="Consolas" w:cs="Times New Roman"/>
-          <w:sz w:val="20"/>
-          <w:szCs w:val="20"/>
-          <w:lang w:val="en-US"/>
-        </w:rPr>
-        <w:t xml:space="preserve">    </w:t>
-      </w:r>
-      <w:proofErr w:type="spellStart"/>
-      <w:r>
-        <w:rPr>
-          <w:rFonts w:ascii="Consolas" w:hAnsi="Consolas" w:cs="Times New Roman"/>
-          <w:sz w:val="20"/>
-          <w:szCs w:val="20"/>
-          <w:lang w:val="en-US"/>
-        </w:rPr>
-        <w:t>n.nspname</w:t>
-      </w:r>
-      <w:proofErr w:type="spellEnd"/>
-      <w:r>
-        <w:rPr>
-          <w:rFonts w:ascii="Consolas" w:hAnsi="Consolas" w:cs="Times New Roman"/>
-          <w:sz w:val="20"/>
-          <w:szCs w:val="20"/>
-          <w:lang w:val="en-US"/>
-        </w:rPr>
-        <w:t xml:space="preserve"> AS </w:t>
-      </w:r>
-      <w:proofErr w:type="spellStart"/>
-      <w:r>
-        <w:rPr>
-          <w:rFonts w:ascii="Consolas" w:hAnsi="Consolas" w:cs="Times New Roman"/>
-          <w:sz w:val="20"/>
-          <w:szCs w:val="20"/>
-          <w:lang w:val="en-US"/>
-        </w:rPr>
-        <w:t>schema_name</w:t>
-      </w:r>
-      <w:proofErr w:type="spellEnd"/>
-    </w:p>
-    <w:p>
-      <w:pPr>
-        <w:shd w:val="clear" w:color="auto" w:fill="262626" w:themeFill="text1" w:themeFillTint="D9"/>
-        <w:spacing w:line="240" w:lineRule="auto"/>
-        <w:rPr>
-          <w:rFonts w:ascii="Consolas" w:hAnsi="Consolas" w:cs="Times New Roman"/>
-          <w:sz w:val="20"/>
-          <w:szCs w:val="20"/>
-          <w:lang w:val="en-US"/>
-        </w:rPr>
-      </w:pPr>
-      <w:r>
-        <w:rPr>
-          <w:rFonts w:ascii="Consolas" w:hAnsi="Consolas" w:cs="Times New Roman"/>
-          <w:sz w:val="20"/>
-          <w:szCs w:val="20"/>
-          <w:lang w:val="en-US"/>
-        </w:rPr>
-        <w:t xml:space="preserve">FROM </w:t>
-      </w:r>
-      <w:proofErr w:type="spellStart"/>
-      <w:r>
-        <w:rPr>
-          <w:rFonts w:ascii="Consolas" w:hAnsi="Consolas" w:cs="Times New Roman"/>
-          <w:sz w:val="20"/>
-          <w:szCs w:val="20"/>
-          <w:lang w:val="en-US"/>
-        </w:rPr>
-        <w:t>pg_class</w:t>
-      </w:r>
-      <w:proofErr w:type="spellEnd"/>
-      <w:r>
-        <w:rPr>
-          <w:rFonts w:ascii="Consolas" w:hAnsi="Consolas" w:cs="Times New Roman"/>
-          <w:sz w:val="20"/>
-          <w:szCs w:val="20"/>
-          <w:lang w:val="en-US"/>
-        </w:rPr>
-        <w:t xml:space="preserve"> c</w:t>
-      </w:r>
-    </w:p>
-    <w:p>
-      <w:pPr>
-        <w:shd w:val="clear" w:color="auto" w:fill="262626" w:themeFill="text1" w:themeFillTint="D9"/>
-        <w:spacing w:line="240" w:lineRule="auto"/>
-        <w:rPr>
-          <w:rFonts w:ascii="Consolas" w:hAnsi="Consolas" w:cs="Times New Roman"/>
-          <w:sz w:val="20"/>
-          <w:szCs w:val="20"/>
-          <w:lang w:val="en-US"/>
-        </w:rPr>
-      </w:pPr>
-      <w:r>
-        <w:rPr>
-          <w:rFonts w:ascii="Consolas" w:hAnsi="Consolas" w:cs="Times New Roman"/>
-          <w:sz w:val="20"/>
-          <w:szCs w:val="20"/>
-          <w:lang w:val="en-US"/>
-        </w:rPr>
-        <w:t xml:space="preserve">JOIN </w:t>
-      </w:r>
-      <w:proofErr w:type="spellStart"/>
-      <w:r>
-        <w:rPr>
-          <w:rFonts w:ascii="Consolas" w:hAnsi="Consolas" w:cs="Times New Roman"/>
-          <w:sz w:val="20"/>
-          <w:szCs w:val="20"/>
-          <w:lang w:val="en-US"/>
-        </w:rPr>
-        <w:t>pg_namespace</w:t>
-      </w:r>
-      <w:proofErr w:type="spellEnd"/>
-      <w:r>
-        <w:rPr>
-          <w:rFonts w:ascii="Consolas" w:hAnsi="Consolas" w:cs="Times New Roman"/>
-          <w:sz w:val="20"/>
-          <w:szCs w:val="20"/>
-          <w:lang w:val="en-US"/>
-        </w:rPr>
-        <w:t xml:space="preserve"> n ON </w:t>
-      </w:r>
-      <w:proofErr w:type="spellStart"/>
-      <w:r>
-        <w:rPr>
-          <w:rFonts w:ascii="Consolas" w:hAnsi="Consolas" w:cs="Times New Roman"/>
-          <w:sz w:val="20"/>
-          <w:szCs w:val="20"/>
-          <w:lang w:val="en-US"/>
-        </w:rPr>
-        <w:t>n.oid</w:t>
-      </w:r>
-      <w:proofErr w:type="spellEnd"/>
-      <w:r>
-        <w:rPr>
-          <w:rFonts w:ascii="Consolas" w:hAnsi="Consolas" w:cs="Times New Roman"/>
-          <w:sz w:val="20"/>
-          <w:szCs w:val="20"/>
-          <w:lang w:val="en-US"/>
-        </w:rPr>
-        <w:t xml:space="preserve"> = </w:t>
-      </w:r>
-      <w:proofErr w:type="spellStart"/>
-      <w:r>
-        <w:rPr>
-          <w:rFonts w:ascii="Consolas" w:hAnsi="Consolas" w:cs="Times New Roman"/>
-          <w:sz w:val="20"/>
-          <w:szCs w:val="20"/>
-          <w:lang w:val="en-US"/>
-        </w:rPr>
-        <w:t>c.relnamespace</w:t>
-      </w:r>
-      <w:proofErr w:type="spellEnd"/>
-    </w:p>
-    <w:p>
-      <w:pPr>
-        <w:shd w:val="clear" w:color="auto" w:fill="262626" w:themeFill="text1" w:themeFillTint="D9"/>
-        <w:spacing w:line="240" w:lineRule="auto"/>
-        <w:rPr>
-          <w:rFonts w:ascii="Consolas" w:hAnsi="Consolas" w:cs="Times New Roman"/>
-          <w:sz w:val="20"/>
-          <w:szCs w:val="20"/>
-          <w:lang w:val="en-US"/>
-        </w:rPr>
-      </w:pPr>
-      <w:r>
-        <w:rPr>
-          <w:rFonts w:ascii="Consolas" w:hAnsi="Consolas" w:cs="Times New Roman"/>
-          <w:sz w:val="20"/>
-          <w:szCs w:val="20"/>
-          <w:lang w:val="en-US"/>
-        </w:rPr>
-        <w:t xml:space="preserve">LEFT JOIN </w:t>
-      </w:r>
-      <w:proofErr w:type="spellStart"/>
-      <w:r>
-        <w:rPr>
-          <w:rFonts w:ascii="Consolas" w:hAnsi="Consolas" w:cs="Times New Roman"/>
-          <w:sz w:val="20"/>
-          <w:szCs w:val="20"/>
-          <w:lang w:val="en-US"/>
-        </w:rPr>
-        <w:t>pg_tablespace</w:t>
-      </w:r>
-      <w:proofErr w:type="spellEnd"/>
-      <w:r>
-        <w:rPr>
-          <w:rFonts w:ascii="Consolas" w:hAnsi="Consolas" w:cs="Times New Roman"/>
-          <w:sz w:val="20"/>
-          <w:szCs w:val="20"/>
-          <w:lang w:val="en-US"/>
-        </w:rPr>
-        <w:t xml:space="preserve"> t ON </w:t>
-      </w:r>
-      <w:proofErr w:type="spellStart"/>
-      <w:r>
-        <w:rPr>
-          <w:rFonts w:ascii="Consolas" w:hAnsi="Consolas" w:cs="Times New Roman"/>
-          <w:sz w:val="20"/>
-          <w:szCs w:val="20"/>
-          <w:lang w:val="en-US"/>
-        </w:rPr>
-        <w:t>t.oid</w:t>
-      </w:r>
-      <w:proofErr w:type="spellEnd"/>
-      <w:r>
-        <w:rPr>
-          <w:rFonts w:ascii="Consolas" w:hAnsi="Consolas" w:cs="Times New Roman"/>
-          <w:sz w:val="20"/>
-          <w:szCs w:val="20"/>
-          <w:lang w:val="en-US"/>
-        </w:rPr>
-        <w:t xml:space="preserve"> = </w:t>
-      </w:r>
-      <w:proofErr w:type="spellStart"/>
-      <w:r>
-        <w:rPr>
-          <w:rFonts w:ascii="Consolas" w:hAnsi="Consolas" w:cs="Times New Roman"/>
-          <w:sz w:val="20"/>
-          <w:szCs w:val="20"/>
-          <w:lang w:val="en-US"/>
-        </w:rPr>
-        <w:t>c.reltablespace</w:t>
-      </w:r>
-      <w:proofErr w:type="spellEnd"/>
-    </w:p>
-    <w:p>
-      <w:pPr>
-        <w:shd w:val="clear" w:color="auto" w:fill="262626" w:themeFill="text1" w:themeFillTint="D9"/>
-        <w:spacing w:line="240" w:lineRule="auto"/>
-        <w:rPr>
-          <w:rFonts w:ascii="Consolas" w:hAnsi="Consolas" w:cs="Times New Roman"/>
-          <w:sz w:val="20"/>
-          <w:szCs w:val="20"/>
-          <w:lang w:val="en-US"/>
-        </w:rPr>
-      </w:pPr>
-      <w:r>
-        <w:rPr>
-          <w:rFonts w:ascii="Consolas" w:hAnsi="Consolas" w:cs="Times New Roman"/>
-          <w:sz w:val="20"/>
-          <w:szCs w:val="20"/>
-          <w:lang w:val="en-US"/>
-        </w:rPr>
-        <w:t xml:space="preserve">WHERE </w:t>
-      </w:r>
-      <w:proofErr w:type="spellStart"/>
-      <w:r>
-        <w:rPr>
-          <w:rFonts w:ascii="Consolas" w:hAnsi="Consolas" w:cs="Times New Roman"/>
-          <w:sz w:val="20"/>
-          <w:szCs w:val="20"/>
-          <w:lang w:val="en-US"/>
-        </w:rPr>
-        <w:t>n.nspname</w:t>
-      </w:r>
-      <w:proofErr w:type="spellEnd"/>
-      <w:r>
-        <w:rPr>
-          <w:rFonts w:ascii="Consolas" w:hAnsi="Consolas" w:cs="Times New Roman"/>
-          <w:sz w:val="20"/>
-          <w:szCs w:val="20"/>
-          <w:lang w:val="en-US"/>
-        </w:rPr>
-        <w:t xml:space="preserve"> NOT IN ('</w:t>
-      </w:r>
-      <w:proofErr w:type="spellStart"/>
-      <w:r>
-        <w:rPr>
-          <w:rFonts w:ascii="Consolas" w:hAnsi="Consolas" w:cs="Times New Roman"/>
-          <w:sz w:val="20"/>
-          <w:szCs w:val="20"/>
-          <w:lang w:val="en-US"/>
-        </w:rPr>
-        <w:t>pg_catalog</w:t>
-      </w:r>
-      <w:proofErr w:type="spellEnd"/>
-      <w:r>
-        <w:rPr>
-          <w:rFonts w:ascii="Consolas" w:hAnsi="Consolas" w:cs="Times New Roman"/>
-          <w:sz w:val="20"/>
-          <w:szCs w:val="20"/>
-          <w:lang w:val="en-US"/>
-        </w:rPr>
-        <w:t>', '</w:t>
-      </w:r>
-      <w:proofErr w:type="spellStart"/>
-      <w:r>
-        <w:rPr>
-          <w:rFonts w:ascii="Consolas" w:hAnsi="Consolas" w:cs="Times New Roman"/>
-          <w:sz w:val="20"/>
-          <w:szCs w:val="20"/>
-          <w:lang w:val="en-US"/>
-        </w:rPr>
-        <w:t>information_schema</w:t>
-      </w:r>
-      <w:proofErr w:type="spellEnd"/>
-      <w:r>
-        <w:rPr>
-          <w:rFonts w:ascii="Consolas" w:hAnsi="Consolas" w:cs="Times New Roman"/>
-          <w:sz w:val="20"/>
-          <w:szCs w:val="20"/>
-          <w:lang w:val="en-US"/>
-        </w:rPr>
-        <w:t>')</w:t>
-      </w:r>
-    </w:p>
-    <w:p>
-      <w:pPr>
-        <w:shd w:val="clear" w:color="auto" w:fill="262626" w:themeFill="text1" w:themeFillTint="D9"/>
-        <w:spacing w:line="240" w:lineRule="auto"/>
-        <w:rPr>
-          <w:rFonts w:ascii="Consolas" w:hAnsi="Consolas" w:cs="Times New Roman"/>
-          <w:sz w:val="20"/>
-          <w:szCs w:val="20"/>
-          <w:lang w:val="en-US"/>
-        </w:rPr>
-      </w:pPr>
-      <w:r>
-        <w:rPr>
-          <w:rFonts w:ascii="Consolas" w:hAnsi="Consolas" w:cs="Times New Roman"/>
-          <w:sz w:val="20"/>
-          <w:szCs w:val="20"/>
-          <w:lang w:val="en-US"/>
-        </w:rPr>
-        <w:t xml:space="preserve">  AND </w:t>
-      </w:r>
-      <w:proofErr w:type="spellStart"/>
-      <w:r>
-        <w:rPr>
-          <w:rFonts w:ascii="Consolas" w:hAnsi="Consolas" w:cs="Times New Roman"/>
-          <w:sz w:val="20"/>
-          <w:szCs w:val="20"/>
-          <w:lang w:val="en-US"/>
-        </w:rPr>
-        <w:t>c.relkind</w:t>
-      </w:r>
-      <w:proofErr w:type="spellEnd"/>
-      <w:r>
-        <w:rPr>
-          <w:rFonts w:ascii="Consolas" w:hAnsi="Consolas" w:cs="Times New Roman"/>
-          <w:sz w:val="20"/>
-          <w:szCs w:val="20"/>
-          <w:lang w:val="en-US"/>
-        </w:rPr>
-        <w:t xml:space="preserve"> IN ('r', '</w:t>
-      </w:r>
-      <w:proofErr w:type="spellStart"/>
-      <w:r>
-        <w:rPr>
-          <w:rFonts w:ascii="Consolas" w:hAnsi="Consolas" w:cs="Times New Roman"/>
-          <w:sz w:val="20"/>
-          <w:szCs w:val="20"/>
-          <w:lang w:val="en-US"/>
-        </w:rPr>
-        <w:t>i</w:t>
-      </w:r>
-      <w:proofErr w:type="spellEnd"/>
-      <w:r>
-        <w:rPr>
-          <w:rFonts w:ascii="Consolas" w:hAnsi="Consolas" w:cs="Times New Roman"/>
-          <w:sz w:val="20"/>
-          <w:szCs w:val="20"/>
-          <w:lang w:val="en-US"/>
-        </w:rPr>
-        <w:t>')</w:t>
-      </w:r>
-    </w:p>
-    <w:p>
-      <w:pPr>
-        <w:shd w:val="clear" w:color="auto" w:fill="262626" w:themeFill="text1" w:themeFillTint="D9"/>
-        <w:spacing w:line="240" w:lineRule="auto"/>
-        <w:rPr>
-          <w:rFonts w:ascii="Consolas" w:hAnsi="Consolas" w:cs="Times New Roman"/>
-          <w:sz w:val="20"/>
-          <w:szCs w:val="20"/>
-          <w:lang w:val="en-US"/>
-        </w:rPr>
-      </w:pPr>
-      <w:r>
-        <w:rPr>
-          <w:rFonts w:ascii="Consolas" w:hAnsi="Consolas" w:cs="Times New Roman"/>
-          <w:sz w:val="20"/>
-          <w:szCs w:val="20"/>
-          <w:lang w:val="en-US"/>
-        </w:rPr>
-        <w:t xml:space="preserve">ORDER BY </w:t>
-      </w:r>
-      <w:proofErr w:type="spellStart"/>
-      <w:r>
-        <w:rPr>
-          <w:rFonts w:ascii="Consolas" w:hAnsi="Consolas" w:cs="Times New Roman"/>
-          <w:sz w:val="20"/>
-          <w:szCs w:val="20"/>
-          <w:lang w:val="en-US"/>
-        </w:rPr>
-        <w:t>tablespace_name</w:t>
-      </w:r>
-      <w:proofErr w:type="spellEnd"/>
-      <w:r>
-        <w:rPr>
-          <w:rFonts w:ascii="Consolas" w:hAnsi="Consolas" w:cs="Times New Roman"/>
-          <w:sz w:val="20"/>
-          <w:szCs w:val="20"/>
-          <w:lang w:val="en-US"/>
-        </w:rPr>
-        <w:t xml:space="preserve">, </w:t>
-      </w:r>
-      <w:proofErr w:type="spellStart"/>
-      <w:r>
-        <w:rPr>
-          <w:rFonts w:ascii="Consolas" w:hAnsi="Consolas" w:cs="Times New Roman"/>
-          <w:sz w:val="20"/>
-          <w:szCs w:val="20"/>
-          <w:lang w:val="en-US"/>
-        </w:rPr>
-        <w:t>c.relkind</w:t>
-      </w:r>
-      <w:proofErr w:type="spellEnd"/>
-      <w:r>
-        <w:rPr>
-          <w:rFonts w:ascii="Consolas" w:hAnsi="Consolas" w:cs="Times New Roman"/>
-          <w:sz w:val="20"/>
-          <w:szCs w:val="20"/>
-          <w:lang w:val="en-US"/>
-        </w:rPr>
-        <w:t xml:space="preserve">, </w:t>
-      </w:r>
-      <w:proofErr w:type="spellStart"/>
-      <w:r>
-        <w:rPr>
-          <w:rFonts w:ascii="Consolas" w:hAnsi="Consolas" w:cs="Times New Roman"/>
-          <w:sz w:val="20"/>
-          <w:szCs w:val="20"/>
-          <w:lang w:val="en-US"/>
-        </w:rPr>
-        <w:t>object_name</w:t>
-      </w:r>
-      <w:proofErr w:type="spellEnd"/>
-      <w:r>
-        <w:rPr>
-          <w:rFonts w:ascii="Consolas" w:hAnsi="Consolas" w:cs="Times New Roman"/>
-          <w:sz w:val="20"/>
-          <w:szCs w:val="20"/>
-          <w:lang w:val="en-US"/>
-        </w:rPr>
-        <w:t>;</w:t>
-      </w:r>
-    </w:p>
-    <w:p>
-      <w:pPr>
-        <w:shd w:val="clear" w:color="auto" w:fill="262626" w:themeFill="text1" w:themeFillTint="D9"/>
-        <w:spacing w:line="240" w:lineRule="auto"/>
-        <w:rPr>
-          <w:rFonts w:ascii="Consolas" w:hAnsi="Consolas" w:cs="Times New Roman"/>
-          <w:sz w:val="20"/>
-          <w:szCs w:val="20"/>
-          <w:lang w:val="en-US"/>
-        </w:rPr>
-      </w:pPr>
-      <w:r>
-        <w:rPr>
-          <w:rFonts w:ascii="Consolas" w:hAnsi="Consolas" w:cs="Times New Roman"/>
-          <w:sz w:val="20"/>
-          <w:szCs w:val="20"/>
-          <w:lang w:val="en-US"/>
-        </w:rPr>
-        <w:t xml:space="preserve"> </w:t>
-      </w:r>
-      <w:proofErr w:type="spellStart"/>
-      <w:r>
-        <w:rPr>
-          <w:rFonts w:ascii="Consolas" w:hAnsi="Consolas" w:cs="Times New Roman"/>
-          <w:sz w:val="20"/>
-          <w:szCs w:val="20"/>
-          <w:lang w:val="en-US"/>
-        </w:rPr>
-        <w:t>relkind</w:t>
-      </w:r>
-      <w:proofErr w:type="spellEnd"/>
-      <w:r>
-        <w:rPr>
-          <w:rFonts w:ascii="Consolas" w:hAnsi="Consolas" w:cs="Times New Roman"/>
-          <w:sz w:val="20"/>
-          <w:szCs w:val="20"/>
-          <w:lang w:val="en-US"/>
-        </w:rPr>
-        <w:t xml:space="preserve"> |          </w:t>
-      </w:r>
-      <w:proofErr w:type="spellStart"/>
-      <w:r>
-        <w:rPr>
-          <w:rFonts w:ascii="Consolas" w:hAnsi="Consolas" w:cs="Times New Roman"/>
-          <w:sz w:val="20"/>
-          <w:szCs w:val="20"/>
-          <w:lang w:val="en-US"/>
-        </w:rPr>
-        <w:t>object_name</w:t>
-      </w:r>
-      <w:proofErr w:type="spellEnd"/>
-      <w:r>
-        <w:rPr>
-          <w:rFonts w:ascii="Consolas" w:hAnsi="Consolas" w:cs="Times New Roman"/>
-          <w:sz w:val="20"/>
-          <w:szCs w:val="20"/>
-          <w:lang w:val="en-US"/>
-        </w:rPr>
-        <w:t xml:space="preserve">          | </w:t>
-      </w:r>
-      <w:proofErr w:type="spellStart"/>
-      <w:r>
-        <w:rPr>
-          <w:rFonts w:ascii="Consolas" w:hAnsi="Consolas" w:cs="Times New Roman"/>
-          <w:sz w:val="20"/>
-          <w:szCs w:val="20"/>
-          <w:lang w:val="en-US"/>
-        </w:rPr>
-        <w:t>tablespace_name</w:t>
-      </w:r>
-      <w:proofErr w:type="spellEnd"/>
-      <w:r>
-        <w:rPr>
-          <w:rFonts w:ascii="Consolas" w:hAnsi="Consolas" w:cs="Times New Roman"/>
-          <w:sz w:val="20"/>
-          <w:szCs w:val="20"/>
-          <w:lang w:val="en-US"/>
-        </w:rPr>
-        <w:t xml:space="preserve"> | </w:t>
-      </w:r>
-      <w:proofErr w:type="spellStart"/>
-      <w:r>
-        <w:rPr>
-          <w:rFonts w:ascii="Consolas" w:hAnsi="Consolas" w:cs="Times New Roman"/>
-          <w:sz w:val="20"/>
-          <w:szCs w:val="20"/>
-          <w:lang w:val="en-US"/>
-        </w:rPr>
-        <w:t>schema_name</w:t>
-      </w:r>
-      <w:proofErr w:type="spellEnd"/>
-    </w:p>
-    <w:p>
-      <w:pPr>
-        <w:shd w:val="clear" w:color="auto" w:fill="262626" w:themeFill="text1" w:themeFillTint="D9"/>
-        <w:spacing w:line="240" w:lineRule="auto"/>
-        <w:rPr>
-          <w:rFonts w:ascii="Consolas" w:hAnsi="Consolas" w:cs="Times New Roman"/>
-          <w:sz w:val="20"/>
-          <w:szCs w:val="20"/>
-          <w:lang w:val="en-US"/>
-        </w:rPr>
-      </w:pPr>
-      <w:r>
-        <w:rPr>
-          <w:rFonts w:ascii="Consolas" w:hAnsi="Consolas" w:cs="Times New Roman"/>
-          <w:sz w:val="20"/>
-          <w:szCs w:val="20"/>
-          <w:lang w:val="en-US"/>
-        </w:rPr>
-        <w:t>---------+-------------------------------+-----------------+-------------</w:t>
-      </w:r>
-    </w:p>
-    <w:p>
-      <w:pPr>
-        <w:shd w:val="clear" w:color="auto" w:fill="262626" w:themeFill="text1" w:themeFillTint="D9"/>
-        <w:spacing w:line="240" w:lineRule="auto"/>
-        <w:rPr>
-          <w:rFonts w:ascii="Consolas" w:hAnsi="Consolas" w:cs="Times New Roman"/>
-          <w:sz w:val="20"/>
-          <w:szCs w:val="20"/>
-          <w:lang w:val="en-US"/>
-        </w:rPr>
-      </w:pPr>
-      <w:r>
-        <w:rPr>
-          <w:rFonts w:ascii="Consolas" w:hAnsi="Consolas" w:cs="Times New Roman"/>
-          <w:sz w:val="20"/>
-          <w:szCs w:val="20"/>
-          <w:lang w:val="en-US"/>
-        </w:rPr>
-        <w:t xml:space="preserve"> </w:t>
-      </w:r>
-      <w:proofErr w:type="spellStart"/>
-      <w:r>
-        <w:rPr>
-          <w:rFonts w:ascii="Consolas" w:hAnsi="Consolas" w:cs="Times New Roman"/>
-          <w:sz w:val="20"/>
-          <w:szCs w:val="20"/>
-          <w:lang w:val="en-US"/>
-        </w:rPr>
-        <w:t>i</w:t>
-      </w:r>
-      <w:proofErr w:type="spellEnd"/>
-      <w:r>
-        <w:rPr>
-          <w:rFonts w:ascii="Consolas" w:hAnsi="Consolas" w:cs="Times New Roman"/>
-          <w:sz w:val="20"/>
-          <w:szCs w:val="20"/>
-          <w:lang w:val="en-US"/>
-        </w:rPr>
-        <w:t xml:space="preserve">       | </w:t>
-      </w:r>
-      <w:proofErr w:type="spellStart"/>
-      <w:r>
-        <w:rPr>
-          <w:rFonts w:ascii="Consolas" w:hAnsi="Consolas" w:cs="Times New Roman"/>
-          <w:sz w:val="20"/>
-          <w:szCs w:val="20"/>
-          <w:lang w:val="en-US"/>
-        </w:rPr>
-        <w:t>idx_accounts_branch_id</w:t>
-      </w:r>
-      <w:proofErr w:type="spellEnd"/>
-      <w:r>
-        <w:rPr>
-          <w:rFonts w:ascii="Consolas" w:hAnsi="Consolas" w:cs="Times New Roman"/>
-          <w:sz w:val="20"/>
-          <w:szCs w:val="20"/>
-          <w:lang w:val="en-US"/>
-        </w:rPr>
-        <w:t xml:space="preserve">        | </w:t>
-      </w:r>
-      <w:proofErr w:type="spellStart"/>
-      <w:r>
-        <w:rPr>
-          <w:rFonts w:ascii="Consolas" w:hAnsi="Consolas" w:cs="Times New Roman"/>
-          <w:sz w:val="20"/>
-          <w:szCs w:val="20"/>
-          <w:lang w:val="en-US"/>
-        </w:rPr>
-        <w:t>idxspace</w:t>
-      </w:r>
-      <w:proofErr w:type="spellEnd"/>
-      <w:r>
-        <w:rPr>
-          <w:rFonts w:ascii="Consolas" w:hAnsi="Consolas" w:cs="Times New Roman"/>
-          <w:sz w:val="20"/>
-          <w:szCs w:val="20"/>
-          <w:lang w:val="en-US"/>
-        </w:rPr>
-        <w:t xml:space="preserve">        | public</w:t>
-      </w:r>
-    </w:p>
-    <w:p>
-      <w:pPr>
-        <w:shd w:val="clear" w:color="auto" w:fill="262626" w:themeFill="text1" w:themeFillTint="D9"/>
-        <w:spacing w:line="240" w:lineRule="auto"/>
-        <w:rPr>
-          <w:rFonts w:ascii="Consolas" w:hAnsi="Consolas" w:cs="Times New Roman"/>
-          <w:sz w:val="20"/>
-          <w:szCs w:val="20"/>
-          <w:lang w:val="en-US"/>
-        </w:rPr>
-      </w:pPr>
-      <w:r>
-        <w:rPr>
-          <w:rFonts w:ascii="Consolas" w:hAnsi="Consolas" w:cs="Times New Roman"/>
-          <w:sz w:val="20"/>
-          <w:szCs w:val="20"/>
-          <w:lang w:val="en-US"/>
-        </w:rPr>
-        <w:lastRenderedPageBreak/>
-        <w:t xml:space="preserve"> </w:t>
-      </w:r>
-      <w:proofErr w:type="spellStart"/>
-      <w:r>
-        <w:rPr>
-          <w:rFonts w:ascii="Consolas" w:hAnsi="Consolas" w:cs="Times New Roman"/>
-          <w:sz w:val="20"/>
-          <w:szCs w:val="20"/>
-          <w:lang w:val="en-US"/>
-        </w:rPr>
-        <w:t>i</w:t>
-      </w:r>
-      <w:proofErr w:type="spellEnd"/>
-      <w:r>
-        <w:rPr>
-          <w:rFonts w:ascii="Consolas" w:hAnsi="Consolas" w:cs="Times New Roman"/>
-          <w:sz w:val="20"/>
-          <w:szCs w:val="20"/>
-          <w:lang w:val="en-US"/>
-        </w:rPr>
-        <w:t xml:space="preserve">       | </w:t>
-      </w:r>
-      <w:proofErr w:type="spellStart"/>
-      <w:r>
-        <w:rPr>
-          <w:rFonts w:ascii="Consolas" w:hAnsi="Consolas" w:cs="Times New Roman"/>
-          <w:sz w:val="20"/>
-          <w:szCs w:val="20"/>
-          <w:lang w:val="en-US"/>
-        </w:rPr>
-        <w:t>idx_accounts_client_id</w:t>
-      </w:r>
-      <w:proofErr w:type="spellEnd"/>
-      <w:r>
-        <w:rPr>
-          <w:rFonts w:ascii="Consolas" w:hAnsi="Consolas" w:cs="Times New Roman"/>
-          <w:sz w:val="20"/>
-          <w:szCs w:val="20"/>
-          <w:lang w:val="en-US"/>
-        </w:rPr>
-        <w:t xml:space="preserve">        | </w:t>
-      </w:r>
-      <w:proofErr w:type="spellStart"/>
-      <w:r>
-        <w:rPr>
-          <w:rFonts w:ascii="Consolas" w:hAnsi="Consolas" w:cs="Times New Roman"/>
-          <w:sz w:val="20"/>
-          <w:szCs w:val="20"/>
-          <w:lang w:val="en-US"/>
-        </w:rPr>
-        <w:t>idxspace</w:t>
-      </w:r>
-      <w:proofErr w:type="spellEnd"/>
-      <w:r>
-        <w:rPr>
-          <w:rFonts w:ascii="Consolas" w:hAnsi="Consolas" w:cs="Times New Roman"/>
-          <w:sz w:val="20"/>
-          <w:szCs w:val="20"/>
-          <w:lang w:val="en-US"/>
-        </w:rPr>
-        <w:t xml:space="preserve">        | public</w:t>
-      </w:r>
-    </w:p>
-    <w:p>
-      <w:pPr>
-        <w:shd w:val="clear" w:color="auto" w:fill="262626" w:themeFill="text1" w:themeFillTint="D9"/>
-        <w:spacing w:line="240" w:lineRule="auto"/>
-        <w:rPr>
-          <w:rFonts w:ascii="Consolas" w:hAnsi="Consolas" w:cs="Times New Roman"/>
-          <w:sz w:val="20"/>
-          <w:szCs w:val="20"/>
-          <w:lang w:val="en-US"/>
-        </w:rPr>
-      </w:pPr>
-      <w:r>
-        <w:rPr>
-          <w:rFonts w:ascii="Consolas" w:hAnsi="Consolas" w:cs="Times New Roman"/>
-          <w:sz w:val="20"/>
-          <w:szCs w:val="20"/>
-          <w:lang w:val="en-US"/>
-        </w:rPr>
-        <w:t xml:space="preserve"> </w:t>
-      </w:r>
-      <w:proofErr w:type="spellStart"/>
-      <w:r>
-        <w:rPr>
-          <w:rFonts w:ascii="Consolas" w:hAnsi="Consolas" w:cs="Times New Roman"/>
-          <w:sz w:val="20"/>
-          <w:szCs w:val="20"/>
-          <w:lang w:val="en-US"/>
-        </w:rPr>
-        <w:t>i</w:t>
-      </w:r>
-      <w:proofErr w:type="spellEnd"/>
-      <w:r>
-        <w:rPr>
-          <w:rFonts w:ascii="Consolas" w:hAnsi="Consolas" w:cs="Times New Roman"/>
-          <w:sz w:val="20"/>
-          <w:szCs w:val="20"/>
-          <w:lang w:val="en-US"/>
-        </w:rPr>
-        <w:t xml:space="preserve">       | </w:t>
-      </w:r>
-      <w:proofErr w:type="spellStart"/>
-      <w:r>
-        <w:rPr>
-          <w:rFonts w:ascii="Consolas" w:hAnsi="Consolas" w:cs="Times New Roman"/>
-          <w:sz w:val="20"/>
-          <w:szCs w:val="20"/>
-          <w:lang w:val="en-US"/>
-        </w:rPr>
-        <w:t>idx_operations_account_id</w:t>
-      </w:r>
-      <w:proofErr w:type="spellEnd"/>
-      <w:r>
-        <w:rPr>
-          <w:rFonts w:ascii="Consolas" w:hAnsi="Consolas" w:cs="Times New Roman"/>
-          <w:sz w:val="20"/>
-          <w:szCs w:val="20"/>
-          <w:lang w:val="en-US"/>
-        </w:rPr>
-        <w:t xml:space="preserve">     | </w:t>
-      </w:r>
-      <w:proofErr w:type="spellStart"/>
-      <w:r>
-        <w:rPr>
-          <w:rFonts w:ascii="Consolas" w:hAnsi="Consolas" w:cs="Times New Roman"/>
-          <w:sz w:val="20"/>
-          <w:szCs w:val="20"/>
-          <w:lang w:val="en-US"/>
-        </w:rPr>
-        <w:t>idxspace</w:t>
-      </w:r>
-      <w:proofErr w:type="spellEnd"/>
-      <w:r>
-        <w:rPr>
-          <w:rFonts w:ascii="Consolas" w:hAnsi="Consolas" w:cs="Times New Roman"/>
-          <w:sz w:val="20"/>
-          <w:szCs w:val="20"/>
-          <w:lang w:val="en-US"/>
-        </w:rPr>
-        <w:t xml:space="preserve">        | public</w:t>
-      </w:r>
-    </w:p>
-    <w:p>
-      <w:pPr>
-        <w:shd w:val="clear" w:color="auto" w:fill="262626" w:themeFill="text1" w:themeFillTint="D9"/>
-        <w:spacing w:line="240" w:lineRule="auto"/>
-        <w:rPr>
-          <w:rFonts w:ascii="Consolas" w:hAnsi="Consolas" w:cs="Times New Roman"/>
-          <w:sz w:val="20"/>
-          <w:szCs w:val="20"/>
-          <w:lang w:val="en-US"/>
-        </w:rPr>
-      </w:pPr>
-      <w:r>
-        <w:rPr>
-          <w:rFonts w:ascii="Consolas" w:hAnsi="Consolas" w:cs="Times New Roman"/>
-          <w:sz w:val="20"/>
-          <w:szCs w:val="20"/>
-          <w:lang w:val="en-US"/>
-        </w:rPr>
-        <w:t xml:space="preserve"> </w:t>
-      </w:r>
-      <w:proofErr w:type="spellStart"/>
-      <w:r>
-        <w:rPr>
-          <w:rFonts w:ascii="Consolas" w:hAnsi="Consolas" w:cs="Times New Roman"/>
-          <w:sz w:val="20"/>
-          <w:szCs w:val="20"/>
-          <w:lang w:val="en-US"/>
-        </w:rPr>
-        <w:t>i</w:t>
-      </w:r>
-      <w:proofErr w:type="spellEnd"/>
-      <w:r>
-        <w:rPr>
-          <w:rFonts w:ascii="Consolas" w:hAnsi="Consolas" w:cs="Times New Roman"/>
-          <w:sz w:val="20"/>
-          <w:szCs w:val="20"/>
-          <w:lang w:val="en-US"/>
-        </w:rPr>
-        <w:t xml:space="preserve">       | </w:t>
-      </w:r>
-      <w:proofErr w:type="spellStart"/>
-      <w:r>
-        <w:rPr>
-          <w:rFonts w:ascii="Consolas" w:hAnsi="Consolas" w:cs="Times New Roman"/>
-          <w:sz w:val="20"/>
-          <w:szCs w:val="20"/>
-          <w:lang w:val="en-US"/>
-        </w:rPr>
-        <w:t>idx_operations_operation_time</w:t>
-      </w:r>
-      <w:proofErr w:type="spellEnd"/>
-      <w:r>
-        <w:rPr>
-          <w:rFonts w:ascii="Consolas" w:hAnsi="Consolas" w:cs="Times New Roman"/>
-          <w:sz w:val="20"/>
-          <w:szCs w:val="20"/>
-          <w:lang w:val="en-US"/>
-        </w:rPr>
-        <w:t xml:space="preserve"> | </w:t>
-      </w:r>
-      <w:proofErr w:type="spellStart"/>
-      <w:r>
-        <w:rPr>
-          <w:rFonts w:ascii="Consolas" w:hAnsi="Consolas" w:cs="Times New Roman"/>
-          <w:sz w:val="20"/>
-          <w:szCs w:val="20"/>
-          <w:lang w:val="en-US"/>
-        </w:rPr>
-        <w:t>idxspace</w:t>
-      </w:r>
-      <w:proofErr w:type="spellEnd"/>
-      <w:r>
-        <w:rPr>
-          <w:rFonts w:ascii="Consolas" w:hAnsi="Consolas" w:cs="Times New Roman"/>
-          <w:sz w:val="20"/>
-          <w:szCs w:val="20"/>
-          <w:lang w:val="en-US"/>
-        </w:rPr>
-        <w:t xml:space="preserve">        | public</w:t>
-      </w:r>
-    </w:p>
-    <w:p>
-      <w:pPr>
-        <w:shd w:val="clear" w:color="auto" w:fill="262626" w:themeFill="text1" w:themeFillTint="D9"/>
-        <w:spacing w:line="240" w:lineRule="auto"/>
-        <w:rPr>
-          <w:rFonts w:ascii="Consolas" w:hAnsi="Consolas" w:cs="Times New Roman"/>
-          <w:sz w:val="20"/>
-          <w:szCs w:val="20"/>
-          <w:lang w:val="en-US"/>
-        </w:rPr>
-      </w:pPr>
-      <w:r>
-        <w:rPr>
-          <w:rFonts w:ascii="Consolas" w:hAnsi="Consolas" w:cs="Times New Roman"/>
-          <w:sz w:val="20"/>
-          <w:szCs w:val="20"/>
-          <w:lang w:val="en-US"/>
-        </w:rPr>
-        <w:t xml:space="preserve"> </w:t>
-      </w:r>
-      <w:proofErr w:type="spellStart"/>
-      <w:r>
-        <w:rPr>
-          <w:rFonts w:ascii="Consolas" w:hAnsi="Consolas" w:cs="Times New Roman"/>
-          <w:sz w:val="20"/>
-          <w:szCs w:val="20"/>
-          <w:lang w:val="en-US"/>
-        </w:rPr>
-        <w:t>i</w:t>
-      </w:r>
-      <w:proofErr w:type="spellEnd"/>
-      <w:r>
-        <w:rPr>
-          <w:rFonts w:ascii="Consolas" w:hAnsi="Consolas" w:cs="Times New Roman"/>
-          <w:sz w:val="20"/>
-          <w:szCs w:val="20"/>
-          <w:lang w:val="en-US"/>
-        </w:rPr>
-        <w:t xml:space="preserve">       | </w:t>
-      </w:r>
-      <w:proofErr w:type="spellStart"/>
-      <w:r>
-        <w:rPr>
-          <w:rFonts w:ascii="Consolas" w:hAnsi="Consolas" w:cs="Times New Roman"/>
-          <w:sz w:val="20"/>
-          <w:szCs w:val="20"/>
-          <w:lang w:val="en-US"/>
-        </w:rPr>
-        <w:t>accounts_pkey</w:t>
-      </w:r>
-      <w:proofErr w:type="spellEnd"/>
-      <w:r>
-        <w:rPr>
-          <w:rFonts w:ascii="Consolas" w:hAnsi="Consolas" w:cs="Times New Roman"/>
-          <w:sz w:val="20"/>
-          <w:szCs w:val="20"/>
-          <w:lang w:val="en-US"/>
-        </w:rPr>
-        <w:t xml:space="preserve">                 | </w:t>
-      </w:r>
-      <w:proofErr w:type="spellStart"/>
-      <w:r>
-        <w:rPr>
-          <w:rFonts w:ascii="Consolas" w:hAnsi="Consolas" w:cs="Times New Roman"/>
-          <w:sz w:val="20"/>
-          <w:szCs w:val="20"/>
-          <w:lang w:val="en-US"/>
-        </w:rPr>
-        <w:t>pg_default</w:t>
-      </w:r>
-      <w:proofErr w:type="spellEnd"/>
-      <w:r>
-        <w:rPr>
-          <w:rFonts w:ascii="Consolas" w:hAnsi="Consolas" w:cs="Times New Roman"/>
-          <w:sz w:val="20"/>
-          <w:szCs w:val="20"/>
-          <w:lang w:val="en-US"/>
-        </w:rPr>
-        <w:t xml:space="preserve">      | public</w:t>
-      </w:r>
-    </w:p>
-    <w:p>
-      <w:pPr>
-        <w:shd w:val="clear" w:color="auto" w:fill="262626" w:themeFill="text1" w:themeFillTint="D9"/>
-        <w:spacing w:line="240" w:lineRule="auto"/>
-        <w:rPr>
-          <w:rFonts w:ascii="Consolas" w:hAnsi="Consolas" w:cs="Times New Roman"/>
-          <w:sz w:val="20"/>
-          <w:szCs w:val="20"/>
-          <w:lang w:val="en-US"/>
-        </w:rPr>
-      </w:pPr>
-      <w:r>
-        <w:rPr>
-          <w:rFonts w:ascii="Consolas" w:hAnsi="Consolas" w:cs="Times New Roman"/>
-          <w:sz w:val="20"/>
-          <w:szCs w:val="20"/>
-          <w:lang w:val="en-US"/>
-        </w:rPr>
-        <w:t xml:space="preserve"> </w:t>
-      </w:r>
-      <w:proofErr w:type="spellStart"/>
-      <w:r>
-        <w:rPr>
-          <w:rFonts w:ascii="Consolas" w:hAnsi="Consolas" w:cs="Times New Roman"/>
-          <w:sz w:val="20"/>
-          <w:szCs w:val="20"/>
-          <w:lang w:val="en-US"/>
-        </w:rPr>
-        <w:t>i</w:t>
-      </w:r>
-      <w:proofErr w:type="spellEnd"/>
-      <w:r>
-        <w:rPr>
-          <w:rFonts w:ascii="Consolas" w:hAnsi="Consolas" w:cs="Times New Roman"/>
-          <w:sz w:val="20"/>
-          <w:szCs w:val="20"/>
-          <w:lang w:val="en-US"/>
-        </w:rPr>
-        <w:t xml:space="preserve">       | </w:t>
-      </w:r>
-      <w:proofErr w:type="spellStart"/>
-      <w:r>
-        <w:rPr>
-          <w:rFonts w:ascii="Consolas" w:hAnsi="Consolas" w:cs="Times New Roman"/>
-          <w:sz w:val="20"/>
-          <w:szCs w:val="20"/>
-          <w:lang w:val="en-US"/>
-        </w:rPr>
-        <w:t>branches_branch_name_key</w:t>
-      </w:r>
-      <w:proofErr w:type="spellEnd"/>
-      <w:r>
-        <w:rPr>
-          <w:rFonts w:ascii="Consolas" w:hAnsi="Consolas" w:cs="Times New Roman"/>
-          <w:sz w:val="20"/>
-          <w:szCs w:val="20"/>
-          <w:lang w:val="en-US"/>
-        </w:rPr>
-        <w:t xml:space="preserve">      | </w:t>
-      </w:r>
-      <w:proofErr w:type="spellStart"/>
-      <w:r>
-        <w:rPr>
-          <w:rFonts w:ascii="Consolas" w:hAnsi="Consolas" w:cs="Times New Roman"/>
-          <w:sz w:val="20"/>
-          <w:szCs w:val="20"/>
-          <w:lang w:val="en-US"/>
-        </w:rPr>
-        <w:t>pg_default</w:t>
-      </w:r>
-      <w:proofErr w:type="spellEnd"/>
-      <w:r>
-        <w:rPr>
-          <w:rFonts w:ascii="Consolas" w:hAnsi="Consolas" w:cs="Times New Roman"/>
-          <w:sz w:val="20"/>
-          <w:szCs w:val="20"/>
-          <w:lang w:val="en-US"/>
-        </w:rPr>
-        <w:t xml:space="preserve">      | public</w:t>
-      </w:r>
-    </w:p>
-    <w:p>
-      <w:pPr>
-        <w:shd w:val="clear" w:color="auto" w:fill="262626" w:themeFill="text1" w:themeFillTint="D9"/>
-        <w:spacing w:line="240" w:lineRule="auto"/>
-        <w:rPr>
-          <w:rFonts w:ascii="Consolas" w:hAnsi="Consolas" w:cs="Times New Roman"/>
-          <w:sz w:val="20"/>
-          <w:szCs w:val="20"/>
-          <w:lang w:val="en-US"/>
-        </w:rPr>
-      </w:pPr>
-      <w:r>
-        <w:rPr>
-          <w:rFonts w:ascii="Consolas" w:hAnsi="Consolas" w:cs="Times New Roman"/>
-          <w:sz w:val="20"/>
-          <w:szCs w:val="20"/>
-          <w:lang w:val="en-US"/>
-        </w:rPr>
-        <w:t xml:space="preserve"> </w:t>
-      </w:r>
-      <w:proofErr w:type="spellStart"/>
-      <w:r>
-        <w:rPr>
-          <w:rFonts w:ascii="Consolas" w:hAnsi="Consolas" w:cs="Times New Roman"/>
-          <w:sz w:val="20"/>
-          <w:szCs w:val="20"/>
-          <w:lang w:val="en-US"/>
-        </w:rPr>
-        <w:t>i</w:t>
-      </w:r>
-      <w:proofErr w:type="spellEnd"/>
-      <w:r>
-        <w:rPr>
-          <w:rFonts w:ascii="Consolas" w:hAnsi="Consolas" w:cs="Times New Roman"/>
-          <w:sz w:val="20"/>
-          <w:szCs w:val="20"/>
-          <w:lang w:val="en-US"/>
-        </w:rPr>
-        <w:t xml:space="preserve">       | </w:t>
-      </w:r>
-      <w:proofErr w:type="spellStart"/>
-      <w:r>
-        <w:rPr>
-          <w:rFonts w:ascii="Consolas" w:hAnsi="Consolas" w:cs="Times New Roman"/>
-          <w:sz w:val="20"/>
-          <w:szCs w:val="20"/>
-          <w:lang w:val="en-US"/>
-        </w:rPr>
-        <w:t>branches_pkey</w:t>
-      </w:r>
-      <w:proofErr w:type="spellEnd"/>
-      <w:r>
-        <w:rPr>
-          <w:rFonts w:ascii="Consolas" w:hAnsi="Consolas" w:cs="Times New Roman"/>
-          <w:sz w:val="20"/>
-          <w:szCs w:val="20"/>
-          <w:lang w:val="en-US"/>
-        </w:rPr>
-        <w:t xml:space="preserve">                 | </w:t>
-      </w:r>
-      <w:proofErr w:type="spellStart"/>
-      <w:r>
-        <w:rPr>
-          <w:rFonts w:ascii="Consolas" w:hAnsi="Consolas" w:cs="Times New Roman"/>
-          <w:sz w:val="20"/>
-          <w:szCs w:val="20"/>
-          <w:lang w:val="en-US"/>
-        </w:rPr>
-        <w:t>pg_default</w:t>
-      </w:r>
-      <w:proofErr w:type="spellEnd"/>
-      <w:r>
-        <w:rPr>
-          <w:rFonts w:ascii="Consolas" w:hAnsi="Consolas" w:cs="Times New Roman"/>
-          <w:sz w:val="20"/>
-          <w:szCs w:val="20"/>
-          <w:lang w:val="en-US"/>
-        </w:rPr>
-        <w:t xml:space="preserve">      | public</w:t>
-      </w:r>
-    </w:p>
-    <w:p>
-      <w:pPr>
-        <w:shd w:val="clear" w:color="auto" w:fill="262626" w:themeFill="text1" w:themeFillTint="D9"/>
-        <w:spacing w:line="240" w:lineRule="auto"/>
-        <w:rPr>
-          <w:rFonts w:ascii="Consolas" w:hAnsi="Consolas" w:cs="Times New Roman"/>
-          <w:sz w:val="20"/>
-          <w:szCs w:val="20"/>
-          <w:lang w:val="en-US"/>
-        </w:rPr>
-      </w:pPr>
-      <w:r>
-        <w:rPr>
-          <w:rFonts w:ascii="Consolas" w:hAnsi="Consolas" w:cs="Times New Roman"/>
-          <w:sz w:val="20"/>
-          <w:szCs w:val="20"/>
-          <w:lang w:val="en-US"/>
-        </w:rPr>
-        <w:t xml:space="preserve"> </w:t>
-      </w:r>
-      <w:proofErr w:type="spellStart"/>
-      <w:r>
-        <w:rPr>
-          <w:rFonts w:ascii="Consolas" w:hAnsi="Consolas" w:cs="Times New Roman"/>
-          <w:sz w:val="20"/>
-          <w:szCs w:val="20"/>
-          <w:lang w:val="en-US"/>
-        </w:rPr>
-        <w:t>i</w:t>
-      </w:r>
-      <w:proofErr w:type="spellEnd"/>
-      <w:r>
-        <w:rPr>
-          <w:rFonts w:ascii="Consolas" w:hAnsi="Consolas" w:cs="Times New Roman"/>
-          <w:sz w:val="20"/>
-          <w:szCs w:val="20"/>
-          <w:lang w:val="en-US"/>
-        </w:rPr>
-        <w:t xml:space="preserve">       | </w:t>
-      </w:r>
-      <w:proofErr w:type="spellStart"/>
-      <w:r>
-        <w:rPr>
-          <w:rFonts w:ascii="Consolas" w:hAnsi="Consolas" w:cs="Times New Roman"/>
-          <w:sz w:val="20"/>
-          <w:szCs w:val="20"/>
-          <w:lang w:val="en-US"/>
-        </w:rPr>
-        <w:t>clients_pkey</w:t>
-      </w:r>
-      <w:proofErr w:type="spellEnd"/>
-      <w:r>
-        <w:rPr>
-          <w:rFonts w:ascii="Consolas" w:hAnsi="Consolas" w:cs="Times New Roman"/>
-          <w:sz w:val="20"/>
-          <w:szCs w:val="20"/>
-          <w:lang w:val="en-US"/>
-        </w:rPr>
-        <w:t xml:space="preserve">                  | </w:t>
-      </w:r>
-      <w:proofErr w:type="spellStart"/>
-      <w:r>
-        <w:rPr>
-          <w:rFonts w:ascii="Consolas" w:hAnsi="Consolas" w:cs="Times New Roman"/>
-          <w:sz w:val="20"/>
-          <w:szCs w:val="20"/>
-          <w:lang w:val="en-US"/>
-        </w:rPr>
-        <w:t>pg_default</w:t>
-      </w:r>
-      <w:proofErr w:type="spellEnd"/>
-      <w:r>
-        <w:rPr>
-          <w:rFonts w:ascii="Consolas" w:hAnsi="Consolas" w:cs="Times New Roman"/>
-          <w:sz w:val="20"/>
-          <w:szCs w:val="20"/>
-          <w:lang w:val="en-US"/>
-        </w:rPr>
-        <w:t xml:space="preserve">      | public</w:t>
-      </w:r>
-    </w:p>
-    <w:p>
-      <w:pPr>
-        <w:shd w:val="clear" w:color="auto" w:fill="262626" w:themeFill="text1" w:themeFillTint="D9"/>
-        <w:spacing w:line="240" w:lineRule="auto"/>
-        <w:rPr>
-          <w:rFonts w:ascii="Consolas" w:hAnsi="Consolas" w:cs="Times New Roman"/>
-          <w:sz w:val="20"/>
-          <w:szCs w:val="20"/>
-          <w:lang w:val="en-US"/>
-        </w:rPr>
-      </w:pPr>
-      <w:r>
-        <w:rPr>
-          <w:rFonts w:ascii="Consolas" w:hAnsi="Consolas" w:cs="Times New Roman"/>
-          <w:sz w:val="20"/>
-          <w:szCs w:val="20"/>
-          <w:lang w:val="en-US"/>
-        </w:rPr>
-        <w:t xml:space="preserve"> </w:t>
-      </w:r>
-      <w:proofErr w:type="spellStart"/>
-      <w:r>
-        <w:rPr>
-          <w:rFonts w:ascii="Consolas" w:hAnsi="Consolas" w:cs="Times New Roman"/>
-          <w:sz w:val="20"/>
-          <w:szCs w:val="20"/>
-          <w:lang w:val="en-US"/>
-        </w:rPr>
-        <w:t>i</w:t>
-      </w:r>
-      <w:proofErr w:type="spellEnd"/>
-      <w:r>
-        <w:rPr>
-          <w:rFonts w:ascii="Consolas" w:hAnsi="Consolas" w:cs="Times New Roman"/>
-          <w:sz w:val="20"/>
-          <w:szCs w:val="20"/>
-          <w:lang w:val="en-US"/>
-        </w:rPr>
-        <w:t xml:space="preserve">       | </w:t>
-      </w:r>
-      <w:proofErr w:type="spellStart"/>
-      <w:r>
-        <w:rPr>
-          <w:rFonts w:ascii="Consolas" w:hAnsi="Consolas" w:cs="Times New Roman"/>
-          <w:sz w:val="20"/>
-          <w:szCs w:val="20"/>
-          <w:lang w:val="en-US"/>
-        </w:rPr>
-        <w:t>operations_pkey</w:t>
-      </w:r>
-      <w:proofErr w:type="spellEnd"/>
-      <w:r>
-        <w:rPr>
-          <w:rFonts w:ascii="Consolas" w:hAnsi="Consolas" w:cs="Times New Roman"/>
-          <w:sz w:val="20"/>
-          <w:szCs w:val="20"/>
-          <w:lang w:val="en-US"/>
-        </w:rPr>
-        <w:t xml:space="preserve">               | </w:t>
-      </w:r>
-      <w:proofErr w:type="spellStart"/>
-      <w:r>
-        <w:rPr>
-          <w:rFonts w:ascii="Consolas" w:hAnsi="Consolas" w:cs="Times New Roman"/>
-          <w:sz w:val="20"/>
-          <w:szCs w:val="20"/>
-          <w:lang w:val="en-US"/>
-        </w:rPr>
-        <w:t>pg_default</w:t>
-      </w:r>
-      <w:proofErr w:type="spellEnd"/>
-      <w:r>
-        <w:rPr>
-          <w:rFonts w:ascii="Consolas" w:hAnsi="Consolas" w:cs="Times New Roman"/>
-          <w:sz w:val="20"/>
-          <w:szCs w:val="20"/>
-          <w:lang w:val="en-US"/>
-        </w:rPr>
-        <w:t xml:space="preserve">      | public</w:t>
-      </w:r>
     </w:p>
     <w:p>
       <w:pPr>
